--- a/a7/packages/A7 Unit 3 - Exponents and Scientific Notation/Teacher Editions/A7 3.T1  Teacher Edition.docx
+++ b/a7/packages/A7 Unit 3 - Exponents and Scientific Notation/Teacher Editions/A7 3.T1  Teacher Edition.docx
@@ -149,214 +149,7 @@
           <w:color w:val="1A1A1A"/>
           <w:sz w:val="30"/>
         </w:rPr>
-        <w:t>Read This First</w:t>
-      </w:r>
-    </w:p>
-    <w:p>
-      <w:pPr>
-        <w:spacing w:before="0" w:after="120"/>
-      </w:pPr>
-      <w:r>
-        <w:rPr>
-          <w:b w:val="0"/>
-          <w:i w:val="0"/>
-          <w:color w:val="1A1A1A"/>
-          <w:sz w:val="21"/>
-        </w:rPr>
-        <w:t>This is the first of the two Thread A days placed inside Unit 3 under ruling 14: MA.8.AR.1.1 (Math Nation Unit 14, lessons 14.1 and 14.2) taught right after the numerical laws are complete and before scientific notation. The content is the same seven laws with variable bases, and the lesson is built to say so out loud — every law is introduced by the numerical version the class already owns.</w:t>
-      </w:r>
-    </w:p>
-    <w:p>
-      <w:pPr>
-        <w:spacing w:before="0" w:after="120"/>
-      </w:pPr>
-      <w:r>
-        <w:rPr>
-          <w:b w:val="0"/>
-          <w:i w:val="0"/>
-          <w:color w:val="1A1A1A"/>
-          <w:sz w:val="21"/>
-        </w:rPr>
-        <w:t>Math Nation's Unit 14 pages were not part of the Unit 3 package, so the items here are original, aligned to the benchmark text, the B1G-M's example ((3x</w:t>
-      </w:r>
-      <w:r>
-        <w:rPr>
-          <w:b w:val="0"/>
-          <w:i w:val="0"/>
-          <w:color w:val="1A1A1A"/>
-          <w:sz w:val="21"/>
-          <w:vertAlign w:val="superscript"/>
-        </w:rPr>
-        <w:t>3</w:t>
-      </w:r>
-      <w:r>
-        <w:rPr>
-          <w:b w:val="0"/>
-          <w:i w:val="0"/>
-          <w:color w:val="1A1A1A"/>
-          <w:sz w:val="21"/>
-        </w:rPr>
-        <w:t>y</w:t>
-      </w:r>
-      <w:r>
-        <w:rPr>
-          <w:b w:val="0"/>
-          <w:i w:val="0"/>
-          <w:color w:val="1A1A1A"/>
-          <w:sz w:val="21"/>
-          <w:vertAlign w:val="superscript"/>
-        </w:rPr>
-        <w:t>-2</w:t>
-      </w:r>
-      <w:r>
-        <w:rPr>
-          <w:b w:val="0"/>
-          <w:i w:val="0"/>
-          <w:color w:val="1A1A1A"/>
-          <w:sz w:val="21"/>
-        </w:rPr>
-        <w:t>)</w:t>
-      </w:r>
-      <w:r>
-        <w:rPr>
-          <w:b w:val="0"/>
-          <w:i w:val="0"/>
-          <w:color w:val="1A1A1A"/>
-          <w:sz w:val="21"/>
-          <w:vertAlign w:val="superscript"/>
-        </w:rPr>
-        <w:t>3</w:t>
-      </w:r>
-      <w:r>
-        <w:rPr>
-          <w:b w:val="0"/>
-          <w:i w:val="0"/>
-          <w:color w:val="1A1A1A"/>
-          <w:sz w:val="21"/>
-        </w:rPr>
-        <w:t xml:space="preserve"> — held for tomorrow, because of the negative exponent), its listed items (x</w:t>
-      </w:r>
-      <w:r>
-        <w:rPr>
-          <w:b w:val="0"/>
-          <w:i w:val="0"/>
-          <w:color w:val="1A1A1A"/>
-          <w:sz w:val="21"/>
-          <w:vertAlign w:val="superscript"/>
-        </w:rPr>
-        <w:t>5</w:t>
-      </w:r>
-      <w:r>
-        <w:rPr>
-          <w:b w:val="0"/>
-          <w:i w:val="0"/>
-          <w:color w:val="1A1A1A"/>
-          <w:sz w:val="21"/>
-        </w:rPr>
-        <w:t>x</w:t>
-      </w:r>
-      <w:r>
-        <w:rPr>
-          <w:b w:val="0"/>
-          <w:i w:val="0"/>
-          <w:color w:val="1A1A1A"/>
-          <w:sz w:val="21"/>
-          <w:vertAlign w:val="superscript"/>
-        </w:rPr>
-        <w:t>8</w:t>
-      </w:r>
-      <w:r>
-        <w:rPr>
-          <w:b w:val="0"/>
-          <w:i w:val="0"/>
-          <w:color w:val="1A1A1A"/>
-          <w:sz w:val="21"/>
-        </w:rPr>
-        <w:t xml:space="preserve"> = x</w:t>
-      </w:r>
-      <w:r>
-        <w:rPr>
-          <w:b w:val="0"/>
-          <w:i w:val="0"/>
-          <w:color w:val="1A1A1A"/>
-          <w:sz w:val="21"/>
-          <w:vertAlign w:val="superscript"/>
-        </w:rPr>
-        <w:t>13</w:t>
-      </w:r>
-      <w:r>
-        <w:rPr>
-          <w:b w:val="0"/>
-          <w:i w:val="0"/>
-          <w:color w:val="1A1A1A"/>
-          <w:sz w:val="21"/>
-        </w:rPr>
-        <w:t>) and its task (Rachel and Justina, whiteboard 9). The three IXL skills for the day are the ones the Math Nation plan attaches to 14.1 and 14.2.</w:t>
-      </w:r>
-    </w:p>
-    <w:p>
-      <w:pPr>
-        <w:spacing w:before="0" w:after="120"/>
-      </w:pPr>
-      <w:r>
-        <w:rPr>
-          <w:b w:val="0"/>
-          <w:i w:val="0"/>
-          <w:color w:val="1A1A1A"/>
-          <w:sz w:val="21"/>
-        </w:rPr>
-        <w:t>Every quotient today lands on a positive or zero exponent by design; negative results are tomorrow's lesson. Do not let a student 'discover' x</w:t>
-      </w:r>
-      <w:r>
-        <w:rPr>
-          <w:b w:val="0"/>
-          <w:i w:val="0"/>
-          <w:color w:val="1A1A1A"/>
-          <w:sz w:val="21"/>
-          <w:vertAlign w:val="superscript"/>
-        </w:rPr>
-        <w:t>-2</w:t>
-      </w:r>
-      <w:r>
-        <w:rPr>
-          <w:b w:val="0"/>
-          <w:i w:val="0"/>
-          <w:color w:val="1A1A1A"/>
-          <w:sz w:val="21"/>
-        </w:rPr>
-        <w:t xml:space="preserve"> today — say 'tomorrow' and move on.</w:t>
-      </w:r>
-    </w:p>
-    <w:p>
-      <w:pPr>
-        <w:spacing w:before="0" w:after="120"/>
-      </w:pPr>
-      <w:r>
-        <w:rPr>
-          <w:b w:val="0"/>
-          <w:i w:val="0"/>
-          <w:color w:val="1A1A1A"/>
-          <w:sz w:val="21"/>
-        </w:rPr>
-        <w:t>The word monomial is used on the student pages. It is defined in the vocabulary box and on the reference sheet; the benchmark's boundary is 'monomial bases', so the word earns its place.</w:t>
-      </w:r>
-    </w:p>
-    <w:p>
-      <w:pPr>
-        <w:keepNext/>
-        <w:spacing w:before="280" w:after="120"/>
-        <w:pBdr>
-          <w:bottom w:val="single" w:sz="8" w:space="2" w:color="1A1A1A"/>
-        </w:pBdr>
-      </w:pPr>
-      <w:r>
-        <w:rPr>
-          <w:b/>
-          <w:i w:val="0"/>
-          <w:color w:val="1A1A1A"/>
-          <w:sz w:val="30"/>
-        </w:rPr>
-        <w:t>Standard and Targets</w:t>
+        <w:t>The Period</w:t>
       </w:r>
     </w:p>
     <w:p>
@@ -393,7 +186,7 @@
           <w:color w:val="1A1A1A"/>
           <w:sz w:val="21"/>
         </w:rPr>
-        <w:t xml:space="preserve">Benchmark  </w:t>
+        <w:t xml:space="preserve">Must  </w:t>
       </w:r>
       <w:r>
         <w:rPr>
@@ -402,7 +195,7 @@
           <w:color w:val="1A1A1A"/>
           <w:sz w:val="21"/>
         </w:rPr>
-        <w:t>Apply the Laws of Exponents to generate equivalent algebraic expressions, limited to integer exponents and monomial bases.</w:t>
+        <w:t>Whole-number exponents on monomial bases: multiply and divide monomials, and raise a monomial to a power, generating an equivalent expression each time.</w:t>
       </w:r>
     </w:p>
     <w:p>
@@ -416,7 +209,7 @@
           <w:color w:val="1A1A1A"/>
           <w:sz w:val="21"/>
         </w:rPr>
-        <w:t xml:space="preserve">Boundary  </w:t>
+        <w:t xml:space="preserve">Must not  </w:t>
       </w:r>
       <w:r>
         <w:rPr>
@@ -425,7 +218,7 @@
           <w:color w:val="1A1A1A"/>
           <w:sz w:val="21"/>
         </w:rPr>
-        <w:t>Integer exponents; monomial bases. Today's exponents are whole numbers; the negative ones arrive on day 2. Rational exponents are Algebra 1.</w:t>
+        <w:t>Whole-number exponents today; the negative ones are tomorrow. No rational exponents, and monomials only — nothing with a plus sign in it.</w:t>
       </w:r>
     </w:p>
     <w:p>
@@ -439,7 +232,7 @@
           <w:color w:val="1A1A1A"/>
           <w:sz w:val="21"/>
         </w:rPr>
-        <w:t xml:space="preserve">Learning target  </w:t>
+        <w:t xml:space="preserve">Target  </w:t>
       </w:r>
       <w:r>
         <w:rPr>
@@ -462,7 +255,16 @@
           <w:color w:val="1A1A1A"/>
           <w:sz w:val="21"/>
         </w:rPr>
-        <w:t xml:space="preserve">Essential question  </w:t>
+        <w:t xml:space="preserve">MTR  </w:t>
+      </w:r>
+      <w:r>
+        <w:rPr>
+          <w:b/>
+          <w:i w:val="0"/>
+          <w:color w:val="1A1A1A"/>
+          <w:sz w:val="21"/>
+        </w:rPr>
+        <w:t>MTR.5.1</w:t>
       </w:r>
       <w:r>
         <w:rPr>
@@ -471,13 +273,8 @@
           <w:color w:val="1A1A1A"/>
           <w:sz w:val="21"/>
         </w:rPr>
-        <w:t>Do the laws of exponents change when the base is a variable?</w:t>
+        <w:t xml:space="preserve"> — Notes I   ·   </w:t>
       </w:r>
-    </w:p>
-    <w:p>
-      <w:pPr>
-        <w:spacing w:before="0" w:after="100"/>
-      </w:pPr>
       <w:r>
         <w:rPr>
           <w:b/>
@@ -485,7 +282,7 @@
           <w:color w:val="1A1A1A"/>
           <w:sz w:val="21"/>
         </w:rPr>
-        <w:t xml:space="preserve">Building on  </w:t>
+        <w:t>MTR.3.1</w:t>
       </w:r>
       <w:r>
         <w:rPr>
@@ -494,17 +291,16 @@
           <w:color w:val="1A1A1A"/>
           <w:sz w:val="21"/>
         </w:rPr>
-        <w:t>MA.7.NSO.1.1 and MA.8.NSO.1.3 (3.01–3.07) — the laws with numerical bases; Grade 7 — x · x · x = x</w:t>
+        <w:t xml:space="preserve"> — Boards 1, 2 and 7   ·   </w:t>
       </w:r>
       <w:r>
         <w:rPr>
-          <w:b w:val="0"/>
+          <w:b/>
           <w:i w:val="0"/>
           <w:color w:val="1A1A1A"/>
           <w:sz w:val="21"/>
-          <w:vertAlign w:val="superscript"/>
         </w:rPr>
-        <w:t>3</w:t>
+        <w:t>MTR.4.1</w:t>
       </w:r>
       <w:r>
         <w:rPr>
@@ -513,140 +309,7 @@
           <w:color w:val="1A1A1A"/>
           <w:sz w:val="21"/>
         </w:rPr>
-        <w:t xml:space="preserve"> and 3x means 3 · x.</w:t>
-      </w:r>
-    </w:p>
-    <w:p>
-      <w:pPr>
-        <w:spacing w:before="0" w:after="100"/>
-      </w:pPr>
-      <w:r>
-        <w:rPr>
-          <w:b/>
-          <w:i w:val="0"/>
-          <w:color w:val="1A1A1A"/>
-          <w:sz w:val="21"/>
-        </w:rPr>
-        <w:t xml:space="preserve">Working toward  </w:t>
-      </w:r>
-      <w:r>
-        <w:rPr>
-          <w:b w:val="0"/>
-          <w:i w:val="0"/>
-          <w:color w:val="1A1A1A"/>
-          <w:sz w:val="21"/>
-        </w:rPr>
-        <w:t>T-A2 — negative exponents on variable bases and several laws at once; MA.912.NSO.1.2 — rational exponents on algebraic expressions in Algebra 1.</w:t>
-      </w:r>
-    </w:p>
-    <w:p>
-      <w:pPr>
-        <w:spacing w:before="0" w:after="100"/>
-      </w:pPr>
-      <w:r>
-        <w:rPr>
-          <w:b/>
-          <w:i w:val="0"/>
-          <w:color w:val="1A1A1A"/>
-          <w:sz w:val="21"/>
-        </w:rPr>
-        <w:t xml:space="preserve">Where this sits in the course  </w:t>
-      </w:r>
-      <w:r>
-        <w:rPr>
-          <w:b w:val="0"/>
-          <w:i w:val="0"/>
-          <w:color w:val="1A1A1A"/>
-          <w:sz w:val="21"/>
-        </w:rPr>
-        <w:t>First of two MA.8.AR.1.1 days. The Grade 8 FAST reports this under Algebraic Reasoning, not Number Sense — the same laws, a different reporting category. The B1G-M misconceptions for this benchmark are the numerical ones in new clothes: multiplying the exponent into the base (5 · 2 for 5</w:t>
-      </w:r>
-      <w:r>
-        <w:rPr>
-          <w:b w:val="0"/>
-          <w:i w:val="0"/>
-          <w:color w:val="1A1A1A"/>
-          <w:sz w:val="21"/>
-          <w:vertAlign w:val="superscript"/>
-        </w:rPr>
-        <w:t>2</w:t>
-      </w:r>
-      <w:r>
-        <w:rPr>
-          <w:b w:val="0"/>
-          <w:i w:val="0"/>
-          <w:color w:val="1A1A1A"/>
-          <w:sz w:val="21"/>
-        </w:rPr>
-        <w:t>), adding when the law says multiply, and forgetting that a coefficient inside parentheses is raised too.</w:t>
-      </w:r>
-    </w:p>
-    <w:p>
-      <w:pPr>
-        <w:keepNext/>
-        <w:spacing w:before="280" w:after="120"/>
-        <w:pBdr>
-          <w:bottom w:val="single" w:sz="8" w:space="2" w:color="1A1A1A"/>
-        </w:pBdr>
-      </w:pPr>
-      <w:r>
-        <w:rPr>
-          <w:b/>
-          <w:i w:val="0"/>
-          <w:color w:val="1A1A1A"/>
-          <w:sz w:val="30"/>
-        </w:rPr>
-        <w:t>Lesson at a Glance</w:t>
-      </w:r>
-    </w:p>
-    <w:p>
-      <w:pPr>
-        <w:spacing w:before="0" w:after="120"/>
-      </w:pPr>
-      <w:r>
-        <w:rPr>
-          <w:b w:val="0"/>
-          <w:i w:val="0"/>
-          <w:color w:val="1A1A1A"/>
-          <w:sz w:val="21"/>
-        </w:rPr>
-        <w:t xml:space="preserve">Windy Hill periods run </w:t>
-      </w:r>
-      <w:r>
-        <w:rPr>
-          <w:b/>
-          <w:i w:val="0"/>
-          <w:color w:val="1A1A1A"/>
-          <w:sz w:val="21"/>
-        </w:rPr>
-        <w:t>53 minutes</w:t>
-      </w:r>
-      <w:r>
-        <w:rPr>
-          <w:b w:val="0"/>
-          <w:i w:val="0"/>
-          <w:color w:val="1A1A1A"/>
-          <w:sz w:val="21"/>
-        </w:rPr>
-        <w:t xml:space="preserve">. The whiteboard round takes the remainder after the taught blocks — </w:t>
-      </w:r>
-      <w:r>
-        <w:rPr>
-          <w:b/>
-          <w:i w:val="0"/>
-          <w:color w:val="1A1A1A"/>
-          <w:sz w:val="21"/>
-        </w:rPr>
-        <w:t>19 minutes</w:t>
-      </w:r>
-      <w:r>
-        <w:rPr>
-          <w:b w:val="0"/>
-          <w:i w:val="0"/>
-          <w:color w:val="1A1A1A"/>
-          <w:sz w:val="21"/>
-        </w:rPr>
-        <w:t xml:space="preserve"> in this lesson — and IXL takes the last 5. Slide numbers below are read from the deck when this edition is built.</w:t>
+        <w:t xml:space="preserve"> — Board 5</w:t>
       </w:r>
     </w:p>
     <w:tbl>
@@ -1545,7 +1208,105 @@
                 <w:color w:val="1A1A1A"/>
                 <w:sz w:val="20"/>
               </w:rPr>
-              <w:t>19 min</w:t>
+              <w:t>13 min</w:t>
+            </w:r>
+          </w:p>
+        </w:tc>
+      </w:tr>
+      <w:tr>
+        <w:trPr>
+          <w:cantSplit/>
+        </w:trPr>
+        <w:tc>
+          <w:tcPr>
+            <w:tcW w:type="dxa" w:w="6660"/>
+            <w:tcMar>
+              <w:top w:w="60" w:type="dxa"/>
+              <w:left w:w="100" w:type="dxa"/>
+              <w:bottom w:w="60" w:type="dxa"/>
+              <w:right w:w="100" w:type="dxa"/>
+            </w:tcMar>
+            <w:tcBorders>
+              <w:top w:val="single" w:sz="6" w:color="1A1A1A"/>
+              <w:left w:val="single" w:sz="6" w:color="1A1A1A"/>
+              <w:bottom w:val="single" w:sz="6" w:color="1A1A1A"/>
+              <w:right w:val="single" w:sz="6" w:color="1A1A1A"/>
+            </w:tcBorders>
+          </w:tcPr>
+          <w:p>
+            <w:pPr>
+              <w:spacing w:after="0"/>
+            </w:pPr>
+            <w:r>
+              <w:rPr>
+                <w:b w:val="0"/>
+                <w:i w:val="0"/>
+                <w:color w:val="1A1A1A"/>
+                <w:sz w:val="20"/>
+              </w:rPr>
+              <w:t>Independent Set</w:t>
+            </w:r>
+          </w:p>
+        </w:tc>
+        <w:tc>
+          <w:tcPr>
+            <w:tcW w:type="dxa" w:w="1200"/>
+            <w:tcMar>
+              <w:top w:w="60" w:type="dxa"/>
+              <w:left w:w="100" w:type="dxa"/>
+              <w:bottom w:w="60" w:type="dxa"/>
+              <w:right w:w="100" w:type="dxa"/>
+            </w:tcMar>
+            <w:tcBorders>
+              <w:top w:val="single" w:sz="6" w:color="1A1A1A"/>
+              <w:left w:val="single" w:sz="6" w:color="1A1A1A"/>
+              <w:bottom w:val="single" w:sz="6" w:color="1A1A1A"/>
+              <w:right w:val="single" w:sz="6" w:color="1A1A1A"/>
+            </w:tcBorders>
+          </w:tcPr>
+          <w:p>
+            <w:pPr>
+              <w:spacing w:after="0"/>
+            </w:pPr>
+            <w:r>
+              <w:rPr>
+                <w:b w:val="0"/>
+                <w:i w:val="0"/>
+                <w:color w:val="1A1A1A"/>
+                <w:sz w:val="20"/>
+              </w:rPr>
+              <w:t>33</w:t>
+            </w:r>
+          </w:p>
+        </w:tc>
+        <w:tc>
+          <w:tcPr>
+            <w:tcW w:type="dxa" w:w="1500"/>
+            <w:tcMar>
+              <w:top w:w="60" w:type="dxa"/>
+              <w:left w:w="100" w:type="dxa"/>
+              <w:bottom w:w="60" w:type="dxa"/>
+              <w:right w:w="100" w:type="dxa"/>
+            </w:tcMar>
+            <w:tcBorders>
+              <w:top w:val="single" w:sz="6" w:color="1A1A1A"/>
+              <w:left w:val="single" w:sz="6" w:color="1A1A1A"/>
+              <w:bottom w:val="single" w:sz="6" w:color="1A1A1A"/>
+              <w:right w:val="single" w:sz="6" w:color="1A1A1A"/>
+            </w:tcBorders>
+          </w:tcPr>
+          <w:p>
+            <w:pPr>
+              <w:spacing w:after="0"/>
+            </w:pPr>
+            <w:r>
+              <w:rPr>
+                <w:b w:val="0"/>
+                <w:i w:val="0"/>
+                <w:color w:val="1A1A1A"/>
+                <w:sz w:val="20"/>
+              </w:rPr>
+              <w:t>6 min</w:t>
             </w:r>
           </w:p>
         </w:tc>
@@ -1612,7 +1373,7 @@
                 <w:color w:val="1A1A1A"/>
                 <w:sz w:val="20"/>
               </w:rPr>
-              <w:t>33</w:t>
+              <w:t>34</w:t>
             </w:r>
           </w:p>
         </w:tc>
@@ -1750,579 +1511,22 @@
     </w:p>
     <w:p>
       <w:pPr>
-        <w:spacing w:before="0" w:after="100"/>
+        <w:keepNext/>
+        <w:spacing w:before="200" w:after="60"/>
       </w:pPr>
       <w:r>
         <w:rPr>
           <w:b/>
           <w:i w:val="0"/>
           <w:color w:val="1A1A1A"/>
-          <w:sz w:val="21"/>
+          <w:sz w:val="23"/>
         </w:rPr>
-        <w:t xml:space="preserve">Materials  </w:t>
-      </w:r>
-      <w:r>
-        <w:rPr>
-          <w:b w:val="0"/>
-          <w:i w:val="0"/>
-          <w:color w:val="1A1A1A"/>
-          <w:sz w:val="21"/>
-        </w:rPr>
-        <w:t>Whiteboards and markers. Calculators are allowed on everything; there is little for them to do today beyond 15</w:t>
-      </w:r>
-      <w:r>
-        <w:rPr>
-          <w:b w:val="0"/>
-          <w:i w:val="0"/>
-          <w:color w:val="1A1A1A"/>
-          <w:sz w:val="21"/>
-          <w:vertAlign w:val="superscript"/>
-        </w:rPr>
-        <w:t>3</w:t>
-      </w:r>
-      <w:r>
-        <w:rPr>
-          <w:b w:val="0"/>
-          <w:i w:val="0"/>
-          <w:color w:val="1A1A1A"/>
-          <w:sz w:val="21"/>
-        </w:rPr>
-        <w:t>.</w:t>
+        <w:t>Say these three things out loud today</w:t>
       </w:r>
     </w:p>
     <w:p>
       <w:pPr>
-        <w:spacing w:before="0" w:after="100"/>
-      </w:pPr>
-      <w:r>
-        <w:rPr>
-          <w:b/>
-          <w:i w:val="0"/>
-          <w:color w:val="1A1A1A"/>
-          <w:sz w:val="21"/>
-        </w:rPr>
-        <w:t xml:space="preserve">Where the lesson lives  </w:t>
-      </w:r>
-      <w:r>
-        <w:rPr>
-          <w:b w:val="0"/>
-          <w:i w:val="0"/>
-          <w:color w:val="1A1A1A"/>
-          <w:sz w:val="21"/>
-        </w:rPr>
-        <w:t>Notes II — 'everything inside the parentheses gets the exponent, the number included'. Whiteboard 5 tells you whether it landed; whiteboard 9 asks for it in writing.</w:t>
-      </w:r>
-    </w:p>
-    <w:p>
-      <w:pPr>
-        <w:spacing w:before="0" w:after="120"/>
-      </w:pPr>
-      <w:r>
-        <w:rPr>
-          <w:b/>
-          <w:i w:val="0"/>
-          <w:color w:val="1A1A1A"/>
-          <w:sz w:val="21"/>
-        </w:rPr>
-        <w:t>No partner or group work anywhere in this lesson.</w:t>
-      </w:r>
-      <w:r>
-        <w:rPr>
-          <w:b w:val="0"/>
-          <w:i w:val="0"/>
-          <w:color w:val="1A1A1A"/>
-          <w:sz w:val="21"/>
-        </w:rPr>
-        <w:t xml:space="preserve"> Every Math Nation exploration this lesson draws on was written for pairs; here the same tables are worked from the front and on individual boards.</w:t>
-      </w:r>
-    </w:p>
-    <w:p>
-      <w:pPr>
-        <w:keepNext/>
-        <w:spacing w:before="280" w:after="120"/>
-        <w:pBdr>
-          <w:bottom w:val="single" w:sz="8" w:space="2" w:color="1A1A1A"/>
-        </w:pBdr>
-      </w:pPr>
-      <w:r>
-        <w:rPr>
-          <w:b/>
-          <w:i w:val="0"/>
-          <w:color w:val="1A1A1A"/>
-          <w:sz w:val="30"/>
-        </w:rPr>
-        <w:t>Vocabulary</w:t>
-      </w:r>
-    </w:p>
-    <w:p>
-      <w:pPr>
-        <w:spacing w:before="0" w:after="80"/>
-        <w:ind w:left="360" w:hanging="360"/>
-      </w:pPr>
-      <w:r>
-        <w:rPr>
-          <w:b/>
-          <w:i w:val="0"/>
-          <w:color w:val="0B5394"/>
-          <w:sz w:val="21"/>
-        </w:rPr>
-        <w:t>monomial</w:t>
-      </w:r>
-      <w:r>
-        <w:rPr>
-          <w:b w:val="0"/>
-          <w:i w:val="0"/>
-          <w:color w:val="1A1A1A"/>
-          <w:sz w:val="21"/>
-        </w:rPr>
-        <w:t xml:space="preserve">  —  </w:t>
-      </w:r>
-      <w:r>
-        <w:rPr>
-          <w:b w:val="0"/>
-          <w:i w:val="0"/>
-          <w:color w:val="1A1A1A"/>
-          <w:sz w:val="21"/>
-        </w:rPr>
-        <w:t xml:space="preserve">a number, a variable, or a product of a number and variables with whole-number exponents: </w:t>
-      </w:r>
-      <w:r>
-        <w:drawing>
-          <wp:inline xmlns:a="http://schemas.openxmlformats.org/drawingml/2006/main" xmlns:pic="http://schemas.openxmlformats.org/drawingml/2006/picture">
-            <wp:extent cx="73152" cy="109728"/>
-            <wp:docPr id="1" name="Picture 1"/>
-            <wp:cNvGraphicFramePr>
-              <a:graphicFrameLocks noChangeAspect="1"/>
-            </wp:cNvGraphicFramePr>
-            <a:graphic>
-              <a:graphicData uri="http://schemas.openxmlformats.org/drawingml/2006/picture">
-                <pic:pic>
-                  <pic:nvPicPr>
-                    <pic:cNvPr id="0" name="6eace70f831904e9.png"/>
-                    <pic:cNvPicPr/>
-                  </pic:nvPicPr>
-                  <pic:blipFill>
-                    <a:blip r:embed="rId9"/>
-                    <a:stretch>
-                      <a:fillRect/>
-                    </a:stretch>
-                  </pic:blipFill>
-                  <pic:spPr>
-                    <a:xfrm>
-                      <a:off x="0" y="0"/>
-                      <a:ext cx="73152" cy="109728"/>
-                    </a:xfrm>
-                    <a:prstGeom prst="rect"/>
-                  </pic:spPr>
-                </pic:pic>
-              </a:graphicData>
-            </a:graphic>
-          </wp:inline>
-        </w:drawing>
-      </w:r>
-      <w:r>
-        <w:rPr>
-          <w:b w:val="0"/>
-          <w:i w:val="0"/>
-          <w:color w:val="1A1A1A"/>
-          <w:sz w:val="21"/>
-        </w:rPr>
-        <w:t xml:space="preserve">, </w:t>
-      </w:r>
-      <w:r>
-        <w:drawing>
-          <wp:inline xmlns:a="http://schemas.openxmlformats.org/drawingml/2006/main" xmlns:pic="http://schemas.openxmlformats.org/drawingml/2006/picture">
-            <wp:extent cx="82296" cy="76200"/>
-            <wp:docPr id="2" name="Picture 2"/>
-            <wp:cNvGraphicFramePr>
-              <a:graphicFrameLocks noChangeAspect="1"/>
-            </wp:cNvGraphicFramePr>
-            <a:graphic>
-              <a:graphicData uri="http://schemas.openxmlformats.org/drawingml/2006/picture">
-                <pic:pic>
-                  <pic:nvPicPr>
-                    <pic:cNvPr id="0" name="68c775d50a0bdfa3.png"/>
-                    <pic:cNvPicPr/>
-                  </pic:nvPicPr>
-                  <pic:blipFill>
-                    <a:blip r:embed="rId10"/>
-                    <a:stretch>
-                      <a:fillRect/>
-                    </a:stretch>
-                  </pic:blipFill>
-                  <pic:spPr>
-                    <a:xfrm>
-                      <a:off x="0" y="0"/>
-                      <a:ext cx="82296" cy="76200"/>
-                    </a:xfrm>
-                    <a:prstGeom prst="rect"/>
-                  </pic:spPr>
-                </pic:pic>
-              </a:graphicData>
-            </a:graphic>
-          </wp:inline>
-        </w:drawing>
-      </w:r>
-      <w:r>
-        <w:rPr>
-          <w:b w:val="0"/>
-          <w:i w:val="0"/>
-          <w:color w:val="1A1A1A"/>
-          <w:sz w:val="21"/>
-        </w:rPr>
-        <w:t xml:space="preserve">, </w:t>
-      </w:r>
-      <w:r>
-        <w:drawing>
-          <wp:inline xmlns:a="http://schemas.openxmlformats.org/drawingml/2006/main" xmlns:pic="http://schemas.openxmlformats.org/drawingml/2006/picture">
-            <wp:extent cx="469392" cy="173736"/>
-            <wp:docPr id="3" name="Picture 3"/>
-            <wp:cNvGraphicFramePr>
-              <a:graphicFrameLocks noChangeAspect="1"/>
-            </wp:cNvGraphicFramePr>
-            <a:graphic>
-              <a:graphicData uri="http://schemas.openxmlformats.org/drawingml/2006/picture">
-                <pic:pic>
-                  <pic:nvPicPr>
-                    <pic:cNvPr id="0" name="09745a3121e3687e.png"/>
-                    <pic:cNvPicPr/>
-                  </pic:nvPicPr>
-                  <pic:blipFill>
-                    <a:blip r:embed="rId11"/>
-                    <a:stretch>
-                      <a:fillRect/>
-                    </a:stretch>
-                  </pic:blipFill>
-                  <pic:spPr>
-                    <a:xfrm>
-                      <a:off x="0" y="0"/>
-                      <a:ext cx="469392" cy="173736"/>
-                    </a:xfrm>
-                    <a:prstGeom prst="rect"/>
-                  </pic:spPr>
-                </pic:pic>
-              </a:graphicData>
-            </a:graphic>
-          </wp:inline>
-        </w:drawing>
-      </w:r>
-    </w:p>
-    <w:p>
-      <w:pPr>
-        <w:spacing w:before="0" w:after="80"/>
-        <w:ind w:left="360" w:hanging="360"/>
-      </w:pPr>
-      <w:r>
-        <w:rPr>
-          <w:b/>
-          <w:i w:val="0"/>
-          <w:color w:val="0B5394"/>
-          <w:sz w:val="21"/>
-        </w:rPr>
-        <w:t>coefficient</w:t>
-      </w:r>
-      <w:r>
-        <w:rPr>
-          <w:b w:val="0"/>
-          <w:i w:val="0"/>
-          <w:color w:val="1A1A1A"/>
-          <w:sz w:val="21"/>
-        </w:rPr>
-        <w:t xml:space="preserve">  —  </w:t>
-      </w:r>
-      <w:r>
-        <w:rPr>
-          <w:b w:val="0"/>
-          <w:i w:val="0"/>
-          <w:color w:val="1A1A1A"/>
-          <w:sz w:val="21"/>
-        </w:rPr>
-        <w:t xml:space="preserve">the number factor of a monomial: in </w:t>
-      </w:r>
-      <w:r>
-        <w:drawing>
-          <wp:inline xmlns:a="http://schemas.openxmlformats.org/drawingml/2006/main" xmlns:pic="http://schemas.openxmlformats.org/drawingml/2006/picture">
-            <wp:extent cx="469392" cy="173736"/>
-            <wp:docPr id="4" name="Picture 4"/>
-            <wp:cNvGraphicFramePr>
-              <a:graphicFrameLocks noChangeAspect="1"/>
-            </wp:cNvGraphicFramePr>
-            <a:graphic>
-              <a:graphicData uri="http://schemas.openxmlformats.org/drawingml/2006/picture">
-                <pic:pic>
-                  <pic:nvPicPr>
-                    <pic:cNvPr id="0" name="09745a3121e3687e.png"/>
-                    <pic:cNvPicPr/>
-                  </pic:nvPicPr>
-                  <pic:blipFill>
-                    <a:blip r:embed="rId11"/>
-                    <a:stretch>
-                      <a:fillRect/>
-                    </a:stretch>
-                  </pic:blipFill>
-                  <pic:spPr>
-                    <a:xfrm>
-                      <a:off x="0" y="0"/>
-                      <a:ext cx="469392" cy="173736"/>
-                    </a:xfrm>
-                    <a:prstGeom prst="rect"/>
-                  </pic:spPr>
-                </pic:pic>
-              </a:graphicData>
-            </a:graphic>
-          </wp:inline>
-        </w:drawing>
-      </w:r>
-      <w:r>
-        <w:rPr>
-          <w:b w:val="0"/>
-          <w:i w:val="0"/>
-          <w:color w:val="1A1A1A"/>
-          <w:sz w:val="21"/>
-        </w:rPr>
-        <w:t xml:space="preserve"> the coefficient is −3</w:t>
-      </w:r>
-    </w:p>
-    <w:p>
-      <w:pPr>
-        <w:spacing w:before="0" w:after="80"/>
-        <w:ind w:left="360" w:hanging="360"/>
-      </w:pPr>
-      <w:r>
-        <w:rPr>
-          <w:b/>
-          <w:i w:val="0"/>
-          <w:color w:val="0B5394"/>
-          <w:sz w:val="21"/>
-        </w:rPr>
-        <w:t>like bases</w:t>
-      </w:r>
-      <w:r>
-        <w:rPr>
-          <w:b w:val="0"/>
-          <w:i w:val="0"/>
-          <w:color w:val="1A1A1A"/>
-          <w:sz w:val="21"/>
-        </w:rPr>
-        <w:t xml:space="preserve">  —  </w:t>
-      </w:r>
-      <w:r>
-        <w:rPr>
-          <w:b w:val="0"/>
-          <w:i w:val="0"/>
-          <w:color w:val="1A1A1A"/>
-          <w:sz w:val="21"/>
-        </w:rPr>
-        <w:t xml:space="preserve">powers of the same variable: </w:t>
-      </w:r>
-      <w:r>
-        <w:drawing>
-          <wp:inline xmlns:a="http://schemas.openxmlformats.org/drawingml/2006/main" xmlns:pic="http://schemas.openxmlformats.org/drawingml/2006/picture">
-            <wp:extent cx="143256" cy="143256"/>
-            <wp:docPr id="5" name="Picture 5"/>
-            <wp:cNvGraphicFramePr>
-              <a:graphicFrameLocks noChangeAspect="1"/>
-            </wp:cNvGraphicFramePr>
-            <a:graphic>
-              <a:graphicData uri="http://schemas.openxmlformats.org/drawingml/2006/picture">
-                <pic:pic>
-                  <pic:nvPicPr>
-                    <pic:cNvPr id="0" name="c57300e6aac13e18.png"/>
-                    <pic:cNvPicPr/>
-                  </pic:nvPicPr>
-                  <pic:blipFill>
-                    <a:blip r:embed="rId12"/>
-                    <a:stretch>
-                      <a:fillRect/>
-                    </a:stretch>
-                  </pic:blipFill>
-                  <pic:spPr>
-                    <a:xfrm>
-                      <a:off x="0" y="0"/>
-                      <a:ext cx="143256" cy="143256"/>
-                    </a:xfrm>
-                    <a:prstGeom prst="rect"/>
-                  </pic:spPr>
-                </pic:pic>
-              </a:graphicData>
-            </a:graphic>
-          </wp:inline>
-        </w:drawing>
-      </w:r>
-      <w:r>
-        <w:rPr>
-          <w:b w:val="0"/>
-          <w:i w:val="0"/>
-          <w:color w:val="1A1A1A"/>
-          <w:sz w:val="21"/>
-        </w:rPr>
-        <w:t xml:space="preserve"> and </w:t>
-      </w:r>
-      <w:r>
-        <w:drawing>
-          <wp:inline xmlns:a="http://schemas.openxmlformats.org/drawingml/2006/main" xmlns:pic="http://schemas.openxmlformats.org/drawingml/2006/picture">
-            <wp:extent cx="140208" cy="143256"/>
-            <wp:docPr id="6" name="Picture 6"/>
-            <wp:cNvGraphicFramePr>
-              <a:graphicFrameLocks noChangeAspect="1"/>
-            </wp:cNvGraphicFramePr>
-            <a:graphic>
-              <a:graphicData uri="http://schemas.openxmlformats.org/drawingml/2006/picture">
-                <pic:pic>
-                  <pic:nvPicPr>
-                    <pic:cNvPr id="0" name="eef48938e14e9639.png"/>
-                    <pic:cNvPicPr/>
-                  </pic:nvPicPr>
-                  <pic:blipFill>
-                    <a:blip r:embed="rId13"/>
-                    <a:stretch>
-                      <a:fillRect/>
-                    </a:stretch>
-                  </pic:blipFill>
-                  <pic:spPr>
-                    <a:xfrm>
-                      <a:off x="0" y="0"/>
-                      <a:ext cx="140208" cy="143256"/>
-                    </a:xfrm>
-                    <a:prstGeom prst="rect"/>
-                  </pic:spPr>
-                </pic:pic>
-              </a:graphicData>
-            </a:graphic>
-          </wp:inline>
-        </w:drawing>
-      </w:r>
-      <w:r>
-        <w:rPr>
-          <w:b w:val="0"/>
-          <w:i w:val="0"/>
-          <w:color w:val="1A1A1A"/>
-          <w:sz w:val="21"/>
-        </w:rPr>
-        <w:t xml:space="preserve"> have like bases; </w:t>
-      </w:r>
-      <w:r>
-        <w:drawing>
-          <wp:inline xmlns:a="http://schemas.openxmlformats.org/drawingml/2006/main" xmlns:pic="http://schemas.openxmlformats.org/drawingml/2006/picture">
-            <wp:extent cx="143256" cy="143256"/>
-            <wp:docPr id="7" name="Picture 7"/>
-            <wp:cNvGraphicFramePr>
-              <a:graphicFrameLocks noChangeAspect="1"/>
-            </wp:cNvGraphicFramePr>
-            <a:graphic>
-              <a:graphicData uri="http://schemas.openxmlformats.org/drawingml/2006/picture">
-                <pic:pic>
-                  <pic:nvPicPr>
-                    <pic:cNvPr id="0" name="c57300e6aac13e18.png"/>
-                    <pic:cNvPicPr/>
-                  </pic:nvPicPr>
-                  <pic:blipFill>
-                    <a:blip r:embed="rId12"/>
-                    <a:stretch>
-                      <a:fillRect/>
-                    </a:stretch>
-                  </pic:blipFill>
-                  <pic:spPr>
-                    <a:xfrm>
-                      <a:off x="0" y="0"/>
-                      <a:ext cx="143256" cy="143256"/>
-                    </a:xfrm>
-                    <a:prstGeom prst="rect"/>
-                  </pic:spPr>
-                </pic:pic>
-              </a:graphicData>
-            </a:graphic>
-          </wp:inline>
-        </w:drawing>
-      </w:r>
-      <w:r>
-        <w:rPr>
-          <w:b w:val="0"/>
-          <w:i w:val="0"/>
-          <w:color w:val="1A1A1A"/>
-          <w:sz w:val="21"/>
-        </w:rPr>
-        <w:t xml:space="preserve"> and </w:t>
-      </w:r>
-      <w:r>
-        <w:drawing>
-          <wp:inline xmlns:a="http://schemas.openxmlformats.org/drawingml/2006/main" xmlns:pic="http://schemas.openxmlformats.org/drawingml/2006/picture">
-            <wp:extent cx="140208" cy="173736"/>
-            <wp:docPr id="8" name="Picture 8"/>
-            <wp:cNvGraphicFramePr>
-              <a:graphicFrameLocks noChangeAspect="1"/>
-            </wp:cNvGraphicFramePr>
-            <a:graphic>
-              <a:graphicData uri="http://schemas.openxmlformats.org/drawingml/2006/picture">
-                <pic:pic>
-                  <pic:nvPicPr>
-                    <pic:cNvPr id="0" name="e58651558e8aeb0b.png"/>
-                    <pic:cNvPicPr/>
-                  </pic:nvPicPr>
-                  <pic:blipFill>
-                    <a:blip r:embed="rId14"/>
-                    <a:stretch>
-                      <a:fillRect/>
-                    </a:stretch>
-                  </pic:blipFill>
-                  <pic:spPr>
-                    <a:xfrm>
-                      <a:off x="0" y="0"/>
-                      <a:ext cx="140208" cy="173736"/>
-                    </a:xfrm>
-                    <a:prstGeom prst="rect"/>
-                  </pic:spPr>
-                </pic:pic>
-              </a:graphicData>
-            </a:graphic>
-          </wp:inline>
-        </w:drawing>
-      </w:r>
-      <w:r>
-        <w:rPr>
-          <w:b w:val="0"/>
-          <w:i w:val="0"/>
-          <w:color w:val="1A1A1A"/>
-          <w:sz w:val="21"/>
-        </w:rPr>
-        <w:t xml:space="preserve"> do not</w:t>
-      </w:r>
-    </w:p>
-    <w:p>
-      <w:pPr>
-        <w:keepNext/>
-        <w:spacing w:before="280" w:after="120"/>
-        <w:pBdr>
-          <w:bottom w:val="single" w:sz="8" w:space="2" w:color="1A1A1A"/>
-        </w:pBdr>
-      </w:pPr>
-      <w:r>
-        <w:rPr>
-          <w:b/>
-          <w:i w:val="0"/>
-          <w:color w:val="1A1A1A"/>
-          <w:sz w:val="30"/>
-        </w:rPr>
-        <w:t>Warm-Up — spaced retrieval</w:t>
-      </w:r>
-    </w:p>
-    <w:p>
-      <w:pPr>
-        <w:spacing w:before="0" w:after="120"/>
-      </w:pPr>
-      <w:r>
-        <w:rPr>
-          <w:b w:val="0"/>
-          <w:i w:val="0"/>
-          <w:color w:val="1A1A1A"/>
-          <w:sz w:val="21"/>
-        </w:rPr>
-        <w:t>Four questions, two minutes silent, then the reveal. No reteach longer than one sentence per question.</w:t>
-      </w:r>
-    </w:p>
-    <w:p>
-      <w:pPr>
-        <w:spacing w:before="0" w:after="80"/>
+        <w:spacing w:before="20" w:after="80"/>
         <w:ind w:left="360" w:hanging="360"/>
       </w:pPr>
       <w:r>
@@ -2341,136 +1545,12 @@
           <w:color w:val="1A1A1A"/>
           <w:sz w:val="21"/>
         </w:rPr>
-        <w:t xml:space="preserve">Find the value:  </w:t>
-      </w:r>
-      <w:r>
-        <w:drawing>
-          <wp:inline xmlns:a="http://schemas.openxmlformats.org/drawingml/2006/main" xmlns:pic="http://schemas.openxmlformats.org/drawingml/2006/picture">
-            <wp:extent cx="633984" cy="170688"/>
-            <wp:docPr id="9" name="Picture 9"/>
-            <wp:cNvGraphicFramePr>
-              <a:graphicFrameLocks noChangeAspect="1"/>
-            </wp:cNvGraphicFramePr>
-            <a:graphic>
-              <a:graphicData uri="http://schemas.openxmlformats.org/drawingml/2006/picture">
-                <pic:pic>
-                  <pic:nvPicPr>
-                    <pic:cNvPr id="0" name="c2a15a046fb7e666.png"/>
-                    <pic:cNvPicPr/>
-                  </pic:nvPicPr>
-                  <pic:blipFill>
-                    <a:blip r:embed="rId15"/>
-                    <a:stretch>
-                      <a:fillRect/>
-                    </a:stretch>
-                  </pic:blipFill>
-                  <pic:spPr>
-                    <a:xfrm>
-                      <a:off x="0" y="0"/>
-                      <a:ext cx="633984" cy="170688"/>
-                    </a:xfrm>
-                    <a:prstGeom prst="rect"/>
-                  </pic:spPr>
-                </pic:pic>
-              </a:graphicData>
-            </a:graphic>
-          </wp:inline>
-        </w:drawing>
-      </w:r>
-      <w:r>
-        <w:rPr>
-          <w:b w:val="0"/>
-          <w:i w:val="0"/>
-          <w:color w:val="1A1A1A"/>
-          <w:sz w:val="21"/>
-        </w:rPr>
-        <w:t xml:space="preserve">    </w:t>
-      </w:r>
-      <w:r>
-        <w:rPr>
-          <w:b/>
-          <w:i/>
-          <w:color w:val="9E1B32"/>
-          <w:sz w:val="21"/>
-        </w:rPr>
-        <w:t>4</w:t>
+        <w:t>Every law from last week is the same law. The base is a letter now; nothing else changed.</w:t>
       </w:r>
     </w:p>
     <w:p>
       <w:pPr>
-        <w:spacing w:before="0" w:after="120"/>
-        <w:ind w:left="360"/>
-      </w:pPr>
-      <w:r>
-        <w:rPr>
-          <w:b w:val="0"/>
-          <w:i/>
-          <w:color w:val="6B6B6B"/>
-          <w:sz w:val="19"/>
-        </w:rPr>
-        <w:t xml:space="preserve">retrieves: </w:t>
-      </w:r>
-      <w:r>
-        <w:rPr>
-          <w:b w:val="0"/>
-          <w:i/>
-          <w:color w:val="6B6B6B"/>
-          <w:sz w:val="19"/>
-        </w:rPr>
-        <w:t>yesterday — 3.06–3.07 — several laws in one numerical expression: 2</w:t>
-      </w:r>
-      <w:r>
-        <w:rPr>
-          <w:b w:val="0"/>
-          <w:i/>
-          <w:color w:val="6B6B6B"/>
-          <w:sz w:val="19"/>
-          <w:vertAlign w:val="superscript"/>
-        </w:rPr>
-        <w:t>6</w:t>
-      </w:r>
-      <w:r>
-        <w:rPr>
-          <w:b w:val="0"/>
-          <w:i/>
-          <w:color w:val="6B6B6B"/>
-          <w:sz w:val="19"/>
-        </w:rPr>
-        <w:t xml:space="preserve"> · 2</w:t>
-      </w:r>
-      <w:r>
-        <w:rPr>
-          <w:b w:val="0"/>
-          <w:i/>
-          <w:color w:val="6B6B6B"/>
-          <w:sz w:val="19"/>
-          <w:vertAlign w:val="superscript"/>
-        </w:rPr>
-        <w:t>-4</w:t>
-      </w:r>
-      <w:r>
-        <w:rPr>
-          <w:b w:val="0"/>
-          <w:i/>
-          <w:color w:val="6B6B6B"/>
-          <w:sz w:val="19"/>
-        </w:rPr>
-        <w:t xml:space="preserve"> = 2</w:t>
-      </w:r>
-      <w:r>
-        <w:rPr>
-          <w:b w:val="0"/>
-          <w:i/>
-          <w:color w:val="6B6B6B"/>
-          <w:sz w:val="19"/>
-          <w:vertAlign w:val="superscript"/>
-        </w:rPr>
-        <w:t>2</w:t>
-      </w:r>
-    </w:p>
-    <w:p>
-      <w:pPr>
-        <w:spacing w:before="0" w:after="80"/>
+        <w:spacing w:before="20" w:after="80"/>
         <w:ind w:left="360" w:hanging="360"/>
       </w:pPr>
       <w:r>
@@ -2489,107 +1569,12 @@
           <w:color w:val="1A1A1A"/>
           <w:sz w:val="21"/>
         </w:rPr>
-        <w:t xml:space="preserve">Write as one power:  </w:t>
-      </w:r>
-      <w:r>
-        <w:drawing>
-          <wp:inline xmlns:a="http://schemas.openxmlformats.org/drawingml/2006/main" xmlns:pic="http://schemas.openxmlformats.org/drawingml/2006/picture">
-            <wp:extent cx="109728" cy="252984"/>
-            <wp:docPr id="10" name="Picture 10"/>
-            <wp:cNvGraphicFramePr>
-              <a:graphicFrameLocks noChangeAspect="1"/>
-            </wp:cNvGraphicFramePr>
-            <a:graphic>
-              <a:graphicData uri="http://schemas.openxmlformats.org/drawingml/2006/picture">
-                <pic:pic>
-                  <pic:nvPicPr>
-                    <pic:cNvPr id="0" name="9a0df5381ce1b385.png"/>
-                    <pic:cNvPicPr/>
-                  </pic:nvPicPr>
-                  <pic:blipFill>
-                    <a:blip r:embed="rId16"/>
-                    <a:stretch>
-                      <a:fillRect/>
-                    </a:stretch>
-                  </pic:blipFill>
-                  <pic:spPr>
-                    <a:xfrm>
-                      <a:off x="0" y="0"/>
-                      <a:ext cx="109728" cy="252984"/>
-                    </a:xfrm>
-                    <a:prstGeom prst="rect"/>
-                  </pic:spPr>
-                </pic:pic>
-              </a:graphicData>
-            </a:graphic>
-          </wp:inline>
-        </w:drawing>
-      </w:r>
-      <w:r>
-        <w:rPr>
-          <w:b w:val="0"/>
-          <w:i w:val="0"/>
-          <w:color w:val="1A1A1A"/>
-          <w:sz w:val="21"/>
-        </w:rPr>
-        <w:t xml:space="preserve">    </w:t>
-      </w:r>
-      <w:r>
-        <w:rPr>
-          <w:b/>
-          <w:i/>
-          <w:color w:val="9E1B32"/>
-          <w:sz w:val="21"/>
-        </w:rPr>
-        <w:t>6</w:t>
-      </w:r>
-      <w:r>
-        <w:rPr>
-          <w:b/>
-          <w:i/>
-          <w:color w:val="9E1B32"/>
-          <w:sz w:val="21"/>
-          <w:vertAlign w:val="superscript"/>
-        </w:rPr>
-        <w:t>2</w:t>
-      </w:r>
-      <w:r>
-        <w:rPr>
-          <w:b/>
-          <w:i/>
-          <w:color w:val="9E1B32"/>
-          <w:sz w:val="21"/>
-        </w:rPr>
-        <w:t xml:space="preserve"> = 36</w:t>
+        <w:t>An exponent outside the parentheses reaches every factor inside — the coefficient included.</w:t>
       </w:r>
     </w:p>
     <w:p>
       <w:pPr>
-        <w:spacing w:before="0" w:after="120"/>
-        <w:ind w:left="360"/>
-      </w:pPr>
-      <w:r>
-        <w:rPr>
-          <w:b w:val="0"/>
-          <w:i/>
-          <w:color w:val="6B6B6B"/>
-          <w:sz w:val="19"/>
-        </w:rPr>
-        <w:t xml:space="preserve">retrieves: </w:t>
-      </w:r>
-      <w:r>
-        <w:rPr>
-          <w:b w:val="0"/>
-          <w:i/>
-          <w:color w:val="6B6B6B"/>
-          <w:sz w:val="19"/>
-        </w:rPr>
-        <w:t>last week — 3.02 — quotient of powers</w:t>
-      </w:r>
-    </w:p>
-    <w:p>
-      <w:pPr>
-        <w:spacing w:before="0" w:after="80"/>
+        <w:spacing w:before="20" w:after="80"/>
         <w:ind w:left="360" w:hanging="360"/>
       </w:pPr>
       <w:r>
@@ -2602,215 +1587,18 @@
         <w:t xml:space="preserve">3.  </w:t>
       </w:r>
       <w:r>
-        <w:drawing>
-          <wp:inline xmlns:a="http://schemas.openxmlformats.org/drawingml/2006/main" xmlns:pic="http://schemas.openxmlformats.org/drawingml/2006/picture">
-            <wp:extent cx="344424" cy="204216"/>
-            <wp:docPr id="11" name="Picture 11"/>
-            <wp:cNvGraphicFramePr>
-              <a:graphicFrameLocks noChangeAspect="1"/>
-            </wp:cNvGraphicFramePr>
-            <a:graphic>
-              <a:graphicData uri="http://schemas.openxmlformats.org/drawingml/2006/picture">
-                <pic:pic>
-                  <pic:nvPicPr>
-                    <pic:cNvPr id="0" name="4365ca2398d7943c.png"/>
-                    <pic:cNvPicPr/>
-                  </pic:nvPicPr>
-                  <pic:blipFill>
-                    <a:blip r:embed="rId17"/>
-                    <a:stretch>
-                      <a:fillRect/>
-                    </a:stretch>
-                  </pic:blipFill>
-                  <pic:spPr>
-                    <a:xfrm>
-                      <a:off x="0" y="0"/>
-                      <a:ext cx="344424" cy="204216"/>
-                    </a:xfrm>
-                    <a:prstGeom prst="rect"/>
-                  </pic:spPr>
-                </pic:pic>
-              </a:graphicData>
-            </a:graphic>
-          </wp:inline>
-        </w:drawing>
-      </w:r>
-      <w:r>
         <w:rPr>
           <w:b w:val="0"/>
           <w:i w:val="0"/>
           <w:color w:val="1A1A1A"/>
           <w:sz w:val="21"/>
         </w:rPr>
-        <w:t xml:space="preserve"> is between which two whole numbers?    </w:t>
-      </w:r>
-      <w:r>
-        <w:rPr>
-          <w:b/>
-          <w:i/>
-          <w:color w:val="9E1B32"/>
-          <w:sz w:val="21"/>
-        </w:rPr>
-        <w:t>7 and 8</w:t>
+        <w:t>Only like bases combine. An x and a y never merge.</w:t>
       </w:r>
     </w:p>
     <w:p>
-      <w:pPr>
-        <w:spacing w:before="0" w:after="120"/>
-        <w:ind w:left="360"/>
-      </w:pPr>
       <w:r>
-        <w:rPr>
-          <w:b w:val="0"/>
-          <w:i/>
-          <w:color w:val="6B6B6B"/>
-          <w:sz w:val="19"/>
-        </w:rPr>
-        <w:t xml:space="preserve">retrieves: </w:t>
-      </w:r>
-      <w:r>
-        <w:rPr>
-          <w:b w:val="0"/>
-          <w:i/>
-          <w:color w:val="6B6B6B"/>
-          <w:sz w:val="19"/>
-        </w:rPr>
-        <w:t>last unit — Unit 2 — locating a square root between consecutive integers (2.05): 49 &lt; 50 &lt; 64</w:t>
-      </w:r>
-    </w:p>
-    <w:p>
-      <w:pPr>
-        <w:spacing w:before="0" w:after="80"/>
-        <w:ind w:left="360" w:hanging="360"/>
-      </w:pPr>
-      <w:r>
-        <w:rPr>
-          <w:b/>
-          <w:i w:val="0"/>
-          <w:color w:val="1A1A1A"/>
-          <w:sz w:val="21"/>
-        </w:rPr>
-        <w:t xml:space="preserve">4.  </w:t>
-      </w:r>
-      <w:r>
-        <w:rPr>
-          <w:b w:val="0"/>
-          <w:i w:val="0"/>
-          <w:color w:val="1A1A1A"/>
-          <w:sz w:val="21"/>
-        </w:rPr>
-        <w:t xml:space="preserve">Write with an exponent:  </w:t>
-      </w:r>
-      <w:r>
-        <w:drawing>
-          <wp:inline xmlns:a="http://schemas.openxmlformats.org/drawingml/2006/main" xmlns:pic="http://schemas.openxmlformats.org/drawingml/2006/picture">
-            <wp:extent cx="749808" cy="106680"/>
-            <wp:docPr id="12" name="Picture 12"/>
-            <wp:cNvGraphicFramePr>
-              <a:graphicFrameLocks noChangeAspect="1"/>
-            </wp:cNvGraphicFramePr>
-            <a:graphic>
-              <a:graphicData uri="http://schemas.openxmlformats.org/drawingml/2006/picture">
-                <pic:pic>
-                  <pic:nvPicPr>
-                    <pic:cNvPr id="0" name="007e382fecddaaea.png"/>
-                    <pic:cNvPicPr/>
-                  </pic:nvPicPr>
-                  <pic:blipFill>
-                    <a:blip r:embed="rId18"/>
-                    <a:stretch>
-                      <a:fillRect/>
-                    </a:stretch>
-                  </pic:blipFill>
-                  <pic:spPr>
-                    <a:xfrm>
-                      <a:off x="0" y="0"/>
-                      <a:ext cx="749808" cy="106680"/>
-                    </a:xfrm>
-                    <a:prstGeom prst="rect"/>
-                  </pic:spPr>
-                </pic:pic>
-              </a:graphicData>
-            </a:graphic>
-          </wp:inline>
-        </w:drawing>
-      </w:r>
-      <w:r>
-        <w:rPr>
-          <w:b w:val="0"/>
-          <w:i w:val="0"/>
-          <w:color w:val="1A1A1A"/>
-          <w:sz w:val="21"/>
-        </w:rPr>
-        <w:t xml:space="preserve">    </w:t>
-      </w:r>
-      <w:r>
-        <w:drawing>
-          <wp:inline xmlns:a="http://schemas.openxmlformats.org/drawingml/2006/main" xmlns:pic="http://schemas.openxmlformats.org/drawingml/2006/picture">
-            <wp:extent cx="140208" cy="173736"/>
-            <wp:docPr id="13" name="Picture 13"/>
-            <wp:cNvGraphicFramePr>
-              <a:graphicFrameLocks noChangeAspect="1"/>
-            </wp:cNvGraphicFramePr>
-            <a:graphic>
-              <a:graphicData uri="http://schemas.openxmlformats.org/drawingml/2006/picture">
-                <pic:pic>
-                  <pic:nvPicPr>
-                    <pic:cNvPr id="0" name="739a6520aa8d38b7.png"/>
-                    <pic:cNvPicPr/>
-                  </pic:nvPicPr>
-                  <pic:blipFill>
-                    <a:blip r:embed="rId19"/>
-                    <a:stretch>
-                      <a:fillRect/>
-                    </a:stretch>
-                  </pic:blipFill>
-                  <pic:spPr>
-                    <a:xfrm>
-                      <a:off x="0" y="0"/>
-                      <a:ext cx="140208" cy="173736"/>
-                    </a:xfrm>
-                    <a:prstGeom prst="rect"/>
-                  </pic:spPr>
-                </pic:pic>
-              </a:graphicData>
-            </a:graphic>
-          </wp:inline>
-        </w:drawing>
-      </w:r>
-    </w:p>
-    <w:p>
-      <w:pPr>
-        <w:spacing w:before="0" w:after="120"/>
-        <w:ind w:left="360"/>
-      </w:pPr>
-      <w:r>
-        <w:rPr>
-          <w:b w:val="0"/>
-          <w:i/>
-          <w:color w:val="6B6B6B"/>
-          <w:sz w:val="19"/>
-        </w:rPr>
-        <w:t xml:space="preserve">retrieves: </w:t>
-      </w:r>
-      <w:r>
-        <w:rPr>
-          <w:b w:val="0"/>
-          <w:i/>
-          <w:color w:val="6B6B6B"/>
-          <w:sz w:val="19"/>
-        </w:rPr>
-        <w:t>prior grade — the prerequisite this lesson needs — Grade 7 (Unit 1) — a repeated variable factor is a power, for the same reason 2 · 2 · 2 · 2 · 2 is 2</w:t>
-      </w:r>
-      <w:r>
-        <w:rPr>
-          <w:b w:val="0"/>
-          <w:i/>
-          <w:color w:val="6B6B6B"/>
-          <w:sz w:val="19"/>
-          <w:vertAlign w:val="superscript"/>
-        </w:rPr>
-        <w:t>5</w:t>
+        <w:br w:type="page"/>
       </w:r>
     </w:p>
     <w:p>
@@ -2828,47 +1616,31 @@
           <w:color w:val="1A1A1A"/>
           <w:sz w:val="30"/>
         </w:rPr>
-        <w:t>Slide-by-Slide Teaching Notes</w:t>
+        <w:t>Slide by Slide</w:t>
       </w:r>
     </w:p>
     <w:p>
       <w:pPr>
-        <w:keepNext/>
-        <w:spacing w:before="200" w:after="60"/>
+        <w:spacing w:before="20" w:after="60"/>
+        <w:ind w:left="470" w:hanging="470"/>
       </w:pPr>
       <w:r>
         <w:rPr>
           <w:b/>
           <w:i w:val="0"/>
           <w:color w:val="1A1A1A"/>
-          <w:sz w:val="23"/>
+          <w:sz w:val="21"/>
         </w:rPr>
-        <w:t>Slide 1.  Exponent Laws with Variable Bases</w:t>
+        <w:t xml:space="preserve">1.  </w:t>
       </w:r>
       <w:r>
         <w:rPr>
-          <w:b w:val="0"/>
-          <w:i/>
-          <w:color w:val="6B6B6B"/>
-          <w:sz w:val="19"/>
-        </w:rPr>
-        <w:t xml:space="preserve">    1 min</w:t>
-      </w:r>
-    </w:p>
-    <w:p>
-      <w:pPr>
-        <w:spacing w:before="0" w:after="60"/>
-        <w:ind w:left="360" w:hanging="220"/>
-      </w:pPr>
-      <w:r>
-        <w:rPr>
-          <w:rFonts w:ascii="FreeSerif" w:hAnsi="FreeSerif" w:eastAsia="FreeSerif"/>
-          <w:b w:val="0"/>
+          <w:b/>
           <w:i w:val="0"/>
           <w:color w:val="1A1A1A"/>
-          <w:sz w:val="16"/>
+          <w:sz w:val="21"/>
         </w:rPr>
-        <w:t xml:space="preserve">●  </w:t>
+        <w:t xml:space="preserve">Exponent Laws with Variable Bases.  </w:t>
       </w:r>
       <w:r>
         <w:rPr>
@@ -2877,47 +1649,31 @@
           <w:color w:val="1A1A1A"/>
           <w:sz w:val="21"/>
         </w:rPr>
-        <w:t>Post the learning target. Say the 'today' line and nothing else yet.</w:t>
+        <w:t>Post the learning target.</w:t>
       </w:r>
     </w:p>
     <w:p>
       <w:pPr>
-        <w:keepNext/>
-        <w:spacing w:before="200" w:after="60"/>
+        <w:spacing w:before="20" w:after="60"/>
+        <w:ind w:left="470" w:hanging="470"/>
       </w:pPr>
       <w:r>
         <w:rPr>
           <w:b/>
           <w:i w:val="0"/>
           <w:color w:val="1A1A1A"/>
-          <w:sz w:val="23"/>
+          <w:sz w:val="21"/>
         </w:rPr>
-        <w:t>Slide 2.  Warm-Up — On your own. Four minutes. No notes.</w:t>
+        <w:t xml:space="preserve">2.  </w:t>
       </w:r>
       <w:r>
         <w:rPr>
-          <w:b w:val="0"/>
-          <w:i/>
-          <w:color w:val="6B6B6B"/>
-          <w:sz w:val="19"/>
-        </w:rPr>
-        <w:t xml:space="preserve">    4 min</w:t>
-      </w:r>
-    </w:p>
-    <w:p>
-      <w:pPr>
-        <w:spacing w:before="0" w:after="60"/>
-        <w:ind w:left="360" w:hanging="220"/>
-      </w:pPr>
-      <w:r>
-        <w:rPr>
-          <w:rFonts w:ascii="FreeSerif" w:hAnsi="FreeSerif" w:eastAsia="FreeSerif"/>
-          <w:b w:val="0"/>
+          <w:b/>
           <w:i w:val="0"/>
           <w:color w:val="1A1A1A"/>
-          <w:sz w:val="16"/>
+          <w:sz w:val="21"/>
         </w:rPr>
-        <w:t xml:space="preserve">●  </w:t>
+        <w:t xml:space="preserve">Warm-Up — On your own. Four minutes. No notes..  </w:t>
       </w:r>
       <w:r>
         <w:rPr>
@@ -2964,47 +1720,31 @@
           <w:color w:val="1A1A1A"/>
           <w:sz w:val="21"/>
         </w:rPr>
-        <w:t>. A student who can write that can do every law in this lesson by expanding. Q1 is yesterday's skill and the same skill as today's with the letters swapped in.</w:t>
+        <w:t>.</w:t>
       </w:r>
     </w:p>
     <w:p>
       <w:pPr>
-        <w:keepNext/>
-        <w:spacing w:before="200" w:after="60"/>
+        <w:spacing w:before="20" w:after="60"/>
+        <w:ind w:left="470" w:hanging="470"/>
       </w:pPr>
       <w:r>
         <w:rPr>
           <w:b/>
           <w:i w:val="0"/>
           <w:color w:val="1A1A1A"/>
-          <w:sz w:val="23"/>
+          <w:sz w:val="21"/>
         </w:rPr>
-        <w:t>Slide 3.  Warm-Up — Answers.</w:t>
+        <w:t xml:space="preserve">3.  </w:t>
       </w:r>
       <w:r>
         <w:rPr>
-          <w:b w:val="0"/>
-          <w:i/>
-          <w:color w:val="6B6B6B"/>
-          <w:sz w:val="19"/>
-        </w:rPr>
-        <w:t xml:space="preserve">    1 min</w:t>
-      </w:r>
-    </w:p>
-    <w:p>
-      <w:pPr>
-        <w:spacing w:before="0" w:after="60"/>
-        <w:ind w:left="360" w:hanging="220"/>
-      </w:pPr>
-      <w:r>
-        <w:rPr>
-          <w:rFonts w:ascii="FreeSerif" w:hAnsi="FreeSerif" w:eastAsia="FreeSerif"/>
-          <w:b w:val="0"/>
+          <w:b/>
           <w:i w:val="0"/>
           <w:color w:val="1A1A1A"/>
-          <w:sz w:val="16"/>
+          <w:sz w:val="21"/>
         </w:rPr>
-        <w:t xml:space="preserve">●  </w:t>
+        <w:t xml:space="preserve">Warm-Up — Answers..  </w:t>
       </w:r>
       <w:r>
         <w:rPr>
@@ -3013,56 +1753,7 @@
           <w:color w:val="1A1A1A"/>
           <w:sz w:val="21"/>
         </w:rPr>
-        <w:t>Reveal. Ask for the band each question came from only if time allows.</w:t>
-      </w:r>
-    </w:p>
-    <w:p>
-      <w:pPr>
-        <w:keepNext/>
-        <w:spacing w:before="200" w:after="60"/>
-      </w:pPr>
-      <w:r>
-        <w:rPr>
-          <w:b/>
-          <w:i w:val="0"/>
-          <w:color w:val="1A1A1A"/>
-          <w:sz w:val="23"/>
-        </w:rPr>
-        <w:t>Slide 4.  Notes — Copy both lines.</w:t>
-      </w:r>
-      <w:r>
-        <w:rPr>
-          <w:b w:val="0"/>
-          <w:i/>
-          <w:color w:val="6B6B6B"/>
-          <w:sz w:val="19"/>
-        </w:rPr>
-        <w:t xml:space="preserve">    4 min</w:t>
-      </w:r>
-    </w:p>
-    <w:p>
-      <w:pPr>
-        <w:spacing w:before="0" w:after="60"/>
-        <w:ind w:left="360" w:hanging="220"/>
-      </w:pPr>
-      <w:r>
-        <w:rPr>
-          <w:rFonts w:ascii="FreeSerif" w:hAnsi="FreeSerif" w:eastAsia="FreeSerif"/>
-          <w:b w:val="0"/>
-          <w:i w:val="0"/>
-          <w:color w:val="1A1A1A"/>
-          <w:sz w:val="16"/>
-        </w:rPr>
-        <w:t xml:space="preserve">●  </w:t>
-      </w:r>
-      <w:r>
-        <w:rPr>
-          <w:b w:val="0"/>
-          <w:i w:val="0"/>
-          <w:color w:val="1A1A1A"/>
-          <w:sz w:val="21"/>
-        </w:rPr>
-        <w:t>Expand once, from the front: x</w:t>
+        <w:t>Reveal.  1. 4   2. 6</w:t>
       </w:r>
       <w:r>
         <w:rPr>
@@ -3081,17 +1772,65 @@
           <w:color w:val="1A1A1A"/>
           <w:sz w:val="21"/>
         </w:rPr>
-        <w:t xml:space="preserve"> is x · x, x</w:t>
+        <w:t xml:space="preserve"> = 36   3. 7 and 8   4. </w:t>
+      </w:r>
+      <w:r>
+        <w:drawing>
+          <wp:inline xmlns:a="http://schemas.openxmlformats.org/drawingml/2006/main" xmlns:pic="http://schemas.openxmlformats.org/drawingml/2006/picture">
+            <wp:extent cx="140208" cy="173736"/>
+            <wp:docPr id="1" name="Picture 1"/>
+            <wp:cNvGraphicFramePr>
+              <a:graphicFrameLocks noChangeAspect="1"/>
+            </wp:cNvGraphicFramePr>
+            <a:graphic>
+              <a:graphicData uri="http://schemas.openxmlformats.org/drawingml/2006/picture">
+                <pic:pic>
+                  <pic:nvPicPr>
+                    <pic:cNvPr id="0" name="e58651558e8aeb0b.png"/>
+                    <pic:cNvPicPr/>
+                  </pic:nvPicPr>
+                  <pic:blipFill>
+                    <a:blip r:embed="rId9"/>
+                    <a:stretch>
+                      <a:fillRect/>
+                    </a:stretch>
+                  </pic:blipFill>
+                  <pic:spPr>
+                    <a:xfrm>
+                      <a:off x="0" y="0"/>
+                      <a:ext cx="140208" cy="173736"/>
+                    </a:xfrm>
+                    <a:prstGeom prst="rect"/>
+                  </pic:spPr>
+                </pic:pic>
+              </a:graphicData>
+            </a:graphic>
+          </wp:inline>
+        </w:drawing>
+      </w:r>
+    </w:p>
+    <w:p>
+      <w:pPr>
+        <w:spacing w:before="20" w:after="60"/>
+        <w:ind w:left="470" w:hanging="470"/>
+      </w:pPr>
+      <w:r>
+        <w:rPr>
+          <w:b/>
+          <w:i w:val="0"/>
+          <w:color w:val="1A1A1A"/>
+          <w:sz w:val="21"/>
+        </w:rPr>
+        <w:t xml:space="preserve">4.  </w:t>
       </w:r>
       <w:r>
         <w:rPr>
-          <w:b w:val="0"/>
+          <w:b/>
           <w:i w:val="0"/>
           <w:color w:val="1A1A1A"/>
           <w:sz w:val="21"/>
-          <w:vertAlign w:val="superscript"/>
         </w:rPr>
-        <w:t>3</w:t>
+        <w:t xml:space="preserve">Notes — Copy both lines..  </w:t>
       </w:r>
       <w:r>
         <w:rPr>
@@ -3100,17 +1839,31 @@
           <w:color w:val="1A1A1A"/>
           <w:sz w:val="21"/>
         </w:rPr>
-        <w:t xml:space="preserve"> is x · x · x, so the product is five x's. The law is the one they know; the only change is that nothing gets 'evaluated' at the end — x</w:t>
+        <w:t>Coefficients multiply. Exponents add. Two different operations in the same problem.</w:t>
+      </w:r>
+    </w:p>
+    <w:p>
+      <w:pPr>
+        <w:spacing w:before="20" w:after="60"/>
+        <w:ind w:left="470" w:hanging="470"/>
+      </w:pPr>
+      <w:r>
+        <w:rPr>
+          <w:b/>
+          <w:i w:val="0"/>
+          <w:color w:val="1A1A1A"/>
+          <w:sz w:val="21"/>
+        </w:rPr>
+        <w:t xml:space="preserve">5.  </w:t>
       </w:r>
       <w:r>
         <w:rPr>
-          <w:b w:val="0"/>
+          <w:b/>
           <w:i w:val="0"/>
           <w:color w:val="1A1A1A"/>
           <w:sz w:val="21"/>
-          <w:vertAlign w:val="superscript"/>
         </w:rPr>
-        <w:t>5</w:t>
+        <w:t xml:space="preserve">Notes.  </w:t>
       </w:r>
       <w:r>
         <w:rPr>
@@ -3119,506 +1872,31 @@
           <w:color w:val="1A1A1A"/>
           <w:sz w:val="21"/>
         </w:rPr>
-        <w:t xml:space="preserve"> is the answer. Then the coefficients: 3x</w:t>
-      </w:r>
-      <w:r>
-        <w:rPr>
-          <w:b w:val="0"/>
-          <w:i w:val="0"/>
-          <w:color w:val="1A1A1A"/>
-          <w:sz w:val="21"/>
-          <w:vertAlign w:val="superscript"/>
-        </w:rPr>
-        <w:t>2</w:t>
-      </w:r>
-      <w:r>
-        <w:rPr>
-          <w:b w:val="0"/>
-          <w:i w:val="0"/>
-          <w:color w:val="1A1A1A"/>
-          <w:sz w:val="21"/>
-        </w:rPr>
-        <w:t xml:space="preserve"> · 5x</w:t>
-      </w:r>
-      <w:r>
-        <w:rPr>
-          <w:b w:val="0"/>
-          <w:i w:val="0"/>
-          <w:color w:val="1A1A1A"/>
-          <w:sz w:val="21"/>
-          <w:vertAlign w:val="superscript"/>
-        </w:rPr>
-        <w:t>4</w:t>
-      </w:r>
-      <w:r>
-        <w:rPr>
-          <w:b w:val="0"/>
-          <w:i w:val="0"/>
-          <w:color w:val="1A1A1A"/>
-          <w:sz w:val="21"/>
-        </w:rPr>
-        <w:t xml:space="preserve"> is 3 · 5 · x</w:t>
-      </w:r>
-      <w:r>
-        <w:rPr>
-          <w:b w:val="0"/>
-          <w:i w:val="0"/>
-          <w:color w:val="1A1A1A"/>
-          <w:sz w:val="21"/>
-          <w:vertAlign w:val="superscript"/>
-        </w:rPr>
-        <w:t>2</w:t>
-      </w:r>
-      <w:r>
-        <w:rPr>
-          <w:b w:val="0"/>
-          <w:i w:val="0"/>
-          <w:color w:val="1A1A1A"/>
-          <w:sz w:val="21"/>
-        </w:rPr>
-        <w:t xml:space="preserve"> · x</w:t>
-      </w:r>
-      <w:r>
-        <w:rPr>
-          <w:b w:val="0"/>
-          <w:i w:val="0"/>
-          <w:color w:val="1A1A1A"/>
-          <w:sz w:val="21"/>
-          <w:vertAlign w:val="superscript"/>
-        </w:rPr>
-        <w:t>4</w:t>
-      </w:r>
-      <w:r>
-        <w:rPr>
-          <w:b w:val="0"/>
-          <w:i w:val="0"/>
-          <w:color w:val="1A1A1A"/>
-          <w:sz w:val="21"/>
-        </w:rPr>
-        <w:t>. Coefficients multiply; exponents add. Say the two wrong boards out loud before they appear: 15x</w:t>
-      </w:r>
-      <w:r>
-        <w:rPr>
-          <w:b w:val="0"/>
-          <w:i w:val="0"/>
-          <w:color w:val="1A1A1A"/>
-          <w:sz w:val="21"/>
-          <w:vertAlign w:val="superscript"/>
-        </w:rPr>
-        <w:t>8</w:t>
-      </w:r>
-      <w:r>
-        <w:rPr>
-          <w:b w:val="0"/>
-          <w:i w:val="0"/>
-          <w:color w:val="1A1A1A"/>
-          <w:sz w:val="21"/>
-        </w:rPr>
-        <w:t xml:space="preserve"> (multiplied the exponents) and 8x</w:t>
-      </w:r>
-      <w:r>
-        <w:rPr>
-          <w:b w:val="0"/>
-          <w:i w:val="0"/>
-          <w:color w:val="1A1A1A"/>
-          <w:sz w:val="21"/>
-          <w:vertAlign w:val="superscript"/>
-        </w:rPr>
-        <w:t>6</w:t>
-      </w:r>
-      <w:r>
-        <w:rPr>
-          <w:b w:val="0"/>
-          <w:i w:val="0"/>
-          <w:color w:val="1A1A1A"/>
-          <w:sz w:val="21"/>
-        </w:rPr>
-        <w:t xml:space="preserve"> (added the coefficients).</w:t>
+        <w:t>Everything inside the parentheses gets the exponent — the number included.</w:t>
       </w:r>
     </w:p>
     <w:p>
       <w:pPr>
-        <w:spacing w:before="0" w:after="80"/>
-        <w:ind w:left="360" w:hanging="220"/>
-      </w:pPr>
-      <w:r>
-        <w:rPr>
-          <w:rFonts w:ascii="FreeSerif" w:hAnsi="FreeSerif" w:eastAsia="FreeSerif"/>
-          <w:b w:val="0"/>
-          <w:i w:val="0"/>
-          <w:color w:val="1A1A1A"/>
-          <w:sz w:val="16"/>
-        </w:rPr>
-        <w:t xml:space="preserve">●  </w:t>
-      </w:r>
-      <w:r>
-        <w:rPr>
-          <w:b/>
-          <w:i w:val="0"/>
-          <w:color w:val="6B6B6B"/>
-          <w:sz w:val="21"/>
-        </w:rPr>
-        <w:t xml:space="preserve">OFF THE SLIDE, YOURS TO SAY: </w:t>
-      </w:r>
-      <w:r>
-        <w:rPr>
-          <w:b w:val="0"/>
-          <w:i w:val="0"/>
-          <w:color w:val="1A1A1A"/>
-          <w:sz w:val="21"/>
-        </w:rPr>
-        <w:t>'Coefficients multiply. Exponents add. Two different operations in the same problem.'</w:t>
-      </w:r>
-    </w:p>
-    <w:p>
-      <w:pPr>
-        <w:keepNext/>
-        <w:spacing w:before="200" w:after="60"/>
+        <w:spacing w:before="20" w:after="60"/>
+        <w:ind w:left="470" w:hanging="470"/>
       </w:pPr>
       <w:r>
         <w:rPr>
           <w:b/>
           <w:i w:val="0"/>
           <w:color w:val="1A1A1A"/>
-          <w:sz w:val="23"/>
-        </w:rPr>
-        <w:t>Slide 5.  Notes</w:t>
-      </w:r>
-      <w:r>
-        <w:rPr>
-          <w:b w:val="0"/>
-          <w:i/>
-          <w:color w:val="6B6B6B"/>
-          <w:sz w:val="19"/>
-        </w:rPr>
-        <w:t xml:space="preserve">    4 min</w:t>
-      </w:r>
-    </w:p>
-    <w:p>
-      <w:pPr>
-        <w:spacing w:before="0" w:after="60"/>
-        <w:ind w:left="360" w:hanging="220"/>
-      </w:pPr>
-      <w:r>
-        <w:rPr>
-          <w:rFonts w:ascii="FreeSerif" w:hAnsi="FreeSerif" w:eastAsia="FreeSerif"/>
-          <w:b w:val="0"/>
-          <w:i w:val="0"/>
-          <w:color w:val="1A1A1A"/>
-          <w:sz w:val="16"/>
-        </w:rPr>
-        <w:t xml:space="preserve">●  </w:t>
-      </w:r>
-      <w:r>
-        <w:rPr>
-          <w:b w:val="0"/>
-          <w:i w:val="0"/>
-          <w:color w:val="1A1A1A"/>
           <w:sz w:val="21"/>
         </w:rPr>
-        <w:t>(x</w:t>
-      </w:r>
-      <w:r>
-        <w:rPr>
-          <w:b w:val="0"/>
-          <w:i w:val="0"/>
-          <w:color w:val="1A1A1A"/>
-          <w:sz w:val="21"/>
-          <w:vertAlign w:val="superscript"/>
-        </w:rPr>
-        <w:t>3</w:t>
-      </w:r>
-      <w:r>
-        <w:rPr>
-          <w:b w:val="0"/>
-          <w:i w:val="0"/>
-          <w:color w:val="1A1A1A"/>
-          <w:sz w:val="21"/>
-        </w:rPr>
-        <w:t>)</w:t>
-      </w:r>
-      <w:r>
-        <w:rPr>
-          <w:b w:val="0"/>
-          <w:i w:val="0"/>
-          <w:color w:val="1A1A1A"/>
-          <w:sz w:val="21"/>
-          <w:vertAlign w:val="superscript"/>
-        </w:rPr>
-        <w:t>4</w:t>
-      </w:r>
-      <w:r>
-        <w:rPr>
-          <w:b w:val="0"/>
-          <w:i w:val="0"/>
-          <w:color w:val="1A1A1A"/>
-          <w:sz w:val="21"/>
-        </w:rPr>
-        <w:t xml:space="preserve"> is four copies of x</w:t>
-      </w:r>
-      <w:r>
-        <w:rPr>
-          <w:b w:val="0"/>
-          <w:i w:val="0"/>
-          <w:color w:val="1A1A1A"/>
-          <w:sz w:val="21"/>
-          <w:vertAlign w:val="superscript"/>
-        </w:rPr>
-        <w:t>3</w:t>
-      </w:r>
-      <w:r>
-        <w:rPr>
-          <w:b w:val="0"/>
-          <w:i w:val="0"/>
-          <w:color w:val="1A1A1A"/>
-          <w:sz w:val="21"/>
-        </w:rPr>
-        <w:t>, twelve x's: multiply. Then the power of a product, where the coefficient is the thing students forget to raise: (2y</w:t>
-      </w:r>
-      <w:r>
-        <w:rPr>
-          <w:b w:val="0"/>
-          <w:i w:val="0"/>
-          <w:color w:val="1A1A1A"/>
-          <w:sz w:val="21"/>
-          <w:vertAlign w:val="superscript"/>
-        </w:rPr>
-        <w:t>2</w:t>
-      </w:r>
-      <w:r>
-        <w:rPr>
-          <w:b w:val="0"/>
-          <w:i w:val="0"/>
-          <w:color w:val="1A1A1A"/>
-          <w:sz w:val="21"/>
-        </w:rPr>
-        <w:t>)</w:t>
-      </w:r>
-      <w:r>
-        <w:rPr>
-          <w:b w:val="0"/>
-          <w:i w:val="0"/>
-          <w:color w:val="1A1A1A"/>
-          <w:sz w:val="21"/>
-          <w:vertAlign w:val="superscript"/>
-        </w:rPr>
-        <w:t>3</w:t>
-      </w:r>
-      <w:r>
-        <w:rPr>
-          <w:b w:val="0"/>
-          <w:i w:val="0"/>
-          <w:color w:val="1A1A1A"/>
-          <w:sz w:val="21"/>
-        </w:rPr>
-        <w:t xml:space="preserve"> is 2y</w:t>
-      </w:r>
-      <w:r>
-        <w:rPr>
-          <w:b w:val="0"/>
-          <w:i w:val="0"/>
-          <w:color w:val="1A1A1A"/>
-          <w:sz w:val="21"/>
-          <w:vertAlign w:val="superscript"/>
-        </w:rPr>
-        <w:t>2</w:t>
-      </w:r>
-      <w:r>
-        <w:rPr>
-          <w:b w:val="0"/>
-          <w:i w:val="0"/>
-          <w:color w:val="1A1A1A"/>
-          <w:sz w:val="21"/>
-        </w:rPr>
-        <w:t xml:space="preserve"> · 2y</w:t>
-      </w:r>
-      <w:r>
-        <w:rPr>
-          <w:b w:val="0"/>
-          <w:i w:val="0"/>
-          <w:color w:val="1A1A1A"/>
-          <w:sz w:val="21"/>
-          <w:vertAlign w:val="superscript"/>
-        </w:rPr>
-        <w:t>2</w:t>
-      </w:r>
-      <w:r>
-        <w:rPr>
-          <w:b w:val="0"/>
-          <w:i w:val="0"/>
-          <w:color w:val="1A1A1A"/>
-          <w:sz w:val="21"/>
-        </w:rPr>
-        <w:t xml:space="preserve"> · 2y</w:t>
-      </w:r>
-      <w:r>
-        <w:rPr>
-          <w:b w:val="0"/>
-          <w:i w:val="0"/>
-          <w:color w:val="1A1A1A"/>
-          <w:sz w:val="21"/>
-          <w:vertAlign w:val="superscript"/>
-        </w:rPr>
-        <w:t>2</w:t>
-      </w:r>
-      <w:r>
-        <w:rPr>
-          <w:b w:val="0"/>
-          <w:i w:val="0"/>
-          <w:color w:val="1A1A1A"/>
-          <w:sz w:val="21"/>
-        </w:rPr>
-        <w:t>, so the 2 is cubed too. The state guide's task is the pair Rachel/Justina: (15xy</w:t>
-      </w:r>
-      <w:r>
-        <w:rPr>
-          <w:b w:val="0"/>
-          <w:i w:val="0"/>
-          <w:color w:val="1A1A1A"/>
-          <w:sz w:val="21"/>
-          <w:vertAlign w:val="superscript"/>
-        </w:rPr>
-        <w:t>2</w:t>
-      </w:r>
-      <w:r>
-        <w:rPr>
-          <w:b w:val="0"/>
-          <w:i w:val="0"/>
-          <w:color w:val="1A1A1A"/>
-          <w:sz w:val="21"/>
-        </w:rPr>
-        <w:t>)</w:t>
-      </w:r>
-      <w:r>
-        <w:rPr>
-          <w:b w:val="0"/>
-          <w:i w:val="0"/>
-          <w:color w:val="1A1A1A"/>
-          <w:sz w:val="21"/>
-          <w:vertAlign w:val="superscript"/>
-        </w:rPr>
-        <w:t>3</w:t>
-      </w:r>
-      <w:r>
-        <w:rPr>
-          <w:b w:val="0"/>
-          <w:i w:val="0"/>
-          <w:color w:val="1A1A1A"/>
-          <w:sz w:val="21"/>
-        </w:rPr>
-        <w:t xml:space="preserve"> expanded as 15·15·15·x·x·x·y·y·y·y·y·y and written as 3,375x</w:t>
-      </w:r>
-      <w:r>
-        <w:rPr>
-          <w:b w:val="0"/>
-          <w:i w:val="0"/>
-          <w:color w:val="1A1A1A"/>
-          <w:sz w:val="21"/>
-          <w:vertAlign w:val="superscript"/>
-        </w:rPr>
-        <w:t>3</w:t>
-      </w:r>
-      <w:r>
-        <w:rPr>
-          <w:b w:val="0"/>
-          <w:i w:val="0"/>
-          <w:color w:val="1A1A1A"/>
-          <w:sz w:val="21"/>
-        </w:rPr>
-        <w:t>y</w:t>
-      </w:r>
-      <w:r>
-        <w:rPr>
-          <w:b w:val="0"/>
-          <w:i w:val="0"/>
-          <w:color w:val="1A1A1A"/>
-          <w:sz w:val="21"/>
-          <w:vertAlign w:val="superscript"/>
-        </w:rPr>
-        <w:t>6</w:t>
-      </w:r>
-      <w:r>
-        <w:rPr>
-          <w:b w:val="0"/>
-          <w:i w:val="0"/>
-          <w:color w:val="1A1A1A"/>
-          <w:sz w:val="21"/>
-        </w:rPr>
-        <w:t xml:space="preserve"> are the same expression. Both are correct; one is finished.</w:t>
-      </w:r>
-    </w:p>
-    <w:p>
-      <w:pPr>
-        <w:spacing w:before="0" w:after="80"/>
-        <w:ind w:left="360" w:hanging="220"/>
-      </w:pPr>
-      <w:r>
-        <w:rPr>
-          <w:rFonts w:ascii="FreeSerif" w:hAnsi="FreeSerif" w:eastAsia="FreeSerif"/>
-          <w:b w:val="0"/>
-          <w:i w:val="0"/>
-          <w:color w:val="1A1A1A"/>
-          <w:sz w:val="16"/>
-        </w:rPr>
-        <w:t xml:space="preserve">●  </w:t>
+        <w:t xml:space="preserve">6.  </w:t>
       </w:r>
       <w:r>
         <w:rPr>
           <w:b/>
           <w:i w:val="0"/>
-          <w:color w:val="6B6B6B"/>
-          <w:sz w:val="21"/>
-        </w:rPr>
-        <w:t xml:space="preserve">OFF THE SLIDE, YOURS TO SAY: </w:t>
-      </w:r>
-      <w:r>
-        <w:rPr>
-          <w:b w:val="0"/>
-          <w:i w:val="0"/>
           <w:color w:val="1A1A1A"/>
           <w:sz w:val="21"/>
         </w:rPr>
-        <w:t>'Everything inside the parentheses gets the exponent — the number included.'</w:t>
-      </w:r>
-    </w:p>
-    <w:p>
-      <w:pPr>
-        <w:keepNext/>
-        <w:spacing w:before="200" w:after="60"/>
-      </w:pPr>
-      <w:r>
-        <w:rPr>
-          <w:b/>
-          <w:i w:val="0"/>
-          <w:color w:val="1A1A1A"/>
-          <w:sz w:val="23"/>
-        </w:rPr>
-        <w:t>Slide 6.  Notes</w:t>
-      </w:r>
-      <w:r>
-        <w:rPr>
-          <w:b w:val="0"/>
-          <w:i/>
-          <w:color w:val="6B6B6B"/>
-          <w:sz w:val="19"/>
-        </w:rPr>
-        <w:t xml:space="preserve">    3 min</w:t>
-      </w:r>
-    </w:p>
-    <w:p>
-      <w:pPr>
-        <w:spacing w:before="0" w:after="60"/>
-        <w:ind w:left="360" w:hanging="220"/>
-      </w:pPr>
-      <w:r>
-        <w:rPr>
-          <w:rFonts w:ascii="FreeSerif" w:hAnsi="FreeSerif" w:eastAsia="FreeSerif"/>
-          <w:b w:val="0"/>
-          <w:i w:val="0"/>
-          <w:color w:val="1A1A1A"/>
-          <w:sz w:val="16"/>
-        </w:rPr>
-        <w:t xml:space="preserve">●  </w:t>
+        <w:t xml:space="preserve">Notes.  </w:t>
       </w:r>
       <w:r>
         <w:rPr>
@@ -3665,17 +1943,31 @@
           <w:color w:val="1A1A1A"/>
           <w:sz w:val="21"/>
         </w:rPr>
-        <w:t xml:space="preserve"> cancels two x's and leaves five: subtract. Coefficients divide as numbers; each variable is handled on its own. Today every quotient comes out with positive exponents (or a zero exponent, which is 1) — tomorrow the subtraction is allowed to go below zero. Note the last line: n</w:t>
+        <w:t xml:space="preserve"> cancels two x's and leaves five: subtract.</w:t>
+      </w:r>
+    </w:p>
+    <w:p>
+      <w:pPr>
+        <w:spacing w:before="20" w:after="60"/>
+        <w:ind w:left="470" w:hanging="470"/>
+      </w:pPr>
+      <w:r>
+        <w:rPr>
+          <w:b/>
+          <w:i w:val="0"/>
+          <w:color w:val="1A1A1A"/>
+          <w:sz w:val="21"/>
+        </w:rPr>
+        <w:t xml:space="preserve">7.  </w:t>
       </w:r>
       <w:r>
         <w:rPr>
-          <w:b w:val="0"/>
+          <w:b/>
           <w:i w:val="0"/>
           <w:color w:val="1A1A1A"/>
           <w:sz w:val="21"/>
-          <w:vertAlign w:val="superscript"/>
         </w:rPr>
-        <w:t>4</w:t>
+        <w:t xml:space="preserve">Example 1 — Multiplying two monomials..  </w:t>
       </w:r>
       <w:r>
         <w:rPr>
@@ -3684,17 +1976,31 @@
           <w:color w:val="1A1A1A"/>
           <w:sz w:val="21"/>
         </w:rPr>
-        <w:t>/n</w:t>
+        <w:t>SPOKEN ONLY.</w:t>
+      </w:r>
+    </w:p>
+    <w:p>
+      <w:pPr>
+        <w:spacing w:before="20" w:after="60"/>
+        <w:ind w:left="470" w:hanging="470"/>
+      </w:pPr>
+      <w:r>
+        <w:rPr>
+          <w:b/>
+          <w:i w:val="0"/>
+          <w:color w:val="1A1A1A"/>
+          <w:sz w:val="21"/>
+        </w:rPr>
+        <w:t xml:space="preserve">8.  </w:t>
       </w:r>
       <w:r>
         <w:rPr>
-          <w:b w:val="0"/>
+          <w:b/>
           <w:i w:val="0"/>
           <w:color w:val="1A1A1A"/>
           <w:sz w:val="21"/>
-          <w:vertAlign w:val="superscript"/>
         </w:rPr>
-        <w:t>4</w:t>
+        <w:t xml:space="preserve">Example 1 — Worked..  </w:t>
       </w:r>
       <w:r>
         <w:rPr>
@@ -3703,259 +2009,31 @@
           <w:color w:val="1A1A1A"/>
           <w:sz w:val="21"/>
         </w:rPr>
-        <w:t xml:space="preserve"> is n</w:t>
-      </w:r>
-      <w:r>
-        <w:rPr>
-          <w:b w:val="0"/>
-          <w:i w:val="0"/>
-          <w:color w:val="1A1A1A"/>
-          <w:sz w:val="21"/>
-          <w:vertAlign w:val="superscript"/>
-        </w:rPr>
-        <w:t>0</w:t>
-      </w:r>
-      <w:r>
-        <w:rPr>
-          <w:b w:val="0"/>
-          <w:i w:val="0"/>
-          <w:color w:val="1A1A1A"/>
-          <w:sz w:val="21"/>
-        </w:rPr>
-        <w:t xml:space="preserve"> = 1, not 0 and not n.</w:t>
+        <w:t>Regroup by kind, then apply the product law twice.</w:t>
       </w:r>
     </w:p>
     <w:p>
       <w:pPr>
-        <w:keepNext/>
-        <w:spacing w:before="200" w:after="60"/>
+        <w:spacing w:before="20" w:after="60"/>
+        <w:ind w:left="470" w:hanging="470"/>
       </w:pPr>
       <w:r>
         <w:rPr>
           <w:b/>
           <w:i w:val="0"/>
           <w:color w:val="1A1A1A"/>
-          <w:sz w:val="23"/>
-        </w:rPr>
-        <w:t>Slide 7.  Example 1 — Multiplying two monomials.</w:t>
-      </w:r>
-      <w:r>
-        <w:rPr>
-          <w:b w:val="0"/>
-          <w:i/>
-          <w:color w:val="6B6B6B"/>
-          <w:sz w:val="19"/>
-        </w:rPr>
-        <w:t xml:space="preserve">    1 min</w:t>
-      </w:r>
-    </w:p>
-    <w:p>
-      <w:pPr>
-        <w:spacing w:before="0" w:after="60"/>
-        <w:ind w:left="360" w:hanging="220"/>
-      </w:pPr>
-      <w:r>
-        <w:rPr>
-          <w:rFonts w:ascii="FreeSerif" w:hAnsi="FreeSerif" w:eastAsia="FreeSerif"/>
-          <w:b w:val="0"/>
-          <w:i w:val="0"/>
-          <w:color w:val="1A1A1A"/>
-          <w:sz w:val="16"/>
-        </w:rPr>
-        <w:t xml:space="preserve">●  </w:t>
-      </w:r>
-      <w:r>
-        <w:rPr>
-          <w:b w:val="0"/>
-          <w:i w:val="0"/>
-          <w:color w:val="1A1A1A"/>
           <w:sz w:val="21"/>
         </w:rPr>
-        <w:t>SPOKEN ONLY. Three kinds of factor in each monomial: a coefficient, x's and y's. Ask what happens to each kind before anyone writes.</w:t>
+        <w:t xml:space="preserve">9.  </w:t>
       </w:r>
-    </w:p>
-    <w:p>
-      <w:pPr>
-        <w:keepNext/>
-        <w:spacing w:before="200" w:after="60"/>
-      </w:pPr>
       <w:r>
         <w:rPr>
           <w:b/>
           <w:i w:val="0"/>
           <w:color w:val="1A1A1A"/>
-          <w:sz w:val="23"/>
-        </w:rPr>
-        <w:t>Slide 8.  Example 1 — Worked.</w:t>
-      </w:r>
-      <w:r>
-        <w:rPr>
-          <w:b w:val="0"/>
-          <w:i/>
-          <w:color w:val="6B6B6B"/>
-          <w:sz w:val="19"/>
-        </w:rPr>
-        <w:t xml:space="preserve">    2 min</w:t>
-      </w:r>
-    </w:p>
-    <w:p>
-      <w:pPr>
-        <w:spacing w:before="0" w:after="60"/>
-        <w:ind w:left="360" w:hanging="220"/>
-      </w:pPr>
-      <w:r>
-        <w:rPr>
-          <w:rFonts w:ascii="FreeSerif" w:hAnsi="FreeSerif" w:eastAsia="FreeSerif"/>
-          <w:b w:val="0"/>
-          <w:i w:val="0"/>
-          <w:color w:val="1A1A1A"/>
-          <w:sz w:val="16"/>
-        </w:rPr>
-        <w:t xml:space="preserve">●  </w:t>
-      </w:r>
-      <w:r>
-        <w:rPr>
-          <w:b w:val="0"/>
-          <w:i w:val="0"/>
-          <w:color w:val="1A1A1A"/>
           <w:sz w:val="21"/>
         </w:rPr>
-        <w:t>Regroup by kind, then apply the product law twice. The y in the first factor has exponent 1 — a board with y</w:t>
-      </w:r>
-      <w:r>
-        <w:rPr>
-          <w:b w:val="0"/>
-          <w:i w:val="0"/>
-          <w:color w:val="1A1A1A"/>
-          <w:sz w:val="21"/>
-          <w:vertAlign w:val="superscript"/>
-        </w:rPr>
-        <w:t>5</w:t>
-      </w:r>
-      <w:r>
-        <w:rPr>
-          <w:b w:val="0"/>
-          <w:i w:val="0"/>
-          <w:color w:val="1A1A1A"/>
-          <w:sz w:val="21"/>
-        </w:rPr>
-        <w:t xml:space="preserve"> forgot it. A board with −8x</w:t>
-      </w:r>
-      <w:r>
-        <w:rPr>
-          <w:b w:val="0"/>
-          <w:i w:val="0"/>
-          <w:color w:val="1A1A1A"/>
-          <w:sz w:val="21"/>
-          <w:vertAlign w:val="superscript"/>
-        </w:rPr>
-        <w:t>6</w:t>
-      </w:r>
-      <w:r>
-        <w:rPr>
-          <w:b w:val="0"/>
-          <w:i w:val="0"/>
-          <w:color w:val="1A1A1A"/>
-          <w:sz w:val="21"/>
-        </w:rPr>
-        <w:t>y</w:t>
-      </w:r>
-      <w:r>
-        <w:rPr>
-          <w:b w:val="0"/>
-          <w:i w:val="0"/>
-          <w:color w:val="1A1A1A"/>
-          <w:sz w:val="21"/>
-          <w:vertAlign w:val="superscript"/>
-        </w:rPr>
-        <w:t>5</w:t>
-      </w:r>
-      <w:r>
-        <w:rPr>
-          <w:b w:val="0"/>
-          <w:i w:val="0"/>
-          <w:color w:val="1A1A1A"/>
-          <w:sz w:val="21"/>
-        </w:rPr>
-        <w:t xml:space="preserve"> multiplied the exponents; a board with 2x</w:t>
-      </w:r>
-      <w:r>
-        <w:rPr>
-          <w:b w:val="0"/>
-          <w:i w:val="0"/>
-          <w:color w:val="1A1A1A"/>
-          <w:sz w:val="21"/>
-          <w:vertAlign w:val="superscript"/>
-        </w:rPr>
-        <w:t>5</w:t>
-      </w:r>
-      <w:r>
-        <w:rPr>
-          <w:b w:val="0"/>
-          <w:i w:val="0"/>
-          <w:color w:val="1A1A1A"/>
-          <w:sz w:val="21"/>
-        </w:rPr>
-        <w:t>y</w:t>
-      </w:r>
-      <w:r>
-        <w:rPr>
-          <w:b w:val="0"/>
-          <w:i w:val="0"/>
-          <w:color w:val="1A1A1A"/>
-          <w:sz w:val="21"/>
-          <w:vertAlign w:val="superscript"/>
-        </w:rPr>
-        <w:t>6</w:t>
-      </w:r>
-      <w:r>
-        <w:rPr>
-          <w:b w:val="0"/>
-          <w:i w:val="0"/>
-          <w:color w:val="1A1A1A"/>
-          <w:sz w:val="21"/>
-        </w:rPr>
-        <w:t xml:space="preserve"> added the coefficients.</w:t>
-      </w:r>
-    </w:p>
-    <w:p>
-      <w:pPr>
-        <w:keepNext/>
-        <w:spacing w:before="200" w:after="60"/>
-      </w:pPr>
-      <w:r>
-        <w:rPr>
-          <w:b/>
-          <w:i w:val="0"/>
-          <w:color w:val="1A1A1A"/>
-          <w:sz w:val="23"/>
-        </w:rPr>
-        <w:t>Slide 9.  Your Turn — Same steps, your numbers. Boards up when done.</w:t>
-      </w:r>
-      <w:r>
-        <w:rPr>
-          <w:b w:val="0"/>
-          <w:i/>
-          <w:color w:val="6B6B6B"/>
-          <w:sz w:val="19"/>
-        </w:rPr>
-        <w:t xml:space="preserve">    2 min</w:t>
-      </w:r>
-    </w:p>
-    <w:p>
-      <w:pPr>
-        <w:spacing w:before="0" w:after="60"/>
-        <w:ind w:left="360" w:hanging="220"/>
-      </w:pPr>
-      <w:r>
-        <w:rPr>
-          <w:rFonts w:ascii="FreeSerif" w:hAnsi="FreeSerif" w:eastAsia="FreeSerif"/>
-          <w:b w:val="0"/>
-          <w:i w:val="0"/>
-          <w:color w:val="1A1A1A"/>
-          <w:sz w:val="16"/>
-        </w:rPr>
-        <w:t xml:space="preserve">●  </w:t>
+        <w:t xml:space="preserve">Your Turn — Same steps, your numbers. Boards up when done..  </w:t>
       </w:r>
       <w:r>
         <w:rPr>
@@ -4002,85 +2080,31 @@
           <w:color w:val="1A1A1A"/>
           <w:sz w:val="21"/>
         </w:rPr>
-        <w:t>). 15a</w:t>
-      </w:r>
-      <w:r>
-        <w:rPr>
-          <w:b w:val="0"/>
-          <w:i w:val="0"/>
-          <w:color w:val="1A1A1A"/>
-          <w:sz w:val="21"/>
-          <w:vertAlign w:val="superscript"/>
-        </w:rPr>
-        <w:t>3</w:t>
-      </w:r>
-      <w:r>
-        <w:rPr>
-          <w:b w:val="0"/>
-          <w:i w:val="0"/>
-          <w:color w:val="1A1A1A"/>
-          <w:sz w:val="21"/>
-        </w:rPr>
-        <w:t>b</w:t>
-      </w:r>
-      <w:r>
-        <w:rPr>
-          <w:b w:val="0"/>
-          <w:i w:val="0"/>
-          <w:color w:val="1A1A1A"/>
-          <w:sz w:val="21"/>
-          <w:vertAlign w:val="superscript"/>
-        </w:rPr>
-        <w:t>6</w:t>
-      </w:r>
-      <w:r>
-        <w:rPr>
-          <w:b w:val="0"/>
-          <w:i w:val="0"/>
-          <w:color w:val="1A1A1A"/>
-          <w:sz w:val="21"/>
-        </w:rPr>
-        <w:t xml:space="preserve"> is right.</w:t>
+        <w:t>).</w:t>
       </w:r>
     </w:p>
     <w:p>
       <w:pPr>
-        <w:keepNext/>
-        <w:spacing w:before="200" w:after="60"/>
+        <w:spacing w:before="20" w:after="60"/>
+        <w:ind w:left="470" w:hanging="470"/>
       </w:pPr>
       <w:r>
         <w:rPr>
           <w:b/>
           <w:i w:val="0"/>
           <w:color w:val="1A1A1A"/>
-          <w:sz w:val="23"/>
+          <w:sz w:val="21"/>
         </w:rPr>
-        <w:t>Slide 10.  Your Turn — Answer.</w:t>
+        <w:t xml:space="preserve">10.  </w:t>
       </w:r>
       <w:r>
         <w:rPr>
-          <w:b w:val="0"/>
-          <w:i/>
-          <w:color w:val="6B6B6B"/>
-          <w:sz w:val="19"/>
-        </w:rPr>
-        <w:t xml:space="preserve">    1 min</w:t>
-      </w:r>
-    </w:p>
-    <w:p>
-      <w:pPr>
-        <w:spacing w:before="0" w:after="60"/>
-        <w:ind w:left="360" w:hanging="220"/>
-      </w:pPr>
-      <w:r>
-        <w:rPr>
-          <w:rFonts w:ascii="FreeSerif" w:hAnsi="FreeSerif" w:eastAsia="FreeSerif"/>
-          <w:b w:val="0"/>
+          <w:b/>
           <w:i w:val="0"/>
           <w:color w:val="1A1A1A"/>
-          <w:sz w:val="16"/>
+          <w:sz w:val="21"/>
         </w:rPr>
-        <w:t xml:space="preserve">●  </w:t>
+        <w:t xml:space="preserve">Your Turn — Answer..  </w:t>
       </w:r>
       <w:r>
         <w:rPr>
@@ -4094,42 +2118,26 @@
     </w:p>
     <w:p>
       <w:pPr>
-        <w:keepNext/>
-        <w:spacing w:before="200" w:after="60"/>
+        <w:spacing w:before="20" w:after="60"/>
+        <w:ind w:left="470" w:hanging="470"/>
       </w:pPr>
       <w:r>
         <w:rPr>
           <w:b/>
           <w:i w:val="0"/>
           <w:color w:val="1A1A1A"/>
-          <w:sz w:val="23"/>
+          <w:sz w:val="21"/>
         </w:rPr>
-        <w:t>Slide 11.  Example 2 — A power of a product, then a quotient.</w:t>
+        <w:t xml:space="preserve">11.  </w:t>
       </w:r>
       <w:r>
         <w:rPr>
-          <w:b w:val="0"/>
-          <w:i/>
-          <w:color w:val="6B6B6B"/>
-          <w:sz w:val="19"/>
-        </w:rPr>
-        <w:t xml:space="preserve">    1 min</w:t>
-      </w:r>
-    </w:p>
-    <w:p>
-      <w:pPr>
-        <w:spacing w:before="0" w:after="60"/>
-        <w:ind w:left="360" w:hanging="220"/>
-      </w:pPr>
-      <w:r>
-        <w:rPr>
-          <w:rFonts w:ascii="FreeSerif" w:hAnsi="FreeSerif" w:eastAsia="FreeSerif"/>
-          <w:b w:val="0"/>
+          <w:b/>
           <w:i w:val="0"/>
           <w:color w:val="1A1A1A"/>
-          <w:sz w:val="16"/>
+          <w:sz w:val="21"/>
         </w:rPr>
-        <w:t xml:space="preserve">●  </w:t>
+        <w:t xml:space="preserve">Example 2 — A power of a product, then a quotient..  </w:t>
       </w:r>
       <w:r>
         <w:rPr>
@@ -4138,47 +2146,31 @@
           <w:color w:val="1A1A1A"/>
           <w:sz w:val="21"/>
         </w:rPr>
-        <w:t>SPOKEN ONLY. Two laws in order: the numerator is a power of a product, then divide. Ask which law comes first and why (the exponent outside the parentheses has to be dealt with before anything can be divided).</w:t>
+        <w:t>SPOKEN ONLY.</w:t>
       </w:r>
     </w:p>
     <w:p>
       <w:pPr>
-        <w:keepNext/>
-        <w:spacing w:before="200" w:after="60"/>
+        <w:spacing w:before="20" w:after="60"/>
+        <w:ind w:left="470" w:hanging="470"/>
       </w:pPr>
       <w:r>
         <w:rPr>
           <w:b/>
           <w:i w:val="0"/>
           <w:color w:val="1A1A1A"/>
-          <w:sz w:val="23"/>
+          <w:sz w:val="21"/>
         </w:rPr>
-        <w:t>Slide 12.  Example 2 — Worked.</w:t>
+        <w:t xml:space="preserve">12.  </w:t>
       </w:r>
       <w:r>
         <w:rPr>
-          <w:b w:val="0"/>
-          <w:i/>
-          <w:color w:val="6B6B6B"/>
-          <w:sz w:val="19"/>
-        </w:rPr>
-        <w:t xml:space="preserve">    2 min</w:t>
-      </w:r>
-    </w:p>
-    <w:p>
-      <w:pPr>
-        <w:spacing w:before="0" w:after="60"/>
-        <w:ind w:left="360" w:hanging="220"/>
-      </w:pPr>
-      <w:r>
-        <w:rPr>
-          <w:rFonts w:ascii="FreeSerif" w:hAnsi="FreeSerif" w:eastAsia="FreeSerif"/>
-          <w:b w:val="0"/>
+          <w:b/>
           <w:i w:val="0"/>
           <w:color w:val="1A1A1A"/>
-          <w:sz w:val="16"/>
+          <w:sz w:val="21"/>
         </w:rPr>
-        <w:t xml:space="preserve">●  </w:t>
+        <w:t xml:space="preserve">Example 2 — Worked..  </w:t>
       </w:r>
       <w:r>
         <w:rPr>
@@ -4282,123 +2274,31 @@
           <w:color w:val="1A1A1A"/>
           <w:sz w:val="21"/>
         </w:rPr>
-        <w:t>. Then divide the coefficients and subtract each variable's exponents. A board with 3m</w:t>
-      </w:r>
-      <w:r>
-        <w:rPr>
-          <w:b w:val="0"/>
-          <w:i w:val="0"/>
-          <w:color w:val="1A1A1A"/>
-          <w:sz w:val="21"/>
-          <w:vertAlign w:val="superscript"/>
-        </w:rPr>
-        <w:t>6</w:t>
-      </w:r>
-      <w:r>
-        <w:rPr>
-          <w:b w:val="0"/>
-          <w:i w:val="0"/>
-          <w:color w:val="1A1A1A"/>
-          <w:sz w:val="21"/>
-        </w:rPr>
-        <w:t>n</w:t>
-      </w:r>
-      <w:r>
-        <w:rPr>
-          <w:b w:val="0"/>
-          <w:i w:val="0"/>
-          <w:color w:val="1A1A1A"/>
-          <w:sz w:val="21"/>
-          <w:vertAlign w:val="superscript"/>
-        </w:rPr>
-        <w:t>3</w:t>
-      </w:r>
-      <w:r>
-        <w:rPr>
-          <w:b w:val="0"/>
-          <w:i w:val="0"/>
-          <w:color w:val="1A1A1A"/>
-          <w:sz w:val="21"/>
-        </w:rPr>
-        <w:t xml:space="preserve"> on top never cubed the 3; a board with 3m</w:t>
-      </w:r>
-      <w:r>
-        <w:rPr>
-          <w:b w:val="0"/>
-          <w:i w:val="0"/>
-          <w:color w:val="1A1A1A"/>
-          <w:sz w:val="21"/>
-          <w:vertAlign w:val="superscript"/>
-        </w:rPr>
-        <w:t>2</w:t>
-      </w:r>
-      <w:r>
-        <w:rPr>
-          <w:b w:val="0"/>
-          <w:i w:val="0"/>
-          <w:color w:val="1A1A1A"/>
-          <w:sz w:val="21"/>
-        </w:rPr>
-        <w:t>n</w:t>
-      </w:r>
-      <w:r>
-        <w:rPr>
-          <w:b w:val="0"/>
-          <w:i w:val="0"/>
-          <w:color w:val="1A1A1A"/>
-          <w:sz w:val="21"/>
-          <w:vertAlign w:val="superscript"/>
-        </w:rPr>
-        <w:t>3</w:t>
-      </w:r>
-      <w:r>
-        <w:rPr>
-          <w:b w:val="0"/>
-          <w:i w:val="0"/>
-          <w:color w:val="1A1A1A"/>
-          <w:sz w:val="21"/>
-        </w:rPr>
-        <w:t xml:space="preserve"> forgot the n in the denominator.</w:t>
+        <w:t>.</w:t>
       </w:r>
     </w:p>
     <w:p>
       <w:pPr>
-        <w:keepNext/>
-        <w:spacing w:before="200" w:after="60"/>
+        <w:spacing w:before="20" w:after="60"/>
+        <w:ind w:left="470" w:hanging="470"/>
       </w:pPr>
       <w:r>
         <w:rPr>
           <w:b/>
           <w:i w:val="0"/>
           <w:color w:val="1A1A1A"/>
-          <w:sz w:val="23"/>
+          <w:sz w:val="21"/>
         </w:rPr>
-        <w:t>Slide 13.  Your Turn — Same steps, your numbers. Boards up when done.</w:t>
+        <w:t xml:space="preserve">13.  </w:t>
       </w:r>
       <w:r>
         <w:rPr>
-          <w:b w:val="0"/>
-          <w:i/>
-          <w:color w:val="6B6B6B"/>
-          <w:sz w:val="19"/>
-        </w:rPr>
-        <w:t xml:space="preserve">    2 min</w:t>
-      </w:r>
-    </w:p>
-    <w:p>
-      <w:pPr>
-        <w:spacing w:before="0" w:after="60"/>
-        <w:ind w:left="360" w:hanging="220"/>
-      </w:pPr>
-      <w:r>
-        <w:rPr>
-          <w:rFonts w:ascii="FreeSerif" w:hAnsi="FreeSerif" w:eastAsia="FreeSerif"/>
-          <w:b w:val="0"/>
+          <w:b/>
           <w:i w:val="0"/>
           <w:color w:val="1A1A1A"/>
-          <w:sz w:val="16"/>
+          <w:sz w:val="21"/>
         </w:rPr>
-        <w:t xml:space="preserve">●  </w:t>
+        <w:t xml:space="preserve">Your Turn — Same steps, your numbers. Boards up when done..  </w:t>
       </w:r>
       <w:r>
         <w:rPr>
@@ -4483,66 +2383,31 @@
           <w:color w:val="1A1A1A"/>
           <w:sz w:val="21"/>
         </w:rPr>
-        <w:t>). 2p</w:t>
-      </w:r>
-      <w:r>
-        <w:rPr>
-          <w:b w:val="0"/>
-          <w:i w:val="0"/>
-          <w:color w:val="1A1A1A"/>
-          <w:sz w:val="21"/>
-          <w:vertAlign w:val="superscript"/>
-        </w:rPr>
-        <w:t>7</w:t>
-      </w:r>
-      <w:r>
-        <w:rPr>
-          <w:b w:val="0"/>
-          <w:i w:val="0"/>
-          <w:color w:val="1A1A1A"/>
-          <w:sz w:val="21"/>
-        </w:rPr>
-        <w:t xml:space="preserve"> is right.</w:t>
+        <w:t>).</w:t>
       </w:r>
     </w:p>
     <w:p>
       <w:pPr>
-        <w:keepNext/>
-        <w:spacing w:before="200" w:after="60"/>
+        <w:spacing w:before="20" w:after="60"/>
+        <w:ind w:left="470" w:hanging="470"/>
       </w:pPr>
       <w:r>
         <w:rPr>
           <w:b/>
           <w:i w:val="0"/>
           <w:color w:val="1A1A1A"/>
-          <w:sz w:val="23"/>
+          <w:sz w:val="21"/>
         </w:rPr>
-        <w:t>Slide 14.  Your Turn — Answer.</w:t>
+        <w:t xml:space="preserve">14.  </w:t>
       </w:r>
       <w:r>
         <w:rPr>
-          <w:b w:val="0"/>
-          <w:i/>
-          <w:color w:val="6B6B6B"/>
-          <w:sz w:val="19"/>
-        </w:rPr>
-        <w:t xml:space="preserve">    1 min</w:t>
-      </w:r>
-    </w:p>
-    <w:p>
-      <w:pPr>
-        <w:spacing w:before="0" w:after="60"/>
-        <w:ind w:left="360" w:hanging="220"/>
-      </w:pPr>
-      <w:r>
-        <w:rPr>
-          <w:rFonts w:ascii="FreeSerif" w:hAnsi="FreeSerif" w:eastAsia="FreeSerif"/>
-          <w:b w:val="0"/>
+          <w:b/>
           <w:i w:val="0"/>
           <w:color w:val="1A1A1A"/>
-          <w:sz w:val="16"/>
+          <w:sz w:val="21"/>
         </w:rPr>
-        <w:t xml:space="preserve">●  </w:t>
+        <w:t xml:space="preserve">Your Turn — Answer..  </w:t>
       </w:r>
       <w:r>
         <w:rPr>
@@ -4556,17 +2421,103 @@
     </w:p>
     <w:p>
       <w:pPr>
-        <w:keepNext/>
-        <w:spacing w:before="200" w:after="60"/>
+        <w:spacing w:before="20" w:after="60"/>
+        <w:ind w:left="470" w:hanging="470"/>
       </w:pPr>
       <w:r>
         <w:rPr>
           <w:b/>
           <w:i w:val="0"/>
           <w:color w:val="1A1A1A"/>
-          <w:sz w:val="23"/>
+          <w:sz w:val="21"/>
         </w:rPr>
-        <w:t>Slide 15.  Whiteboards   ·   Question 1 of 9</w:t>
+        <w:t xml:space="preserve">15–16.  </w:t>
+      </w:r>
+      <w:r>
+        <w:rPr>
+          <w:b/>
+          <w:i w:val="0"/>
+          <w:color w:val="1A1A1A"/>
+          <w:sz w:val="21"/>
+        </w:rPr>
+        <w:t xml:space="preserve">Board 1.  </w:t>
+      </w:r>
+      <w:r>
+        <w:drawing>
+          <wp:inline xmlns:a="http://schemas.openxmlformats.org/drawingml/2006/main" xmlns:pic="http://schemas.openxmlformats.org/drawingml/2006/picture">
+            <wp:extent cx="384048" cy="143256"/>
+            <wp:docPr id="2" name="Picture 2"/>
+            <wp:cNvGraphicFramePr>
+              <a:graphicFrameLocks noChangeAspect="1"/>
+            </wp:cNvGraphicFramePr>
+            <a:graphic>
+              <a:graphicData uri="http://schemas.openxmlformats.org/drawingml/2006/picture">
+                <pic:pic>
+                  <pic:nvPicPr>
+                    <pic:cNvPr id="0" name="3925679a0c82bd2e.png"/>
+                    <pic:cNvPicPr/>
+                  </pic:nvPicPr>
+                  <pic:blipFill>
+                    <a:blip r:embed="rId10"/>
+                    <a:stretch>
+                      <a:fillRect/>
+                    </a:stretch>
+                  </pic:blipFill>
+                  <pic:spPr>
+                    <a:xfrm>
+                      <a:off x="0" y="0"/>
+                      <a:ext cx="384048" cy="143256"/>
+                    </a:xfrm>
+                    <a:prstGeom prst="rect"/>
+                  </pic:spPr>
+                </pic:pic>
+              </a:graphicData>
+            </a:graphic>
+          </wp:inline>
+        </w:drawing>
+      </w:r>
+      <w:r>
+        <w:rPr>
+          <w:b w:val="0"/>
+          <w:i w:val="0"/>
+          <w:color w:val="1A1A1A"/>
+          <w:sz w:val="21"/>
+        </w:rPr>
+        <w:t xml:space="preserve">  →  </w:t>
+      </w:r>
+      <w:r>
+        <w:drawing>
+          <wp:inline xmlns:a="http://schemas.openxmlformats.org/drawingml/2006/main" xmlns:pic="http://schemas.openxmlformats.org/drawingml/2006/picture">
+            <wp:extent cx="198120" cy="143256"/>
+            <wp:docPr id="3" name="Picture 3"/>
+            <wp:cNvGraphicFramePr>
+              <a:graphicFrameLocks noChangeAspect="1"/>
+            </wp:cNvGraphicFramePr>
+            <a:graphic>
+              <a:graphicData uri="http://schemas.openxmlformats.org/drawingml/2006/picture">
+                <pic:pic>
+                  <pic:nvPicPr>
+                    <pic:cNvPr id="0" name="5a408d68d2f04e0f.png"/>
+                    <pic:cNvPicPr/>
+                  </pic:nvPicPr>
+                  <pic:blipFill>
+                    <a:blip r:embed="rId11"/>
+                    <a:stretch>
+                      <a:fillRect/>
+                    </a:stretch>
+                  </pic:blipFill>
+                  <pic:spPr>
+                    <a:xfrm>
+                      <a:off x="0" y="0"/>
+                      <a:ext cx="198120" cy="143256"/>
+                    </a:xfrm>
+                    <a:prstGeom prst="rect"/>
+                  </pic:spPr>
+                </pic:pic>
+              </a:graphicData>
+            </a:graphic>
+          </wp:inline>
+        </w:drawing>
       </w:r>
       <w:r>
         <w:rPr>
@@ -4575,23 +2526,103 @@
           <w:color w:val="6B6B6B"/>
           <w:sz w:val="19"/>
         </w:rPr>
-        <w:t xml:space="preserve">    19 min for the round</w:t>
+        <w:t xml:space="preserve">   x</w:t>
+      </w:r>
+      <w:r>
+        <w:rPr>
+          <w:b w:val="0"/>
+          <w:i/>
+          <w:color w:val="6B6B6B"/>
+          <w:sz w:val="19"/>
+          <w:vertAlign w:val="superscript"/>
+        </w:rPr>
+        <w:t>40</w:t>
+      </w:r>
+      <w:r>
+        <w:rPr>
+          <w:b w:val="0"/>
+          <w:i/>
+          <w:color w:val="6B6B6B"/>
+          <w:sz w:val="19"/>
+        </w:rPr>
+        <w:t xml:space="preserve"> — multiplied the exponents [B1G-M 8.AR.1.1 misconception: misapplied laws]; 2x</w:t>
+      </w:r>
+      <w:r>
+        <w:rPr>
+          <w:b w:val="0"/>
+          <w:i/>
+          <w:color w:val="6B6B6B"/>
+          <w:sz w:val="19"/>
+          <w:vertAlign w:val="superscript"/>
+        </w:rPr>
+        <w:t>13</w:t>
+      </w:r>
+      <w:r>
+        <w:rPr>
+          <w:b w:val="0"/>
+          <w:i/>
+          <w:color w:val="6B6B6B"/>
+          <w:sz w:val="19"/>
+        </w:rPr>
+        <w:t xml:space="preserve"> — an invented coefficient</w:t>
       </w:r>
     </w:p>
     <w:p>
       <w:pPr>
-        <w:spacing w:before="0" w:after="60"/>
-        <w:ind w:left="360" w:hanging="220"/>
+        <w:spacing w:before="20" w:after="60"/>
+        <w:ind w:left="470" w:hanging="470"/>
       </w:pPr>
       <w:r>
         <w:rPr>
-          <w:rFonts w:ascii="FreeSerif" w:hAnsi="FreeSerif" w:eastAsia="FreeSerif"/>
-          <w:b w:val="0"/>
+          <w:b/>
           <w:i w:val="0"/>
           <w:color w:val="1A1A1A"/>
-          <w:sz w:val="16"/>
+          <w:sz w:val="21"/>
         </w:rPr>
-        <w:t xml:space="preserve">●  </w:t>
+        <w:t xml:space="preserve">17–18.  </w:t>
+      </w:r>
+      <w:r>
+        <w:rPr>
+          <w:b/>
+          <w:i w:val="0"/>
+          <w:color w:val="1A1A1A"/>
+          <w:sz w:val="21"/>
+        </w:rPr>
+        <w:t xml:space="preserve">Board 2.  </w:t>
+      </w:r>
+      <w:r>
+        <w:drawing>
+          <wp:inline xmlns:a="http://schemas.openxmlformats.org/drawingml/2006/main" xmlns:pic="http://schemas.openxmlformats.org/drawingml/2006/picture">
+            <wp:extent cx="304800" cy="173736"/>
+            <wp:docPr id="4" name="Picture 4"/>
+            <wp:cNvGraphicFramePr>
+              <a:graphicFrameLocks noChangeAspect="1"/>
+            </wp:cNvGraphicFramePr>
+            <a:graphic>
+              <a:graphicData uri="http://schemas.openxmlformats.org/drawingml/2006/picture">
+                <pic:pic>
+                  <pic:nvPicPr>
+                    <pic:cNvPr id="0" name="e1e763305326f8fb.png"/>
+                    <pic:cNvPicPr/>
+                  </pic:nvPicPr>
+                  <pic:blipFill>
+                    <a:blip r:embed="rId12"/>
+                    <a:stretch>
+                      <a:fillRect/>
+                    </a:stretch>
+                  </pic:blipFill>
+                  <pic:spPr>
+                    <a:xfrm>
+                      <a:off x="0" y="0"/>
+                      <a:ext cx="304800" cy="173736"/>
+                    </a:xfrm>
+                    <a:prstGeom prst="rect"/>
+                  </pic:spPr>
+                </pic:pic>
+              </a:graphicData>
+            </a:graphic>
+          </wp:inline>
+        </w:drawing>
       </w:r>
       <w:r>
         <w:rPr>
@@ -4600,17 +2631,93 @@
           <w:color w:val="1A1A1A"/>
           <w:sz w:val="21"/>
         </w:rPr>
-        <w:t>The product law, plain, with a letter. The state guide's own item. A board with x</w:t>
+        <w:t xml:space="preserve">  →  </w:t>
+      </w:r>
+      <w:r>
+        <w:drawing>
+          <wp:inline xmlns:a="http://schemas.openxmlformats.org/drawingml/2006/main" xmlns:pic="http://schemas.openxmlformats.org/drawingml/2006/picture">
+            <wp:extent cx="201168" cy="173736"/>
+            <wp:docPr id="5" name="Picture 5"/>
+            <wp:cNvGraphicFramePr>
+              <a:graphicFrameLocks noChangeAspect="1"/>
+            </wp:cNvGraphicFramePr>
+            <a:graphic>
+              <a:graphicData uri="http://schemas.openxmlformats.org/drawingml/2006/picture">
+                <pic:pic>
+                  <pic:nvPicPr>
+                    <pic:cNvPr id="0" name="f35f03374221c32f.png"/>
+                    <pic:cNvPicPr/>
+                  </pic:nvPicPr>
+                  <pic:blipFill>
+                    <a:blip r:embed="rId13"/>
+                    <a:stretch>
+                      <a:fillRect/>
+                    </a:stretch>
+                  </pic:blipFill>
+                  <pic:spPr>
+                    <a:xfrm>
+                      <a:off x="0" y="0"/>
+                      <a:ext cx="201168" cy="173736"/>
+                    </a:xfrm>
+                    <a:prstGeom prst="rect"/>
+                  </pic:spPr>
+                </pic:pic>
+              </a:graphicData>
+            </a:graphic>
+          </wp:inline>
+        </w:drawing>
       </w:r>
       <w:r>
         <w:rPr>
           <w:b w:val="0"/>
+          <w:i/>
+          <w:color w:val="6B6B6B"/>
+          <w:sz w:val="19"/>
+        </w:rPr>
+        <w:t xml:space="preserve">   y</w:t>
+      </w:r>
+      <w:r>
+        <w:rPr>
+          <w:b w:val="0"/>
+          <w:i/>
+          <w:color w:val="6B6B6B"/>
+          <w:sz w:val="19"/>
+          <w:vertAlign w:val="superscript"/>
+        </w:rPr>
+        <w:t>7</w:t>
+      </w:r>
+      <w:r>
+        <w:rPr>
+          <w:b w:val="0"/>
+          <w:i/>
+          <w:color w:val="6B6B6B"/>
+          <w:sz w:val="19"/>
+        </w:rPr>
+        <w:t xml:space="preserve"> — added the exponents [8.AR.1.1: power of a power confused with a product]</w:t>
+      </w:r>
+    </w:p>
+    <w:p>
+      <w:pPr>
+        <w:spacing w:before="20" w:after="60"/>
+        <w:ind w:left="470" w:hanging="470"/>
+      </w:pPr>
+      <w:r>
+        <w:rPr>
+          <w:b/>
           <w:i w:val="0"/>
           <w:color w:val="1A1A1A"/>
           <w:sz w:val="21"/>
-          <w:vertAlign w:val="superscript"/>
         </w:rPr>
-        <w:t>40</w:t>
+        <w:t xml:space="preserve">19–20.  </w:t>
+      </w:r>
+      <w:r>
+        <w:rPr>
+          <w:b/>
+          <w:i w:val="0"/>
+          <w:color w:val="1A1A1A"/>
+          <w:sz w:val="21"/>
+        </w:rPr>
+        <w:t xml:space="preserve">Board 3.  </w:t>
       </w:r>
       <w:r>
         <w:rPr>
@@ -4619,243 +2726,7 @@
           <w:color w:val="1A1A1A"/>
           <w:sz w:val="21"/>
         </w:rPr>
-        <w:t xml:space="preserve"> multiplied the exponents.</w:t>
-      </w:r>
-    </w:p>
-    <w:p>
-      <w:pPr>
-        <w:keepNext/>
-        <w:spacing w:before="200" w:after="60"/>
-      </w:pPr>
-      <w:r>
-        <w:rPr>
-          <w:b/>
-          <w:i w:val="0"/>
-          <w:color w:val="1A1A1A"/>
-          <w:sz w:val="23"/>
-        </w:rPr>
-        <w:t>Slide 16.  Whiteboards   ·   Question 1 of 9</w:t>
-      </w:r>
-    </w:p>
-    <w:p>
-      <w:pPr>
-        <w:spacing w:before="0" w:after="60"/>
-        <w:ind w:left="360" w:hanging="220"/>
-      </w:pPr>
-      <w:r>
-        <w:rPr>
-          <w:rFonts w:ascii="FreeSerif" w:hAnsi="FreeSerif" w:eastAsia="FreeSerif"/>
-          <w:b w:val="0"/>
-          <w:i w:val="0"/>
-          <w:color w:val="1A1A1A"/>
-          <w:sz w:val="16"/>
-        </w:rPr>
-        <w:t xml:space="preserve">●  </w:t>
-      </w:r>
-      <w:r>
-        <w:rPr>
-          <w:b w:val="0"/>
-          <w:i w:val="0"/>
-          <w:color w:val="1A1A1A"/>
-          <w:sz w:val="21"/>
-        </w:rPr>
-        <w:t>Reveal. Scan the back row first; question the blank boards before the wrong ones.</w:t>
-      </w:r>
-    </w:p>
-    <w:p>
-      <w:pPr>
-        <w:keepNext/>
-        <w:spacing w:before="200" w:after="60"/>
-      </w:pPr>
-      <w:r>
-        <w:rPr>
-          <w:b/>
-          <w:i w:val="0"/>
-          <w:color w:val="1A1A1A"/>
-          <w:sz w:val="23"/>
-        </w:rPr>
-        <w:t>Slide 17.  Whiteboards   ·   Question 2 of 9</w:t>
-      </w:r>
-    </w:p>
-    <w:p>
-      <w:pPr>
-        <w:spacing w:before="0" w:after="60"/>
-        <w:ind w:left="360" w:hanging="220"/>
-      </w:pPr>
-      <w:r>
-        <w:rPr>
-          <w:rFonts w:ascii="FreeSerif" w:hAnsi="FreeSerif" w:eastAsia="FreeSerif"/>
-          <w:b w:val="0"/>
-          <w:i w:val="0"/>
-          <w:color w:val="1A1A1A"/>
-          <w:sz w:val="16"/>
-        </w:rPr>
-        <w:t xml:space="preserve">●  </w:t>
-      </w:r>
-      <w:r>
-        <w:rPr>
-          <w:b w:val="0"/>
-          <w:i w:val="0"/>
-          <w:color w:val="1A1A1A"/>
-          <w:sz w:val="21"/>
-        </w:rPr>
-        <w:t>A board with y</w:t>
-      </w:r>
-      <w:r>
-        <w:rPr>
-          <w:b w:val="0"/>
-          <w:i w:val="0"/>
-          <w:color w:val="1A1A1A"/>
-          <w:sz w:val="21"/>
-          <w:vertAlign w:val="superscript"/>
-        </w:rPr>
-        <w:t>7</w:t>
-      </w:r>
-      <w:r>
-        <w:rPr>
-          <w:b w:val="0"/>
-          <w:i w:val="0"/>
-          <w:color w:val="1A1A1A"/>
-          <w:sz w:val="21"/>
-        </w:rPr>
-        <w:t xml:space="preserve"> added. Ask that student to write out three copies of y</w:t>
-      </w:r>
-      <w:r>
-        <w:rPr>
-          <w:b w:val="0"/>
-          <w:i w:val="0"/>
-          <w:color w:val="1A1A1A"/>
-          <w:sz w:val="21"/>
-          <w:vertAlign w:val="superscript"/>
-        </w:rPr>
-        <w:t>4</w:t>
-      </w:r>
-      <w:r>
-        <w:rPr>
-          <w:b w:val="0"/>
-          <w:i w:val="0"/>
-          <w:color w:val="1A1A1A"/>
-          <w:sz w:val="21"/>
-        </w:rPr>
-        <w:t>.</w:t>
-      </w:r>
-    </w:p>
-    <w:p>
-      <w:pPr>
-        <w:keepNext/>
-        <w:spacing w:before="200" w:after="60"/>
-      </w:pPr>
-      <w:r>
-        <w:rPr>
-          <w:b/>
-          <w:i w:val="0"/>
-          <w:color w:val="1A1A1A"/>
-          <w:sz w:val="23"/>
-        </w:rPr>
-        <w:t>Slide 18.  Whiteboards   ·   Question 2 of 9</w:t>
-      </w:r>
-    </w:p>
-    <w:p>
-      <w:pPr>
-        <w:spacing w:before="0" w:after="60"/>
-        <w:ind w:left="360" w:hanging="220"/>
-      </w:pPr>
-      <w:r>
-        <w:rPr>
-          <w:rFonts w:ascii="FreeSerif" w:hAnsi="FreeSerif" w:eastAsia="FreeSerif"/>
-          <w:b w:val="0"/>
-          <w:i w:val="0"/>
-          <w:color w:val="1A1A1A"/>
-          <w:sz w:val="16"/>
-        </w:rPr>
-        <w:t xml:space="preserve">●  </w:t>
-      </w:r>
-      <w:r>
-        <w:rPr>
-          <w:b w:val="0"/>
-          <w:i w:val="0"/>
-          <w:color w:val="1A1A1A"/>
-          <w:sz w:val="21"/>
-        </w:rPr>
-        <w:t>Reveal. Scan the back row first; question the blank boards before the wrong ones.</w:t>
-      </w:r>
-    </w:p>
-    <w:p>
-      <w:pPr>
-        <w:keepNext/>
-        <w:spacing w:before="200" w:after="60"/>
-      </w:pPr>
-      <w:r>
-        <w:rPr>
-          <w:b/>
-          <w:i w:val="0"/>
-          <w:color w:val="1A1A1A"/>
-          <w:sz w:val="23"/>
-        </w:rPr>
-        <w:t>Slide 19.  Whiteboards   ·   Question 3 of 9</w:t>
-      </w:r>
-    </w:p>
-    <w:p>
-      <w:pPr>
-        <w:spacing w:before="0" w:after="60"/>
-        <w:ind w:left="360" w:hanging="220"/>
-      </w:pPr>
-      <w:r>
-        <w:rPr>
-          <w:rFonts w:ascii="FreeSerif" w:hAnsi="FreeSerif" w:eastAsia="FreeSerif"/>
-          <w:b w:val="0"/>
-          <w:i w:val="0"/>
-          <w:color w:val="1A1A1A"/>
-          <w:sz w:val="16"/>
-        </w:rPr>
-        <w:t xml:space="preserve">●  </w:t>
-      </w:r>
-      <w:r>
-        <w:rPr>
-          <w:b w:val="0"/>
-          <w:i w:val="0"/>
-          <w:color w:val="1A1A1A"/>
-          <w:sz w:val="21"/>
-        </w:rPr>
-        <w:t>The coefficient is the thing that gets forgotten. 2x</w:t>
-      </w:r>
-      <w:r>
-        <w:rPr>
-          <w:b w:val="0"/>
-          <w:i w:val="0"/>
-          <w:color w:val="1A1A1A"/>
-          <w:sz w:val="21"/>
-          <w:vertAlign w:val="superscript"/>
-        </w:rPr>
-        <w:t>12</w:t>
-      </w:r>
-      <w:r>
-        <w:rPr>
-          <w:b w:val="0"/>
-          <w:i w:val="0"/>
-          <w:color w:val="1A1A1A"/>
-          <w:sz w:val="21"/>
-        </w:rPr>
-        <w:t xml:space="preserve"> never raised the 2; 8x</w:t>
-      </w:r>
-      <w:r>
-        <w:rPr>
-          <w:b w:val="0"/>
-          <w:i w:val="0"/>
-          <w:color w:val="1A1A1A"/>
-          <w:sz w:val="21"/>
-          <w:vertAlign w:val="superscript"/>
-        </w:rPr>
-        <w:t>12</w:t>
-      </w:r>
-      <w:r>
-        <w:rPr>
-          <w:b w:val="0"/>
-          <w:i w:val="0"/>
-          <w:color w:val="1A1A1A"/>
-          <w:sz w:val="21"/>
-        </w:rPr>
-        <w:t xml:space="preserve"> multiplied 2 by 4 — the guide's 'multiplying the exponent into the base' (6</w:t>
+        <w:t>A cube has edge 2x</w:t>
       </w:r>
       <w:r>
         <w:rPr>
@@ -4874,106 +2745,7 @@
           <w:color w:val="1A1A1A"/>
           <w:sz w:val="21"/>
         </w:rPr>
-        <w:t xml:space="preserve"> = 18) in algebraic clothing.</w:t>
-      </w:r>
-    </w:p>
-    <w:p>
-      <w:pPr>
-        <w:keepNext/>
-        <w:spacing w:before="200" w:after="60"/>
-      </w:pPr>
-      <w:r>
-        <w:rPr>
-          <w:b/>
-          <w:i w:val="0"/>
-          <w:color w:val="1A1A1A"/>
-          <w:sz w:val="23"/>
-        </w:rPr>
-        <w:t>Slide 20.  Whiteboards   ·   Question 3 of 9</w:t>
-      </w:r>
-    </w:p>
-    <w:p>
-      <w:pPr>
-        <w:spacing w:before="0" w:after="60"/>
-        <w:ind w:left="360" w:hanging="220"/>
-      </w:pPr>
-      <w:r>
-        <w:rPr>
-          <w:rFonts w:ascii="FreeSerif" w:hAnsi="FreeSerif" w:eastAsia="FreeSerif"/>
-          <w:b w:val="0"/>
-          <w:i w:val="0"/>
-          <w:color w:val="1A1A1A"/>
-          <w:sz w:val="16"/>
-        </w:rPr>
-        <w:t xml:space="preserve">●  </w:t>
-      </w:r>
-      <w:r>
-        <w:rPr>
-          <w:b w:val="0"/>
-          <w:i w:val="0"/>
-          <w:color w:val="1A1A1A"/>
-          <w:sz w:val="21"/>
-        </w:rPr>
-        <w:t>Reveal. Scan the back row first; question the blank boards before the wrong ones.</w:t>
-      </w:r>
-    </w:p>
-    <w:p>
-      <w:pPr>
-        <w:keepNext/>
-        <w:spacing w:before="200" w:after="60"/>
-      </w:pPr>
-      <w:r>
-        <w:rPr>
-          <w:b/>
-          <w:i w:val="0"/>
-          <w:color w:val="1A1A1A"/>
-          <w:sz w:val="23"/>
-        </w:rPr>
-        <w:t>Slide 21.  Whiteboards   ·   Question 4 of 9</w:t>
-      </w:r>
-    </w:p>
-    <w:p>
-      <w:pPr>
-        <w:spacing w:before="0" w:after="60"/>
-        <w:ind w:left="360" w:hanging="220"/>
-      </w:pPr>
-      <w:r>
-        <w:rPr>
-          <w:rFonts w:ascii="FreeSerif" w:hAnsi="FreeSerif" w:eastAsia="FreeSerif"/>
-          <w:b w:val="0"/>
-          <w:i w:val="0"/>
-          <w:color w:val="1A1A1A"/>
-          <w:sz w:val="16"/>
-        </w:rPr>
-        <w:t xml:space="preserve">●  </w:t>
-      </w:r>
-      <w:r>
-        <w:rPr>
-          <w:b w:val="0"/>
-          <w:i w:val="0"/>
-          <w:color w:val="1A1A1A"/>
-          <w:sz w:val="21"/>
-        </w:rPr>
-        <w:t>Two variables and an invisible exponent 1 on a and on b. 7a</w:t>
-      </w:r>
-      <w:r>
-        <w:rPr>
-          <w:b w:val="0"/>
-          <w:i w:val="0"/>
-          <w:color w:val="1A1A1A"/>
-          <w:sz w:val="21"/>
-          <w:vertAlign w:val="superscript"/>
-        </w:rPr>
-        <w:t>3</w:t>
-      </w:r>
-      <w:r>
-        <w:rPr>
-          <w:b w:val="0"/>
-          <w:i w:val="0"/>
-          <w:color w:val="1A1A1A"/>
-          <w:sz w:val="21"/>
-        </w:rPr>
-        <w:t>b</w:t>
+        <w:t xml:space="preserve"> centimeters. Its surface area is 24x</w:t>
       </w:r>
       <w:r>
         <w:rPr>
@@ -4992,17 +2764,174 @@
           <w:color w:val="1A1A1A"/>
           <w:sz w:val="21"/>
         </w:rPr>
-        <w:t xml:space="preserve"> added the coefficients; 12a</w:t>
+        <w:t xml:space="preserve"> square centimeters. Write the cube's volume as a single monomial.  →  </w:t>
+      </w:r>
+      <w:r>
+        <w:drawing>
+          <wp:inline xmlns:a="http://schemas.openxmlformats.org/drawingml/2006/main" xmlns:pic="http://schemas.openxmlformats.org/drawingml/2006/picture">
+            <wp:extent cx="210312" cy="143256"/>
+            <wp:docPr id="6" name="Picture 6"/>
+            <wp:cNvGraphicFramePr>
+              <a:graphicFrameLocks noChangeAspect="1"/>
+            </wp:cNvGraphicFramePr>
+            <a:graphic>
+              <a:graphicData uri="http://schemas.openxmlformats.org/drawingml/2006/picture">
+                <pic:pic>
+                  <pic:nvPicPr>
+                    <pic:cNvPr id="0" name="a5eac94c16bcf660.png"/>
+                    <pic:cNvPicPr/>
+                  </pic:nvPicPr>
+                  <pic:blipFill>
+                    <a:blip r:embed="rId14"/>
+                    <a:stretch>
+                      <a:fillRect/>
+                    </a:stretch>
+                  </pic:blipFill>
+                  <pic:spPr>
+                    <a:xfrm>
+                      <a:off x="0" y="0"/>
+                      <a:ext cx="210312" cy="143256"/>
+                    </a:xfrm>
+                    <a:prstGeom prst="rect"/>
+                  </pic:spPr>
+                </pic:pic>
+              </a:graphicData>
+            </a:graphic>
+          </wp:inline>
+        </w:drawing>
       </w:r>
       <w:r>
         <w:rPr>
           <w:b w:val="0"/>
+          <w:i/>
+          <w:color w:val="6B6B6B"/>
+          <w:sz w:val="20"/>
+        </w:rPr>
+        <w:t xml:space="preserve">   The surface area is not needed.</w:t>
+      </w:r>
+      <w:r>
+        <w:rPr>
+          <w:b w:val="0"/>
+          <w:i/>
+          <w:color w:val="6B6B6B"/>
+          <w:sz w:val="19"/>
+        </w:rPr>
+        <w:t xml:space="preserve">   2x</w:t>
+      </w:r>
+      <w:r>
+        <w:rPr>
+          <w:b w:val="0"/>
+          <w:i/>
+          <w:color w:val="6B6B6B"/>
+          <w:sz w:val="19"/>
+          <w:vertAlign w:val="superscript"/>
+        </w:rPr>
+        <w:t>9</w:t>
+      </w:r>
+      <w:r>
+        <w:rPr>
+          <w:b w:val="0"/>
+          <w:i/>
+          <w:color w:val="6B6B6B"/>
+          <w:sz w:val="19"/>
+        </w:rPr>
+        <w:t xml:space="preserve"> — the coefficient was not raised [B1G-M 8.AR.1.1: power of a product]; 8x</w:t>
+      </w:r>
+      <w:r>
+        <w:rPr>
+          <w:b w:val="0"/>
+          <w:i/>
+          <w:color w:val="6B6B6B"/>
+          <w:sz w:val="19"/>
+          <w:vertAlign w:val="superscript"/>
+        </w:rPr>
+        <w:t>6</w:t>
+      </w:r>
+      <w:r>
+        <w:rPr>
+          <w:b w:val="0"/>
+          <w:i/>
+          <w:color w:val="6B6B6B"/>
+          <w:sz w:val="19"/>
+        </w:rPr>
+        <w:t xml:space="preserve"> — exponents added instead of multiplied [confused with product of powers]; anything built from 24x</w:t>
+      </w:r>
+      <w:r>
+        <w:rPr>
+          <w:b w:val="0"/>
+          <w:i/>
+          <w:color w:val="6B6B6B"/>
+          <w:sz w:val="19"/>
+          <w:vertAlign w:val="superscript"/>
+        </w:rPr>
+        <w:t>6</w:t>
+      </w:r>
+      <w:r>
+        <w:rPr>
+          <w:b w:val="0"/>
+          <w:i/>
+          <w:color w:val="6B6B6B"/>
+          <w:sz w:val="19"/>
+        </w:rPr>
+        <w:t xml:space="preserve"> — the unneeded figure was used</w:t>
+      </w:r>
+    </w:p>
+    <w:p>
+      <w:pPr>
+        <w:spacing w:before="20" w:after="60"/>
+        <w:ind w:left="470" w:hanging="470"/>
+      </w:pPr>
+      <w:r>
+        <w:rPr>
+          <w:b/>
           <w:i w:val="0"/>
           <w:color w:val="1A1A1A"/>
           <w:sz w:val="21"/>
-          <w:vertAlign w:val="superscript"/>
         </w:rPr>
-        <w:t>2</w:t>
+        <w:t xml:space="preserve">21–22.  </w:t>
+      </w:r>
+      <w:r>
+        <w:rPr>
+          <w:b/>
+          <w:i w:val="0"/>
+          <w:color w:val="1A1A1A"/>
+          <w:sz w:val="21"/>
+        </w:rPr>
+        <w:t xml:space="preserve">Board 4.  </w:t>
+      </w:r>
+      <w:r>
+        <w:drawing>
+          <wp:inline xmlns:a="http://schemas.openxmlformats.org/drawingml/2006/main" xmlns:pic="http://schemas.openxmlformats.org/drawingml/2006/picture">
+            <wp:extent cx="859536" cy="170688"/>
+            <wp:docPr id="7" name="Picture 7"/>
+            <wp:cNvGraphicFramePr>
+              <a:graphicFrameLocks noChangeAspect="1"/>
+            </wp:cNvGraphicFramePr>
+            <a:graphic>
+              <a:graphicData uri="http://schemas.openxmlformats.org/drawingml/2006/picture">
+                <pic:pic>
+                  <pic:nvPicPr>
+                    <pic:cNvPr id="0" name="2e6d3deda862effd.png"/>
+                    <pic:cNvPicPr/>
+                  </pic:nvPicPr>
+                  <pic:blipFill>
+                    <a:blip r:embed="rId15"/>
+                    <a:stretch>
+                      <a:fillRect/>
+                    </a:stretch>
+                  </pic:blipFill>
+                  <pic:spPr>
+                    <a:xfrm>
+                      <a:off x="0" y="0"/>
+                      <a:ext cx="859536" cy="170688"/>
+                    </a:xfrm>
+                    <a:prstGeom prst="rect"/>
+                  </pic:spPr>
+                </pic:pic>
+              </a:graphicData>
+            </a:graphic>
+          </wp:inline>
+        </w:drawing>
       </w:r>
       <w:r>
         <w:rPr>
@@ -5011,17 +2940,184 @@
           <w:color w:val="1A1A1A"/>
           <w:sz w:val="21"/>
         </w:rPr>
+        <w:t xml:space="preserve">  →  </w:t>
+      </w:r>
+      <w:r>
+        <w:drawing>
+          <wp:inline xmlns:a="http://schemas.openxmlformats.org/drawingml/2006/main" xmlns:pic="http://schemas.openxmlformats.org/drawingml/2006/picture">
+            <wp:extent cx="460247" cy="146304"/>
+            <wp:docPr id="8" name="Picture 8"/>
+            <wp:cNvGraphicFramePr>
+              <a:graphicFrameLocks noChangeAspect="1"/>
+            </wp:cNvGraphicFramePr>
+            <a:graphic>
+              <a:graphicData uri="http://schemas.openxmlformats.org/drawingml/2006/picture">
+                <pic:pic>
+                  <pic:nvPicPr>
+                    <pic:cNvPr id="0" name="aad0a18b6fea3e1a.png"/>
+                    <pic:cNvPicPr/>
+                  </pic:nvPicPr>
+                  <pic:blipFill>
+                    <a:blip r:embed="rId16"/>
+                    <a:stretch>
+                      <a:fillRect/>
+                    </a:stretch>
+                  </pic:blipFill>
+                  <pic:spPr>
+                    <a:xfrm>
+                      <a:off x="0" y="0"/>
+                      <a:ext cx="460247" cy="146304"/>
+                    </a:xfrm>
+                    <a:prstGeom prst="rect"/>
+                  </pic:spPr>
+                </pic:pic>
+              </a:graphicData>
+            </a:graphic>
+          </wp:inline>
+        </w:drawing>
+      </w:r>
+      <w:r>
+        <w:rPr>
+          <w:b w:val="0"/>
+          <w:i/>
+          <w:color w:val="6B6B6B"/>
+          <w:sz w:val="19"/>
+        </w:rPr>
+        <w:t xml:space="preserve">   7a</w:t>
+      </w:r>
+      <w:r>
+        <w:rPr>
+          <w:b w:val="0"/>
+          <w:i/>
+          <w:color w:val="6B6B6B"/>
+          <w:sz w:val="19"/>
+          <w:vertAlign w:val="superscript"/>
+        </w:rPr>
+        <w:t>3</w:t>
+      </w:r>
+      <w:r>
+        <w:rPr>
+          <w:b w:val="0"/>
+          <w:i/>
+          <w:color w:val="6B6B6B"/>
+          <w:sz w:val="19"/>
+        </w:rPr>
         <w:t>b</w:t>
       </w:r>
       <w:r>
         <w:rPr>
           <w:b w:val="0"/>
+          <w:i/>
+          <w:color w:val="6B6B6B"/>
+          <w:sz w:val="19"/>
+          <w:vertAlign w:val="superscript"/>
+        </w:rPr>
+        <w:t>6</w:t>
+      </w:r>
+      <w:r>
+        <w:rPr>
+          <w:b w:val="0"/>
+          <w:i/>
+          <w:color w:val="6B6B6B"/>
+          <w:sz w:val="19"/>
+        </w:rPr>
+        <w:t xml:space="preserve"> — coefficients added instead of multiplied [8.AR.1.1: coefficients are factors]; 12a</w:t>
+      </w:r>
+      <w:r>
+        <w:rPr>
+          <w:b w:val="0"/>
+          <w:i/>
+          <w:color w:val="6B6B6B"/>
+          <w:sz w:val="19"/>
+          <w:vertAlign w:val="superscript"/>
+        </w:rPr>
+        <w:t>2</w:t>
+      </w:r>
+      <w:r>
+        <w:rPr>
+          <w:b w:val="0"/>
+          <w:i/>
+          <w:color w:val="6B6B6B"/>
+          <w:sz w:val="19"/>
+        </w:rPr>
+        <w:t>b</w:t>
+      </w:r>
+      <w:r>
+        <w:rPr>
+          <w:b w:val="0"/>
+          <w:i/>
+          <w:color w:val="6B6B6B"/>
+          <w:sz w:val="19"/>
+          <w:vertAlign w:val="superscript"/>
+        </w:rPr>
+        <w:t>5</w:t>
+      </w:r>
+      <w:r>
+        <w:rPr>
+          <w:b w:val="0"/>
+          <w:i/>
+          <w:color w:val="6B6B6B"/>
+          <w:sz w:val="19"/>
+        </w:rPr>
+        <w:t xml:space="preserve"> — the factors a and b with exponent 1 were dropped</w:t>
+      </w:r>
+    </w:p>
+    <w:p>
+      <w:pPr>
+        <w:spacing w:before="20" w:after="60"/>
+        <w:ind w:left="470" w:hanging="470"/>
+      </w:pPr>
+      <w:r>
+        <w:rPr>
+          <w:b/>
           <w:i w:val="0"/>
           <w:color w:val="1A1A1A"/>
           <w:sz w:val="21"/>
-          <w:vertAlign w:val="superscript"/>
         </w:rPr>
-        <w:t>5</w:t>
+        <w:t xml:space="preserve">23–24.  </w:t>
+      </w:r>
+      <w:r>
+        <w:rPr>
+          <w:b/>
+          <w:i w:val="0"/>
+          <w:color w:val="1A1A1A"/>
+          <w:sz w:val="21"/>
+        </w:rPr>
+        <w:t xml:space="preserve">Board 5.  </w:t>
+      </w:r>
+      <w:r>
+        <w:drawing>
+          <wp:inline xmlns:a="http://schemas.openxmlformats.org/drawingml/2006/main" xmlns:pic="http://schemas.openxmlformats.org/drawingml/2006/picture">
+            <wp:extent cx="435864" cy="170688"/>
+            <wp:docPr id="9" name="Picture 9"/>
+            <wp:cNvGraphicFramePr>
+              <a:graphicFrameLocks noChangeAspect="1"/>
+            </wp:cNvGraphicFramePr>
+            <a:graphic>
+              <a:graphicData uri="http://schemas.openxmlformats.org/drawingml/2006/picture">
+                <pic:pic>
+                  <pic:nvPicPr>
+                    <pic:cNvPr id="0" name="6e990370fdb4ecc1.png"/>
+                    <pic:cNvPicPr/>
+                  </pic:nvPicPr>
+                  <pic:blipFill>
+                    <a:blip r:embed="rId17"/>
+                    <a:stretch>
+                      <a:fillRect/>
+                    </a:stretch>
+                  </pic:blipFill>
+                  <pic:spPr>
+                    <a:xfrm>
+                      <a:off x="0" y="0"/>
+                      <a:ext cx="435864" cy="170688"/>
+                    </a:xfrm>
+                    <a:prstGeom prst="rect"/>
+                  </pic:spPr>
+                </pic:pic>
+              </a:graphicData>
+            </a:graphic>
+          </wp:inline>
+        </w:drawing>
       </w:r>
       <w:r>
         <w:rPr>
@@ -5030,38 +3126,121 @@
           <w:color w:val="1A1A1A"/>
           <w:sz w:val="21"/>
         </w:rPr>
-        <w:t xml:space="preserve"> ignored the exponent-1 factors.</w:t>
+        <w:t xml:space="preserve">  Which expression is equivalent?  →  </w:t>
+      </w:r>
+      <w:r>
+        <w:rPr>
+          <w:b/>
+          <w:i/>
+          <w:color w:val="9E1B32"/>
+          <w:sz w:val="21"/>
+        </w:rPr>
+        <w:t>A — 25m</w:t>
+      </w:r>
+      <w:r>
+        <w:rPr>
+          <w:b/>
+          <w:i/>
+          <w:color w:val="9E1B32"/>
+          <w:sz w:val="21"/>
+          <w:vertAlign w:val="superscript"/>
+        </w:rPr>
+        <w:t>6</w:t>
+      </w:r>
+      <w:r>
+        <w:rPr>
+          <w:b w:val="0"/>
+          <w:i/>
+          <w:color w:val="6B6B6B"/>
+          <w:sz w:val="19"/>
+        </w:rPr>
+        <w:t xml:space="preserve">   (B) 5 · 2 instead of 5</w:t>
+      </w:r>
+      <w:r>
+        <w:rPr>
+          <w:b w:val="0"/>
+          <w:i/>
+          <w:color w:val="6B6B6B"/>
+          <w:sz w:val="19"/>
+          <w:vertAlign w:val="superscript"/>
+        </w:rPr>
+        <w:t>2</w:t>
+      </w:r>
+      <w:r>
+        <w:rPr>
+          <w:b w:val="0"/>
+          <w:i/>
+          <w:color w:val="6B6B6B"/>
+          <w:sz w:val="19"/>
+        </w:rPr>
+        <w:t xml:space="preserve"> — the exponent was multiplied into the coefficient [B1G-M 8.AR.1.1 misconception: multiplying the exponent into the base]; (C) 3 + 2 instead of 3 · 2 [power of a power confused with a product of powers]; (D) the coefficient was not raised at all [8.AR.1.1: power of a product]</w:t>
+      </w:r>
+      <w:r>
+        <w:rPr>
+          <w:b w:val="0"/>
+          <w:i/>
+          <w:color w:val="6B6B6B"/>
+          <w:sz w:val="19"/>
+        </w:rPr>
+        <w:t xml:space="preserve">   Split (no option near two-thirds)? Sixty seconds, convince your neighbour, re-vote, then reveal.</w:t>
       </w:r>
     </w:p>
     <w:p>
       <w:pPr>
-        <w:keepNext/>
-        <w:spacing w:before="200" w:after="60"/>
+        <w:spacing w:before="20" w:after="60"/>
+        <w:ind w:left="470" w:hanging="470"/>
       </w:pPr>
       <w:r>
         <w:rPr>
           <w:b/>
           <w:i w:val="0"/>
           <w:color w:val="1A1A1A"/>
-          <w:sz w:val="23"/>
+          <w:sz w:val="21"/>
         </w:rPr>
-        <w:t>Slide 22.  Whiteboards   ·   Question 4 of 9</w:t>
+        <w:t xml:space="preserve">25–26.  </w:t>
       </w:r>
-    </w:p>
-    <w:p>
-      <w:pPr>
-        <w:spacing w:before="0" w:after="60"/>
-        <w:ind w:left="360" w:hanging="220"/>
-      </w:pPr>
       <w:r>
         <w:rPr>
-          <w:rFonts w:ascii="FreeSerif" w:hAnsi="FreeSerif" w:eastAsia="FreeSerif"/>
-          <w:b w:val="0"/>
+          <w:b/>
           <w:i w:val="0"/>
           <w:color w:val="1A1A1A"/>
-          <w:sz w:val="16"/>
+          <w:sz w:val="21"/>
         </w:rPr>
-        <w:t xml:space="preserve">●  </w:t>
+        <w:t xml:space="preserve">Board 6.  </w:t>
+      </w:r>
+      <w:r>
+        <w:drawing>
+          <wp:inline xmlns:a="http://schemas.openxmlformats.org/drawingml/2006/main" xmlns:pic="http://schemas.openxmlformats.org/drawingml/2006/picture">
+            <wp:extent cx="225552" cy="249935"/>
+            <wp:docPr id="10" name="Picture 10"/>
+            <wp:cNvGraphicFramePr>
+              <a:graphicFrameLocks noChangeAspect="1"/>
+            </wp:cNvGraphicFramePr>
+            <a:graphic>
+              <a:graphicData uri="http://schemas.openxmlformats.org/drawingml/2006/picture">
+                <pic:pic>
+                  <pic:nvPicPr>
+                    <pic:cNvPr id="0" name="db20386e549fbc01.png"/>
+                    <pic:cNvPicPr/>
+                  </pic:nvPicPr>
+                  <pic:blipFill>
+                    <a:blip r:embed="rId18"/>
+                    <a:stretch>
+                      <a:fillRect/>
+                    </a:stretch>
+                  </pic:blipFill>
+                  <pic:spPr>
+                    <a:xfrm>
+                      <a:off x="0" y="0"/>
+                      <a:ext cx="225552" cy="249935"/>
+                    </a:xfrm>
+                    <a:prstGeom prst="rect"/>
+                  </pic:spPr>
+                </pic:pic>
+              </a:graphicData>
+            </a:graphic>
+          </wp:inline>
+        </w:drawing>
       </w:r>
       <w:r>
         <w:rPr>
@@ -5070,38 +3249,102 @@
           <w:color w:val="1A1A1A"/>
           <w:sz w:val="21"/>
         </w:rPr>
-        <w:t>Reveal. Scan the back row first; question the blank boards before the wrong ones.</w:t>
+        <w:t xml:space="preserve">  Which expression is equivalent?  →  </w:t>
+      </w:r>
+      <w:r>
+        <w:rPr>
+          <w:b/>
+          <w:i/>
+          <w:color w:val="9E1B32"/>
+          <w:sz w:val="21"/>
+        </w:rPr>
+        <w:t>A — 4x</w:t>
+      </w:r>
+      <w:r>
+        <w:rPr>
+          <w:b/>
+          <w:i/>
+          <w:color w:val="9E1B32"/>
+          <w:sz w:val="21"/>
+          <w:vertAlign w:val="superscript"/>
+        </w:rPr>
+        <w:t>6</w:t>
+      </w:r>
+      <w:r>
+        <w:rPr>
+          <w:b w:val="0"/>
+          <w:i/>
+          <w:color w:val="6B6B6B"/>
+          <w:sz w:val="19"/>
+        </w:rPr>
+        <w:t xml:space="preserve">   (B) 8 ÷ 2 — the exponents were divided instead of subtracted [B1G-M 8.AR.1.1: misapplied quotient law]; (C) 12 − 3 — the coefficients were subtracted instead of divided [8.AR.1.1: coefficients are factors]; (D) 8 + 2 — added the exponents [quotient law confused with product law]</w:t>
+      </w:r>
+      <w:r>
+        <w:rPr>
+          <w:b w:val="0"/>
+          <w:i/>
+          <w:color w:val="6B6B6B"/>
+          <w:sz w:val="19"/>
+        </w:rPr>
+        <w:t xml:space="preserve">   Split (no option near two-thirds)? Sixty seconds, convince your neighbour, re-vote, then reveal.</w:t>
       </w:r>
     </w:p>
     <w:p>
       <w:pPr>
-        <w:keepNext/>
-        <w:spacing w:before="200" w:after="60"/>
+        <w:spacing w:before="20" w:after="60"/>
+        <w:ind w:left="470" w:hanging="470"/>
       </w:pPr>
       <w:r>
         <w:rPr>
           <w:b/>
           <w:i w:val="0"/>
           <w:color w:val="1A1A1A"/>
-          <w:sz w:val="23"/>
+          <w:sz w:val="21"/>
         </w:rPr>
-        <w:t>Slide 23.  Whiteboards   ·   Question 5 of 9</w:t>
+        <w:t xml:space="preserve">27–28.  </w:t>
       </w:r>
-    </w:p>
-    <w:p>
-      <w:pPr>
-        <w:spacing w:before="0" w:after="60"/>
-        <w:ind w:left="360" w:hanging="220"/>
-      </w:pPr>
       <w:r>
         <w:rPr>
-          <w:rFonts w:ascii="FreeSerif" w:hAnsi="FreeSerif" w:eastAsia="FreeSerif"/>
-          <w:b w:val="0"/>
+          <w:b/>
           <w:i w:val="0"/>
           <w:color w:val="1A1A1A"/>
-          <w:sz w:val="16"/>
+          <w:sz w:val="21"/>
         </w:rPr>
-        <w:t xml:space="preserve">●  </w:t>
+        <w:t xml:space="preserve">Board 7.  </w:t>
+      </w:r>
+      <w:r>
+        <w:drawing>
+          <wp:inline xmlns:a="http://schemas.openxmlformats.org/drawingml/2006/main" xmlns:pic="http://schemas.openxmlformats.org/drawingml/2006/picture">
+            <wp:extent cx="249935" cy="252984"/>
+            <wp:docPr id="11" name="Picture 11"/>
+            <wp:cNvGraphicFramePr>
+              <a:graphicFrameLocks noChangeAspect="1"/>
+            </wp:cNvGraphicFramePr>
+            <a:graphic>
+              <a:graphicData uri="http://schemas.openxmlformats.org/drawingml/2006/picture">
+                <pic:pic>
+                  <pic:nvPicPr>
+                    <pic:cNvPr id="0" name="d54e7d2f3a0f00f0.png"/>
+                    <pic:cNvPicPr/>
+                  </pic:nvPicPr>
+                  <pic:blipFill>
+                    <a:blip r:embed="rId19"/>
+                    <a:stretch>
+                      <a:fillRect/>
+                    </a:stretch>
+                  </pic:blipFill>
+                  <pic:spPr>
+                    <a:xfrm>
+                      <a:off x="0" y="0"/>
+                      <a:ext cx="249935" cy="252984"/>
+                    </a:xfrm>
+                    <a:prstGeom prst="rect"/>
+                  </pic:spPr>
+                </pic:pic>
+              </a:graphicData>
+            </a:graphic>
+          </wp:inline>
+        </w:drawing>
       </w:r>
       <w:r>
         <w:rPr>
@@ -5110,38 +3353,169 @@
           <w:color w:val="1A1A1A"/>
           <w:sz w:val="21"/>
         </w:rPr>
-        <w:t>Diagnostic. B and D are the two coefficient errors; C is the exponent error. Three different repairs, so read the letters, not the count.</w:t>
+        <w:t xml:space="preserve">  →  </w:t>
+      </w:r>
+      <w:r>
+        <w:drawing>
+          <wp:inline xmlns:a="http://schemas.openxmlformats.org/drawingml/2006/main" xmlns:pic="http://schemas.openxmlformats.org/drawingml/2006/picture">
+            <wp:extent cx="182880" cy="143256"/>
+            <wp:docPr id="12" name="Picture 12"/>
+            <wp:cNvGraphicFramePr>
+              <a:graphicFrameLocks noChangeAspect="1"/>
+            </wp:cNvGraphicFramePr>
+            <a:graphic>
+              <a:graphicData uri="http://schemas.openxmlformats.org/drawingml/2006/picture">
+                <pic:pic>
+                  <pic:nvPicPr>
+                    <pic:cNvPr id="0" name="e210c69bb97cb8cc.png"/>
+                    <pic:cNvPicPr/>
+                  </pic:nvPicPr>
+                  <pic:blipFill>
+                    <a:blip r:embed="rId20"/>
+                    <a:stretch>
+                      <a:fillRect/>
+                    </a:stretch>
+                  </pic:blipFill>
+                  <pic:spPr>
+                    <a:xfrm>
+                      <a:off x="0" y="0"/>
+                      <a:ext cx="182880" cy="143256"/>
+                    </a:xfrm>
+                    <a:prstGeom prst="rect"/>
+                  </pic:spPr>
+                </pic:pic>
+              </a:graphicData>
+            </a:graphic>
+          </wp:inline>
+        </w:drawing>
+      </w:r>
+      <w:r>
+        <w:rPr>
+          <w:b w:val="0"/>
+          <w:i/>
+          <w:color w:val="6B6B6B"/>
+          <w:sz w:val="19"/>
+        </w:rPr>
+        <w:t xml:space="preserve">   m</w:t>
+      </w:r>
+      <w:r>
+        <w:rPr>
+          <w:b w:val="0"/>
+          <w:i/>
+          <w:color w:val="6B6B6B"/>
+          <w:sz w:val="19"/>
+          <w:vertAlign w:val="superscript"/>
+        </w:rPr>
+        <w:t>4</w:t>
+      </w:r>
+      <w:r>
+        <w:rPr>
+          <w:b w:val="0"/>
+          <w:i/>
+          <w:color w:val="6B6B6B"/>
+          <w:sz w:val="19"/>
+        </w:rPr>
+        <w:t>n — n</w:t>
+      </w:r>
+      <w:r>
+        <w:rPr>
+          <w:b w:val="0"/>
+          <w:i/>
+          <w:color w:val="6B6B6B"/>
+          <w:sz w:val="19"/>
+          <w:vertAlign w:val="superscript"/>
+        </w:rPr>
+        <w:t>0</w:t>
+      </w:r>
+      <w:r>
+        <w:rPr>
+          <w:b w:val="0"/>
+          <w:i/>
+          <w:color w:val="6B6B6B"/>
+          <w:sz w:val="19"/>
+        </w:rPr>
+        <w:t xml:space="preserve"> read as n [8.AR.1.1: zero exponent]; 0 or m</w:t>
+      </w:r>
+      <w:r>
+        <w:rPr>
+          <w:b w:val="0"/>
+          <w:i/>
+          <w:color w:val="6B6B6B"/>
+          <w:sz w:val="19"/>
+          <w:vertAlign w:val="superscript"/>
+        </w:rPr>
+        <w:t>4</w:t>
+      </w:r>
+      <w:r>
+        <w:rPr>
+          <w:b w:val="0"/>
+          <w:i/>
+          <w:color w:val="6B6B6B"/>
+          <w:sz w:val="19"/>
+        </w:rPr>
+        <w:t xml:space="preserve"> · 0 — n</w:t>
+      </w:r>
+      <w:r>
+        <w:rPr>
+          <w:b w:val="0"/>
+          <w:i/>
+          <w:color w:val="6B6B6B"/>
+          <w:sz w:val="19"/>
+          <w:vertAlign w:val="superscript"/>
+        </w:rPr>
+        <w:t>0</w:t>
+      </w:r>
+      <w:r>
+        <w:rPr>
+          <w:b w:val="0"/>
+          <w:i/>
+          <w:color w:val="6B6B6B"/>
+          <w:sz w:val="19"/>
+        </w:rPr>
+        <w:t xml:space="preserve"> read as 0 [B1G-M 8.NSO.1.3 misconception: a</w:t>
+      </w:r>
+      <w:r>
+        <w:rPr>
+          <w:b w:val="0"/>
+          <w:i/>
+          <w:color w:val="6B6B6B"/>
+          <w:sz w:val="19"/>
+          <w:vertAlign w:val="superscript"/>
+        </w:rPr>
+        <w:t>0</w:t>
+      </w:r>
+      <w:r>
+        <w:rPr>
+          <w:b w:val="0"/>
+          <w:i/>
+          <w:color w:val="6B6B6B"/>
+          <w:sz w:val="19"/>
+        </w:rPr>
+        <w:t xml:space="preserve"> = 0]</w:t>
       </w:r>
     </w:p>
     <w:p>
       <w:pPr>
-        <w:keepNext/>
-        <w:spacing w:before="200" w:after="60"/>
+        <w:spacing w:before="20" w:after="60"/>
+        <w:ind w:left="470" w:hanging="470"/>
       </w:pPr>
       <w:r>
         <w:rPr>
           <w:b/>
           <w:i w:val="0"/>
           <w:color w:val="1A1A1A"/>
-          <w:sz w:val="23"/>
+          <w:sz w:val="21"/>
         </w:rPr>
-        <w:t>Slide 24.  Whiteboards   ·   Question 5 of 9</w:t>
+        <w:t xml:space="preserve">29–30.  </w:t>
       </w:r>
-    </w:p>
-    <w:p>
-      <w:pPr>
-        <w:spacing w:before="0" w:after="60"/>
-        <w:ind w:left="360" w:hanging="220"/>
-      </w:pPr>
       <w:r>
         <w:rPr>
-          <w:rFonts w:ascii="FreeSerif" w:hAnsi="FreeSerif" w:eastAsia="FreeSerif"/>
-          <w:b w:val="0"/>
+          <w:b/>
           <w:i w:val="0"/>
           <w:color w:val="1A1A1A"/>
-          <w:sz w:val="16"/>
+          <w:sz w:val="21"/>
         </w:rPr>
-        <w:t xml:space="preserve">●  </w:t>
+        <w:t xml:space="preserve">Board 8.  </w:t>
       </w:r>
       <w:r>
         <w:rPr>
@@ -5150,2663 +3524,13 @@
           <w:color w:val="1A1A1A"/>
           <w:sz w:val="21"/>
         </w:rPr>
-        <w:t>Reveal. Scan the back row first; question the blank boards before the wrong ones.</w:t>
-      </w:r>
-    </w:p>
-    <w:p>
-      <w:pPr>
-        <w:keepNext/>
-        <w:spacing w:before="200" w:after="60"/>
-      </w:pPr>
-      <w:r>
-        <w:rPr>
-          <w:b/>
-          <w:i w:val="0"/>
-          <w:color w:val="1A1A1A"/>
-          <w:sz w:val="23"/>
-        </w:rPr>
-        <w:t>Slide 25.  Whiteboards   ·   Question 6 of 9</w:t>
-      </w:r>
-    </w:p>
-    <w:p>
-      <w:pPr>
-        <w:spacing w:before="0" w:after="60"/>
-        <w:ind w:left="360" w:hanging="220"/>
-      </w:pPr>
-      <w:r>
-        <w:rPr>
-          <w:rFonts w:ascii="FreeSerif" w:hAnsi="FreeSerif" w:eastAsia="FreeSerif"/>
-          <w:b w:val="0"/>
-          <w:i w:val="0"/>
-          <w:color w:val="1A1A1A"/>
-          <w:sz w:val="16"/>
-        </w:rPr>
-        <w:t xml:space="preserve">●  </w:t>
-      </w:r>
-      <w:r>
-        <w:rPr>
-          <w:b w:val="0"/>
-          <w:i w:val="0"/>
-          <w:color w:val="1A1A1A"/>
-          <w:sz w:val="21"/>
-        </w:rPr>
-        <w:t>Diagnostic for the quotient. B is the one to expect: 'divide' applied to both the coefficients and the exponents.</w:t>
-      </w:r>
-    </w:p>
-    <w:p>
-      <w:pPr>
-        <w:keepNext/>
-        <w:spacing w:before="200" w:after="60"/>
-      </w:pPr>
-      <w:r>
-        <w:rPr>
-          <w:b/>
-          <w:i w:val="0"/>
-          <w:color w:val="1A1A1A"/>
-          <w:sz w:val="23"/>
-        </w:rPr>
-        <w:t>Slide 26.  Whiteboards   ·   Question 6 of 9</w:t>
-      </w:r>
-    </w:p>
-    <w:p>
-      <w:pPr>
-        <w:spacing w:before="0" w:after="60"/>
-        <w:ind w:left="360" w:hanging="220"/>
-      </w:pPr>
-      <w:r>
-        <w:rPr>
-          <w:rFonts w:ascii="FreeSerif" w:hAnsi="FreeSerif" w:eastAsia="FreeSerif"/>
-          <w:b w:val="0"/>
-          <w:i w:val="0"/>
-          <w:color w:val="1A1A1A"/>
-          <w:sz w:val="16"/>
-        </w:rPr>
-        <w:t xml:space="preserve">●  </w:t>
-      </w:r>
-      <w:r>
-        <w:rPr>
-          <w:b w:val="0"/>
-          <w:i w:val="0"/>
-          <w:color w:val="1A1A1A"/>
-          <w:sz w:val="21"/>
-        </w:rPr>
-        <w:t>Reveal. Scan the back row first; question the blank boards before the wrong ones.</w:t>
-      </w:r>
-    </w:p>
-    <w:p>
-      <w:pPr>
-        <w:keepNext/>
-        <w:spacing w:before="200" w:after="60"/>
-      </w:pPr>
-      <w:r>
-        <w:rPr>
-          <w:b/>
-          <w:i w:val="0"/>
-          <w:color w:val="1A1A1A"/>
-          <w:sz w:val="23"/>
-        </w:rPr>
-        <w:t>Slide 27.  Whiteboards   ·   Question 7 of 9</w:t>
-      </w:r>
-    </w:p>
-    <w:p>
-      <w:pPr>
-        <w:spacing w:before="0" w:after="60"/>
-        <w:ind w:left="360" w:hanging="220"/>
-      </w:pPr>
-      <w:r>
-        <w:rPr>
-          <w:rFonts w:ascii="FreeSerif" w:hAnsi="FreeSerif" w:eastAsia="FreeSerif"/>
-          <w:b w:val="0"/>
-          <w:i w:val="0"/>
-          <w:color w:val="1A1A1A"/>
-          <w:sz w:val="16"/>
-        </w:rPr>
-        <w:t xml:space="preserve">●  </w:t>
-      </w:r>
-      <w:r>
-        <w:rPr>
-          <w:b w:val="0"/>
-          <w:i w:val="0"/>
-          <w:color w:val="1A1A1A"/>
-          <w:sz w:val="21"/>
-        </w:rPr>
-        <w:t>The zero exponent hiding in a quotient. A board with m</w:t>
-      </w:r>
-      <w:r>
-        <w:rPr>
-          <w:b w:val="0"/>
-          <w:i w:val="0"/>
-          <w:color w:val="1A1A1A"/>
-          <w:sz w:val="21"/>
-          <w:vertAlign w:val="superscript"/>
-        </w:rPr>
-        <w:t>4</w:t>
-      </w:r>
-      <w:r>
-        <w:rPr>
-          <w:b w:val="0"/>
-          <w:i w:val="0"/>
-          <w:color w:val="1A1A1A"/>
-          <w:sz w:val="21"/>
-        </w:rPr>
-        <w:t>n read n</w:t>
-      </w:r>
-      <w:r>
-        <w:rPr>
-          <w:b w:val="0"/>
-          <w:i w:val="0"/>
-          <w:color w:val="1A1A1A"/>
-          <w:sz w:val="21"/>
-          <w:vertAlign w:val="superscript"/>
-        </w:rPr>
-        <w:t>0</w:t>
-      </w:r>
-      <w:r>
-        <w:rPr>
-          <w:b w:val="0"/>
-          <w:i w:val="0"/>
-          <w:color w:val="1A1A1A"/>
-          <w:sz w:val="21"/>
-        </w:rPr>
-        <w:t xml:space="preserve"> as n; a board with 0 read it as 0 — the 3.02 misconception with a letter.</w:t>
-      </w:r>
-    </w:p>
-    <w:p>
-      <w:pPr>
-        <w:keepNext/>
-        <w:spacing w:before="200" w:after="60"/>
-      </w:pPr>
-      <w:r>
-        <w:rPr>
-          <w:b/>
-          <w:i w:val="0"/>
-          <w:color w:val="1A1A1A"/>
-          <w:sz w:val="23"/>
-        </w:rPr>
-        <w:t>Slide 28.  Whiteboards   ·   Question 7 of 9</w:t>
-      </w:r>
-    </w:p>
-    <w:p>
-      <w:pPr>
-        <w:spacing w:before="0" w:after="60"/>
-        <w:ind w:left="360" w:hanging="220"/>
-      </w:pPr>
-      <w:r>
-        <w:rPr>
-          <w:rFonts w:ascii="FreeSerif" w:hAnsi="FreeSerif" w:eastAsia="FreeSerif"/>
-          <w:b w:val="0"/>
-          <w:i w:val="0"/>
-          <w:color w:val="1A1A1A"/>
-          <w:sz w:val="16"/>
-        </w:rPr>
-        <w:t xml:space="preserve">●  </w:t>
-      </w:r>
-      <w:r>
-        <w:rPr>
-          <w:b w:val="0"/>
-          <w:i w:val="0"/>
-          <w:color w:val="1A1A1A"/>
-          <w:sz w:val="21"/>
-        </w:rPr>
-        <w:t>Reveal. Scan the back row first; question the blank boards before the wrong ones.</w:t>
-      </w:r>
-    </w:p>
-    <w:p>
-      <w:pPr>
-        <w:keepNext/>
-        <w:spacing w:before="200" w:after="60"/>
-      </w:pPr>
-      <w:r>
-        <w:rPr>
-          <w:b/>
-          <w:i w:val="0"/>
-          <w:color w:val="1A1A1A"/>
-          <w:sz w:val="23"/>
-        </w:rPr>
-        <w:t>Slide 29.  Whiteboards   ·   Question 8 of 9</w:t>
-      </w:r>
-    </w:p>
-    <w:p>
-      <w:pPr>
-        <w:spacing w:before="0" w:after="60"/>
-        <w:ind w:left="360" w:hanging="220"/>
-      </w:pPr>
-      <w:r>
-        <w:rPr>
-          <w:rFonts w:ascii="FreeSerif" w:hAnsi="FreeSerif" w:eastAsia="FreeSerif"/>
-          <w:b w:val="0"/>
-          <w:i w:val="0"/>
-          <w:color w:val="1A1A1A"/>
-          <w:sz w:val="16"/>
-        </w:rPr>
-        <w:t xml:space="preserve">●  </w:t>
-      </w:r>
-      <w:r>
-        <w:rPr>
-          <w:b w:val="0"/>
-          <w:i w:val="0"/>
-          <w:color w:val="1A1A1A"/>
-          <w:sz w:val="21"/>
-        </w:rPr>
-        <w:t>Working backwards — the shape the guide expects and the book does not ask. A board with 33 or with 11/3 tried to multiply or divide.</w:t>
-      </w:r>
-    </w:p>
-    <w:p>
-      <w:pPr>
-        <w:keepNext/>
-        <w:spacing w:before="200" w:after="60"/>
-      </w:pPr>
-      <w:r>
-        <w:rPr>
-          <w:b/>
-          <w:i w:val="0"/>
-          <w:color w:val="1A1A1A"/>
-          <w:sz w:val="23"/>
-        </w:rPr>
-        <w:t>Slide 30.  Whiteboards   ·   Question 8 of 9</w:t>
-      </w:r>
-    </w:p>
-    <w:p>
-      <w:pPr>
-        <w:spacing w:before="0" w:after="60"/>
-        <w:ind w:left="360" w:hanging="220"/>
-      </w:pPr>
-      <w:r>
-        <w:rPr>
-          <w:rFonts w:ascii="FreeSerif" w:hAnsi="FreeSerif" w:eastAsia="FreeSerif"/>
-          <w:b w:val="0"/>
-          <w:i w:val="0"/>
-          <w:color w:val="1A1A1A"/>
-          <w:sz w:val="16"/>
-        </w:rPr>
-        <w:t xml:space="preserve">●  </w:t>
-      </w:r>
-      <w:r>
-        <w:rPr>
-          <w:b w:val="0"/>
-          <w:i w:val="0"/>
-          <w:color w:val="1A1A1A"/>
-          <w:sz w:val="21"/>
-        </w:rPr>
-        <w:t>Reveal. Scan the back row first; question the blank boards before the wrong ones.</w:t>
-      </w:r>
-    </w:p>
-    <w:p>
-      <w:pPr>
-        <w:keepNext/>
-        <w:spacing w:before="200" w:after="60"/>
-      </w:pPr>
-      <w:r>
-        <w:rPr>
-          <w:b/>
-          <w:i w:val="0"/>
-          <w:color w:val="1A1A1A"/>
-          <w:sz w:val="23"/>
-        </w:rPr>
-        <w:t>Slide 31.  Whiteboards   ·   Question 9 of 9</w:t>
-      </w:r>
-    </w:p>
-    <w:p>
-      <w:pPr>
-        <w:spacing w:before="0" w:after="60"/>
-        <w:ind w:left="360" w:hanging="220"/>
-      </w:pPr>
-      <w:r>
-        <w:rPr>
-          <w:rFonts w:ascii="FreeSerif" w:hAnsi="FreeSerif" w:eastAsia="FreeSerif"/>
-          <w:b w:val="0"/>
-          <w:i w:val="0"/>
-          <w:color w:val="1A1A1A"/>
-          <w:sz w:val="16"/>
-        </w:rPr>
-        <w:t xml:space="preserve">●  </w:t>
-      </w:r>
-      <w:r>
-        <w:rPr>
-          <w:b w:val="0"/>
-          <w:i w:val="0"/>
-          <w:color w:val="1A1A1A"/>
-          <w:sz w:val="21"/>
-        </w:rPr>
-        <w:t>Written. The state guide's task for this benchmark. Full credit: 'both', with the reason that Rachel expanded the power and Justina simplified the same product. A student who picks Justina alone has not seen that the two are the same expression; one who picks Rachel alone thinks the 15 should not be cubed.</w:t>
-      </w:r>
-    </w:p>
-    <w:p>
-      <w:pPr>
-        <w:keepNext/>
-        <w:spacing w:before="200" w:after="60"/>
-      </w:pPr>
-      <w:r>
-        <w:rPr>
-          <w:b/>
-          <w:i w:val="0"/>
-          <w:color w:val="1A1A1A"/>
-          <w:sz w:val="23"/>
-        </w:rPr>
-        <w:t>Slide 32.  Whiteboards   ·   Question 9 of 9</w:t>
-      </w:r>
-    </w:p>
-    <w:p>
-      <w:pPr>
-        <w:spacing w:before="0" w:after="60"/>
-        <w:ind w:left="360" w:hanging="220"/>
-      </w:pPr>
-      <w:r>
-        <w:rPr>
-          <w:rFonts w:ascii="FreeSerif" w:hAnsi="FreeSerif" w:eastAsia="FreeSerif"/>
-          <w:b w:val="0"/>
-          <w:i w:val="0"/>
-          <w:color w:val="1A1A1A"/>
-          <w:sz w:val="16"/>
-        </w:rPr>
-        <w:t xml:space="preserve">●  </w:t>
-      </w:r>
-      <w:r>
-        <w:rPr>
-          <w:b w:val="0"/>
-          <w:i w:val="0"/>
-          <w:color w:val="1A1A1A"/>
-          <w:sz w:val="21"/>
-        </w:rPr>
-        <w:t>Reveal. Scan the back row first; question the blank boards before the wrong ones.</w:t>
-      </w:r>
-    </w:p>
-    <w:p>
-      <w:pPr>
-        <w:keepNext/>
-        <w:spacing w:before="200" w:after="60"/>
-      </w:pPr>
-      <w:r>
-        <w:rPr>
-          <w:b/>
-          <w:i w:val="0"/>
-          <w:color w:val="1A1A1A"/>
-          <w:sz w:val="23"/>
-        </w:rPr>
-        <w:t>Slide 33.  IXL — Last five minutes.</w:t>
-      </w:r>
-      <w:r>
-        <w:rPr>
-          <w:b w:val="0"/>
-          <w:i/>
-          <w:color w:val="6B6B6B"/>
-          <w:sz w:val="19"/>
-        </w:rPr>
-        <w:t xml:space="preserve">    5 min</w:t>
-      </w:r>
-    </w:p>
-    <w:p>
-      <w:pPr>
-        <w:spacing w:before="0" w:after="60"/>
-        <w:ind w:left="360" w:hanging="220"/>
-      </w:pPr>
-      <w:r>
-        <w:rPr>
-          <w:rFonts w:ascii="FreeSerif" w:hAnsi="FreeSerif" w:eastAsia="FreeSerif"/>
-          <w:b w:val="0"/>
-          <w:i w:val="0"/>
-          <w:color w:val="1A1A1A"/>
-          <w:sz w:val="16"/>
-        </w:rPr>
-        <w:t xml:space="preserve">●  </w:t>
-      </w:r>
-      <w:r>
-        <w:rPr>
-          <w:b w:val="0"/>
-          <w:i w:val="0"/>
-          <w:color w:val="1A1A1A"/>
-          <w:sz w:val="21"/>
-        </w:rPr>
-        <w:t>IXL: whatever is not finished is tonight's practice; SmartScore 67.</w:t>
-      </w:r>
-    </w:p>
-    <w:p>
-      <w:pPr>
-        <w:keepNext/>
-        <w:spacing w:before="280" w:after="120"/>
-        <w:pBdr>
-          <w:bottom w:val="single" w:sz="8" w:space="2" w:color="1A1A1A"/>
-        </w:pBdr>
-      </w:pPr>
-      <w:r>
-        <w:rPr>
-          <w:b/>
-          <w:i w:val="0"/>
-          <w:color w:val="1A1A1A"/>
-          <w:sz w:val="30"/>
-        </w:rPr>
-        <w:t>The Whiteboard Round — what each board tells you</w:t>
-      </w:r>
-    </w:p>
-    <w:p>
-      <w:pPr>
-        <w:spacing w:before="0" w:after="120"/>
-      </w:pPr>
-      <w:r>
-        <w:rPr>
-          <w:b w:val="0"/>
-          <w:i w:val="0"/>
-          <w:color w:val="1A1A1A"/>
-          <w:sz w:val="21"/>
-        </w:rPr>
-        <w:t>Nine questions, one at a time, each with its reveal. Boards down until the cue, all up together, scan the back row first, question the blank boards before the wrong ones. Question 9 is written work. Every wrong option on a multiple-choice question is a named error; the benchmark it comes from is cited.</w:t>
-      </w:r>
-    </w:p>
-    <w:tbl>
-      <w:tblPr>
-        <w:tblLayout w:type="fixed"/>
-        <w:tblLook w:firstColumn="1" w:firstRow="1" w:lastColumn="0" w:lastRow="0" w:noHBand="0" w:noVBand="1" w:val="04A0"/>
-        <w:tblLayout w:type="fixed"/>
-        <w:tblW w:w="9360" w:type="dxa"/>
-      </w:tblPr>
-      <w:tblGrid>
-        <w:gridCol w:w="400"/>
-        <w:gridCol w:w="3300"/>
-        <w:gridCol w:w="1900"/>
-        <w:gridCol w:w="3760"/>
-      </w:tblGrid>
-      <w:tr>
-        <w:trPr>
-          <w:cantSplit/>
-          <w:tblHeader/>
-        </w:trPr>
-        <w:tc>
-          <w:tcPr>
-            <w:tcW w:type="dxa" w:w="400"/>
-            <w:tcMar>
-              <w:top w:w="60" w:type="dxa"/>
-              <w:left w:w="100" w:type="dxa"/>
-              <w:bottom w:w="60" w:type="dxa"/>
-              <w:right w:w="100" w:type="dxa"/>
-            </w:tcMar>
-            <w:tcBorders>
-              <w:top w:val="single" w:sz="6" w:color="1A1A1A"/>
-              <w:left w:val="single" w:sz="6" w:color="1A1A1A"/>
-              <w:bottom w:val="single" w:sz="6" w:color="1A1A1A"/>
-              <w:right w:val="single" w:sz="6" w:color="1A1A1A"/>
-            </w:tcBorders>
-            <w:shd w:val="clear" w:color="auto" w:fill="D9D9D9"/>
-          </w:tcPr>
-          <w:p>
-            <w:pPr>
-              <w:spacing w:after="0"/>
-              <w:jc w:val="center"/>
-            </w:pPr>
-            <w:r>
-              <w:rPr>
-                <w:b/>
-                <w:i w:val="0"/>
-                <w:color w:val="1A1A1A"/>
-                <w:sz w:val="19"/>
-              </w:rPr>
-              <w:t>#</w:t>
-            </w:r>
-          </w:p>
-        </w:tc>
-        <w:tc>
-          <w:tcPr>
-            <w:tcW w:type="dxa" w:w="3300"/>
-            <w:tcMar>
-              <w:top w:w="60" w:type="dxa"/>
-              <w:left w:w="100" w:type="dxa"/>
-              <w:bottom w:w="60" w:type="dxa"/>
-              <w:right w:w="100" w:type="dxa"/>
-            </w:tcMar>
-            <w:tcBorders>
-              <w:top w:val="single" w:sz="6" w:color="1A1A1A"/>
-              <w:left w:val="single" w:sz="6" w:color="1A1A1A"/>
-              <w:bottom w:val="single" w:sz="6" w:color="1A1A1A"/>
-              <w:right w:val="single" w:sz="6" w:color="1A1A1A"/>
-            </w:tcBorders>
-            <w:shd w:val="clear" w:color="auto" w:fill="D9D9D9"/>
-          </w:tcPr>
-          <w:p>
-            <w:pPr>
-              <w:spacing w:after="0"/>
-              <w:jc w:val="center"/>
-            </w:pPr>
-            <w:r>
-              <w:rPr>
-                <w:b/>
-                <w:i w:val="0"/>
-                <w:color w:val="1A1A1A"/>
-                <w:sz w:val="19"/>
-              </w:rPr>
-              <w:t>Question</w:t>
-            </w:r>
-          </w:p>
-        </w:tc>
-        <w:tc>
-          <w:tcPr>
-            <w:tcW w:type="dxa" w:w="1900"/>
-            <w:tcMar>
-              <w:top w:w="60" w:type="dxa"/>
-              <w:left w:w="100" w:type="dxa"/>
-              <w:bottom w:w="60" w:type="dxa"/>
-              <w:right w:w="100" w:type="dxa"/>
-            </w:tcMar>
-            <w:tcBorders>
-              <w:top w:val="single" w:sz="6" w:color="1A1A1A"/>
-              <w:left w:val="single" w:sz="6" w:color="1A1A1A"/>
-              <w:bottom w:val="single" w:sz="6" w:color="1A1A1A"/>
-              <w:right w:val="single" w:sz="6" w:color="1A1A1A"/>
-            </w:tcBorders>
-            <w:shd w:val="clear" w:color="auto" w:fill="D9D9D9"/>
-          </w:tcPr>
-          <w:p>
-            <w:pPr>
-              <w:spacing w:after="0"/>
-              <w:jc w:val="center"/>
-            </w:pPr>
-            <w:r>
-              <w:rPr>
-                <w:b/>
-                <w:i w:val="0"/>
-                <w:color w:val="1A1A1A"/>
-                <w:sz w:val="19"/>
-              </w:rPr>
-              <w:t>Answer</w:t>
-            </w:r>
-          </w:p>
-        </w:tc>
-        <w:tc>
-          <w:tcPr>
-            <w:tcW w:type="dxa" w:w="3760"/>
-            <w:tcMar>
-              <w:top w:w="60" w:type="dxa"/>
-              <w:left w:w="100" w:type="dxa"/>
-              <w:bottom w:w="60" w:type="dxa"/>
-              <w:right w:w="100" w:type="dxa"/>
-            </w:tcMar>
-            <w:tcBorders>
-              <w:top w:val="single" w:sz="6" w:color="1A1A1A"/>
-              <w:left w:val="single" w:sz="6" w:color="1A1A1A"/>
-              <w:bottom w:val="single" w:sz="6" w:color="1A1A1A"/>
-              <w:right w:val="single" w:sz="6" w:color="1A1A1A"/>
-            </w:tcBorders>
-            <w:shd w:val="clear" w:color="auto" w:fill="D9D9D9"/>
-          </w:tcPr>
-          <w:p>
-            <w:pPr>
-              <w:spacing w:after="0"/>
-              <w:jc w:val="center"/>
-            </w:pPr>
-            <w:r>
-              <w:rPr>
-                <w:b/>
-                <w:i w:val="0"/>
-                <w:color w:val="1A1A1A"/>
-                <w:sz w:val="19"/>
-              </w:rPr>
-              <w:t>What a wrong board says</w:t>
-            </w:r>
-          </w:p>
-        </w:tc>
-      </w:tr>
-      <w:tr>
-        <w:trPr>
-          <w:cantSplit/>
-        </w:trPr>
-        <w:tc>
-          <w:tcPr>
-            <w:tcW w:type="dxa" w:w="400"/>
-            <w:tcMar>
-              <w:top w:w="60" w:type="dxa"/>
-              <w:left w:w="100" w:type="dxa"/>
-              <w:bottom w:w="60" w:type="dxa"/>
-              <w:right w:w="100" w:type="dxa"/>
-            </w:tcMar>
-            <w:tcBorders>
-              <w:top w:val="single" w:sz="6" w:color="1A1A1A"/>
-              <w:left w:val="single" w:sz="6" w:color="1A1A1A"/>
-              <w:bottom w:val="single" w:sz="6" w:color="1A1A1A"/>
-              <w:right w:val="single" w:sz="6" w:color="1A1A1A"/>
-            </w:tcBorders>
-          </w:tcPr>
-          <w:p>
-            <w:pPr>
-              <w:spacing w:after="0"/>
-            </w:pPr>
-            <w:r>
-              <w:rPr>
-                <w:b w:val="0"/>
-                <w:i w:val="0"/>
-                <w:color w:val="1A1A1A"/>
-                <w:sz w:val="19"/>
-              </w:rPr>
-              <w:t>1</w:t>
-            </w:r>
-          </w:p>
-        </w:tc>
-        <w:tc>
-          <w:tcPr>
-            <w:tcW w:type="dxa" w:w="3300"/>
-            <w:tcMar>
-              <w:top w:w="60" w:type="dxa"/>
-              <w:left w:w="100" w:type="dxa"/>
-              <w:bottom w:w="60" w:type="dxa"/>
-              <w:right w:w="100" w:type="dxa"/>
-            </w:tcMar>
-            <w:tcBorders>
-              <w:top w:val="single" w:sz="6" w:color="1A1A1A"/>
-              <w:left w:val="single" w:sz="6" w:color="1A1A1A"/>
-              <w:bottom w:val="single" w:sz="6" w:color="1A1A1A"/>
-              <w:right w:val="single" w:sz="6" w:color="1A1A1A"/>
-            </w:tcBorders>
-          </w:tcPr>
-          <w:p>
-            <w:pPr>
-              <w:spacing w:after="0"/>
-            </w:pPr>
-            <w:r>
-              <w:drawing>
-                <wp:inline xmlns:a="http://schemas.openxmlformats.org/drawingml/2006/main" xmlns:pic="http://schemas.openxmlformats.org/drawingml/2006/picture">
-                  <wp:extent cx="384048" cy="143256"/>
-                  <wp:docPr id="14" name="Picture 14"/>
-                  <wp:cNvGraphicFramePr>
-                    <a:graphicFrameLocks noChangeAspect="1"/>
-                  </wp:cNvGraphicFramePr>
-                  <a:graphic>
-                    <a:graphicData uri="http://schemas.openxmlformats.org/drawingml/2006/picture">
-                      <pic:pic>
-                        <pic:nvPicPr>
-                          <pic:cNvPr id="0" name="3925679a0c82bd2e.png"/>
-                          <pic:cNvPicPr/>
-                        </pic:nvPicPr>
-                        <pic:blipFill>
-                          <a:blip r:embed="rId20"/>
-                          <a:stretch>
-                            <a:fillRect/>
-                          </a:stretch>
-                        </pic:blipFill>
-                        <pic:spPr>
-                          <a:xfrm>
-                            <a:off x="0" y="0"/>
-                            <a:ext cx="384048" cy="143256"/>
-                          </a:xfrm>
-                          <a:prstGeom prst="rect"/>
-                        </pic:spPr>
-                      </pic:pic>
-                    </a:graphicData>
-                  </a:graphic>
-                </wp:inline>
-              </w:drawing>
-            </w:r>
-          </w:p>
-        </w:tc>
-        <w:tc>
-          <w:tcPr>
-            <w:tcW w:type="dxa" w:w="1900"/>
-            <w:tcMar>
-              <w:top w:w="60" w:type="dxa"/>
-              <w:left w:w="100" w:type="dxa"/>
-              <w:bottom w:w="60" w:type="dxa"/>
-              <w:right w:w="100" w:type="dxa"/>
-            </w:tcMar>
-            <w:tcBorders>
-              <w:top w:val="single" w:sz="6" w:color="1A1A1A"/>
-              <w:left w:val="single" w:sz="6" w:color="1A1A1A"/>
-              <w:bottom w:val="single" w:sz="6" w:color="1A1A1A"/>
-              <w:right w:val="single" w:sz="6" w:color="1A1A1A"/>
-            </w:tcBorders>
-          </w:tcPr>
-          <w:p>
-            <w:pPr>
-              <w:spacing w:after="0"/>
-            </w:pPr>
-            <w:r>
-              <w:drawing>
-                <wp:inline xmlns:a="http://schemas.openxmlformats.org/drawingml/2006/main" xmlns:pic="http://schemas.openxmlformats.org/drawingml/2006/picture">
-                  <wp:extent cx="198120" cy="143256"/>
-                  <wp:docPr id="15" name="Picture 15"/>
-                  <wp:cNvGraphicFramePr>
-                    <a:graphicFrameLocks noChangeAspect="1"/>
-                  </wp:cNvGraphicFramePr>
-                  <a:graphic>
-                    <a:graphicData uri="http://schemas.openxmlformats.org/drawingml/2006/picture">
-                      <pic:pic>
-                        <pic:nvPicPr>
-                          <pic:cNvPr id="0" name="5a408d68d2f04e0f.png"/>
-                          <pic:cNvPicPr/>
-                        </pic:nvPicPr>
-                        <pic:blipFill>
-                          <a:blip r:embed="rId21"/>
-                          <a:stretch>
-                            <a:fillRect/>
-                          </a:stretch>
-                        </pic:blipFill>
-                        <pic:spPr>
-                          <a:xfrm>
-                            <a:off x="0" y="0"/>
-                            <a:ext cx="198120" cy="143256"/>
-                          </a:xfrm>
-                          <a:prstGeom prst="rect"/>
-                        </pic:spPr>
-                      </pic:pic>
-                    </a:graphicData>
-                  </a:graphic>
-                </wp:inline>
-              </w:drawing>
-            </w:r>
-          </w:p>
-        </w:tc>
-        <w:tc>
-          <w:tcPr>
-            <w:tcW w:type="dxa" w:w="3760"/>
-            <w:tcMar>
-              <w:top w:w="60" w:type="dxa"/>
-              <w:left w:w="100" w:type="dxa"/>
-              <w:bottom w:w="60" w:type="dxa"/>
-              <w:right w:w="100" w:type="dxa"/>
-            </w:tcMar>
-            <w:tcBorders>
-              <w:top w:val="single" w:sz="6" w:color="1A1A1A"/>
-              <w:left w:val="single" w:sz="6" w:color="1A1A1A"/>
-              <w:bottom w:val="single" w:sz="6" w:color="1A1A1A"/>
-              <w:right w:val="single" w:sz="6" w:color="1A1A1A"/>
-            </w:tcBorders>
-          </w:tcPr>
-          <w:p>
-            <w:pPr>
-              <w:spacing w:after="0"/>
-            </w:pPr>
-            <w:r>
-              <w:rPr>
-                <w:b w:val="0"/>
-                <w:i w:val="0"/>
-                <w:color w:val="1A1A1A"/>
-                <w:sz w:val="19"/>
-              </w:rPr>
-              <w:t>x</w:t>
-            </w:r>
-            <w:r>
-              <w:rPr>
-                <w:b w:val="0"/>
-                <w:i w:val="0"/>
-                <w:color w:val="1A1A1A"/>
-                <w:sz w:val="19"/>
-                <w:vertAlign w:val="superscript"/>
-              </w:rPr>
-              <w:t>40</w:t>
-            </w:r>
-            <w:r>
-              <w:rPr>
-                <w:b w:val="0"/>
-                <w:i w:val="0"/>
-                <w:color w:val="1A1A1A"/>
-                <w:sz w:val="19"/>
-              </w:rPr>
-              <w:t xml:space="preserve"> — multiplied the exponents [B1G-M 8.AR.1.1 misconception: misapplied laws]; 2x</w:t>
-            </w:r>
-            <w:r>
-              <w:rPr>
-                <w:b w:val="0"/>
-                <w:i w:val="0"/>
-                <w:color w:val="1A1A1A"/>
-                <w:sz w:val="19"/>
-                <w:vertAlign w:val="superscript"/>
-              </w:rPr>
-              <w:t>13</w:t>
-            </w:r>
-            <w:r>
-              <w:rPr>
-                <w:b w:val="0"/>
-                <w:i w:val="0"/>
-                <w:color w:val="1A1A1A"/>
-                <w:sz w:val="19"/>
-              </w:rPr>
-              <w:t xml:space="preserve"> — an invented coefficient</w:t>
-            </w:r>
-          </w:p>
-        </w:tc>
-      </w:tr>
-      <w:tr>
-        <w:trPr>
-          <w:cantSplit/>
-        </w:trPr>
-        <w:tc>
-          <w:tcPr>
-            <w:tcW w:type="dxa" w:w="400"/>
-            <w:tcMar>
-              <w:top w:w="60" w:type="dxa"/>
-              <w:left w:w="100" w:type="dxa"/>
-              <w:bottom w:w="60" w:type="dxa"/>
-              <w:right w:w="100" w:type="dxa"/>
-            </w:tcMar>
-            <w:tcBorders>
-              <w:top w:val="single" w:sz="6" w:color="1A1A1A"/>
-              <w:left w:val="single" w:sz="6" w:color="1A1A1A"/>
-              <w:bottom w:val="single" w:sz="6" w:color="1A1A1A"/>
-              <w:right w:val="single" w:sz="6" w:color="1A1A1A"/>
-            </w:tcBorders>
-          </w:tcPr>
-          <w:p>
-            <w:pPr>
-              <w:spacing w:after="0"/>
-            </w:pPr>
-            <w:r>
-              <w:rPr>
-                <w:b w:val="0"/>
-                <w:i w:val="0"/>
-                <w:color w:val="1A1A1A"/>
-                <w:sz w:val="19"/>
-              </w:rPr>
-              <w:t>2</w:t>
-            </w:r>
-          </w:p>
-        </w:tc>
-        <w:tc>
-          <w:tcPr>
-            <w:tcW w:type="dxa" w:w="3300"/>
-            <w:tcMar>
-              <w:top w:w="60" w:type="dxa"/>
-              <w:left w:w="100" w:type="dxa"/>
-              <w:bottom w:w="60" w:type="dxa"/>
-              <w:right w:w="100" w:type="dxa"/>
-            </w:tcMar>
-            <w:tcBorders>
-              <w:top w:val="single" w:sz="6" w:color="1A1A1A"/>
-              <w:left w:val="single" w:sz="6" w:color="1A1A1A"/>
-              <w:bottom w:val="single" w:sz="6" w:color="1A1A1A"/>
-              <w:right w:val="single" w:sz="6" w:color="1A1A1A"/>
-            </w:tcBorders>
-          </w:tcPr>
-          <w:p>
-            <w:pPr>
-              <w:spacing w:after="0"/>
-            </w:pPr>
-            <w:r>
-              <w:drawing>
-                <wp:inline xmlns:a="http://schemas.openxmlformats.org/drawingml/2006/main" xmlns:pic="http://schemas.openxmlformats.org/drawingml/2006/picture">
-                  <wp:extent cx="304800" cy="173736"/>
-                  <wp:docPr id="16" name="Picture 16"/>
-                  <wp:cNvGraphicFramePr>
-                    <a:graphicFrameLocks noChangeAspect="1"/>
-                  </wp:cNvGraphicFramePr>
-                  <a:graphic>
-                    <a:graphicData uri="http://schemas.openxmlformats.org/drawingml/2006/picture">
-                      <pic:pic>
-                        <pic:nvPicPr>
-                          <pic:cNvPr id="0" name="e1e763305326f8fb.png"/>
-                          <pic:cNvPicPr/>
-                        </pic:nvPicPr>
-                        <pic:blipFill>
-                          <a:blip r:embed="rId22"/>
-                          <a:stretch>
-                            <a:fillRect/>
-                          </a:stretch>
-                        </pic:blipFill>
-                        <pic:spPr>
-                          <a:xfrm>
-                            <a:off x="0" y="0"/>
-                            <a:ext cx="304800" cy="173736"/>
-                          </a:xfrm>
-                          <a:prstGeom prst="rect"/>
-                        </pic:spPr>
-                      </pic:pic>
-                    </a:graphicData>
-                  </a:graphic>
-                </wp:inline>
-              </w:drawing>
-            </w:r>
-          </w:p>
-        </w:tc>
-        <w:tc>
-          <w:tcPr>
-            <w:tcW w:type="dxa" w:w="1900"/>
-            <w:tcMar>
-              <w:top w:w="60" w:type="dxa"/>
-              <w:left w:w="100" w:type="dxa"/>
-              <w:bottom w:w="60" w:type="dxa"/>
-              <w:right w:w="100" w:type="dxa"/>
-            </w:tcMar>
-            <w:tcBorders>
-              <w:top w:val="single" w:sz="6" w:color="1A1A1A"/>
-              <w:left w:val="single" w:sz="6" w:color="1A1A1A"/>
-              <w:bottom w:val="single" w:sz="6" w:color="1A1A1A"/>
-              <w:right w:val="single" w:sz="6" w:color="1A1A1A"/>
-            </w:tcBorders>
-          </w:tcPr>
-          <w:p>
-            <w:pPr>
-              <w:spacing w:after="0"/>
-            </w:pPr>
-            <w:r>
-              <w:drawing>
-                <wp:inline xmlns:a="http://schemas.openxmlformats.org/drawingml/2006/main" xmlns:pic="http://schemas.openxmlformats.org/drawingml/2006/picture">
-                  <wp:extent cx="201168" cy="173736"/>
-                  <wp:docPr id="17" name="Picture 17"/>
-                  <wp:cNvGraphicFramePr>
-                    <a:graphicFrameLocks noChangeAspect="1"/>
-                  </wp:cNvGraphicFramePr>
-                  <a:graphic>
-                    <a:graphicData uri="http://schemas.openxmlformats.org/drawingml/2006/picture">
-                      <pic:pic>
-                        <pic:nvPicPr>
-                          <pic:cNvPr id="0" name="f35f03374221c32f.png"/>
-                          <pic:cNvPicPr/>
-                        </pic:nvPicPr>
-                        <pic:blipFill>
-                          <a:blip r:embed="rId23"/>
-                          <a:stretch>
-                            <a:fillRect/>
-                          </a:stretch>
-                        </pic:blipFill>
-                        <pic:spPr>
-                          <a:xfrm>
-                            <a:off x="0" y="0"/>
-                            <a:ext cx="201168" cy="173736"/>
-                          </a:xfrm>
-                          <a:prstGeom prst="rect"/>
-                        </pic:spPr>
-                      </pic:pic>
-                    </a:graphicData>
-                  </a:graphic>
-                </wp:inline>
-              </w:drawing>
-            </w:r>
-          </w:p>
-        </w:tc>
-        <w:tc>
-          <w:tcPr>
-            <w:tcW w:type="dxa" w:w="3760"/>
-            <w:tcMar>
-              <w:top w:w="60" w:type="dxa"/>
-              <w:left w:w="100" w:type="dxa"/>
-              <w:bottom w:w="60" w:type="dxa"/>
-              <w:right w:w="100" w:type="dxa"/>
-            </w:tcMar>
-            <w:tcBorders>
-              <w:top w:val="single" w:sz="6" w:color="1A1A1A"/>
-              <w:left w:val="single" w:sz="6" w:color="1A1A1A"/>
-              <w:bottom w:val="single" w:sz="6" w:color="1A1A1A"/>
-              <w:right w:val="single" w:sz="6" w:color="1A1A1A"/>
-            </w:tcBorders>
-          </w:tcPr>
-          <w:p>
-            <w:pPr>
-              <w:spacing w:after="0"/>
-            </w:pPr>
-            <w:r>
-              <w:rPr>
-                <w:b w:val="0"/>
-                <w:i w:val="0"/>
-                <w:color w:val="1A1A1A"/>
-                <w:sz w:val="19"/>
-              </w:rPr>
-              <w:t>y</w:t>
-            </w:r>
-            <w:r>
-              <w:rPr>
-                <w:b w:val="0"/>
-                <w:i w:val="0"/>
-                <w:color w:val="1A1A1A"/>
-                <w:sz w:val="19"/>
-                <w:vertAlign w:val="superscript"/>
-              </w:rPr>
-              <w:t>7</w:t>
-            </w:r>
-            <w:r>
-              <w:rPr>
-                <w:b w:val="0"/>
-                <w:i w:val="0"/>
-                <w:color w:val="1A1A1A"/>
-                <w:sz w:val="19"/>
-              </w:rPr>
-              <w:t xml:space="preserve"> — added the exponents [8.AR.1.1: power of a power confused with a product]</w:t>
-            </w:r>
-          </w:p>
-        </w:tc>
-      </w:tr>
-      <w:tr>
-        <w:trPr>
-          <w:cantSplit/>
-        </w:trPr>
-        <w:tc>
-          <w:tcPr>
-            <w:tcW w:type="dxa" w:w="400"/>
-            <w:tcMar>
-              <w:top w:w="60" w:type="dxa"/>
-              <w:left w:w="100" w:type="dxa"/>
-              <w:bottom w:w="60" w:type="dxa"/>
-              <w:right w:w="100" w:type="dxa"/>
-            </w:tcMar>
-            <w:tcBorders>
-              <w:top w:val="single" w:sz="6" w:color="1A1A1A"/>
-              <w:left w:val="single" w:sz="6" w:color="1A1A1A"/>
-              <w:bottom w:val="single" w:sz="6" w:color="1A1A1A"/>
-              <w:right w:val="single" w:sz="6" w:color="1A1A1A"/>
-            </w:tcBorders>
-          </w:tcPr>
-          <w:p>
-            <w:pPr>
-              <w:spacing w:after="0"/>
-            </w:pPr>
-            <w:r>
-              <w:rPr>
-                <w:b w:val="0"/>
-                <w:i w:val="0"/>
-                <w:color w:val="1A1A1A"/>
-                <w:sz w:val="19"/>
-              </w:rPr>
-              <w:t>3</w:t>
-            </w:r>
-          </w:p>
-        </w:tc>
-        <w:tc>
-          <w:tcPr>
-            <w:tcW w:type="dxa" w:w="3300"/>
-            <w:tcMar>
-              <w:top w:w="60" w:type="dxa"/>
-              <w:left w:w="100" w:type="dxa"/>
-              <w:bottom w:w="60" w:type="dxa"/>
-              <w:right w:w="100" w:type="dxa"/>
-            </w:tcMar>
-            <w:tcBorders>
-              <w:top w:val="single" w:sz="6" w:color="1A1A1A"/>
-              <w:left w:val="single" w:sz="6" w:color="1A1A1A"/>
-              <w:bottom w:val="single" w:sz="6" w:color="1A1A1A"/>
-              <w:right w:val="single" w:sz="6" w:color="1A1A1A"/>
-            </w:tcBorders>
-          </w:tcPr>
-          <w:p>
-            <w:pPr>
-              <w:spacing w:after="0"/>
-            </w:pPr>
-            <w:r>
-              <w:drawing>
-                <wp:inline xmlns:a="http://schemas.openxmlformats.org/drawingml/2006/main" xmlns:pic="http://schemas.openxmlformats.org/drawingml/2006/picture">
-                  <wp:extent cx="390144" cy="170688"/>
-                  <wp:docPr id="18" name="Picture 18"/>
-                  <wp:cNvGraphicFramePr>
-                    <a:graphicFrameLocks noChangeAspect="1"/>
-                  </wp:cNvGraphicFramePr>
-                  <a:graphic>
-                    <a:graphicData uri="http://schemas.openxmlformats.org/drawingml/2006/picture">
-                      <pic:pic>
-                        <pic:nvPicPr>
-                          <pic:cNvPr id="0" name="f1aa48b03a8659f3.png"/>
-                          <pic:cNvPicPr/>
-                        </pic:nvPicPr>
-                        <pic:blipFill>
-                          <a:blip r:embed="rId24"/>
-                          <a:stretch>
-                            <a:fillRect/>
-                          </a:stretch>
-                        </pic:blipFill>
-                        <pic:spPr>
-                          <a:xfrm>
-                            <a:off x="0" y="0"/>
-                            <a:ext cx="390144" cy="170688"/>
-                          </a:xfrm>
-                          <a:prstGeom prst="rect"/>
-                        </pic:spPr>
-                      </pic:pic>
-                    </a:graphicData>
-                  </a:graphic>
-                </wp:inline>
-              </w:drawing>
-            </w:r>
-          </w:p>
-        </w:tc>
-        <w:tc>
-          <w:tcPr>
-            <w:tcW w:type="dxa" w:w="1900"/>
-            <w:tcMar>
-              <w:top w:w="60" w:type="dxa"/>
-              <w:left w:w="100" w:type="dxa"/>
-              <w:bottom w:w="60" w:type="dxa"/>
-              <w:right w:w="100" w:type="dxa"/>
-            </w:tcMar>
-            <w:tcBorders>
-              <w:top w:val="single" w:sz="6" w:color="1A1A1A"/>
-              <w:left w:val="single" w:sz="6" w:color="1A1A1A"/>
-              <w:bottom w:val="single" w:sz="6" w:color="1A1A1A"/>
-              <w:right w:val="single" w:sz="6" w:color="1A1A1A"/>
-            </w:tcBorders>
-          </w:tcPr>
-          <w:p>
-            <w:pPr>
-              <w:spacing w:after="0"/>
-            </w:pPr>
-            <w:r>
-              <w:drawing>
-                <wp:inline xmlns:a="http://schemas.openxmlformats.org/drawingml/2006/main" xmlns:pic="http://schemas.openxmlformats.org/drawingml/2006/picture">
-                  <wp:extent cx="341376" cy="143256"/>
-                  <wp:docPr id="19" name="Picture 19"/>
-                  <wp:cNvGraphicFramePr>
-                    <a:graphicFrameLocks noChangeAspect="1"/>
-                  </wp:cNvGraphicFramePr>
-                  <a:graphic>
-                    <a:graphicData uri="http://schemas.openxmlformats.org/drawingml/2006/picture">
-                      <pic:pic>
-                        <pic:nvPicPr>
-                          <pic:cNvPr id="0" name="758e14225e268827.png"/>
-                          <pic:cNvPicPr/>
-                        </pic:nvPicPr>
-                        <pic:blipFill>
-                          <a:blip r:embed="rId25"/>
-                          <a:stretch>
-                            <a:fillRect/>
-                          </a:stretch>
-                        </pic:blipFill>
-                        <pic:spPr>
-                          <a:xfrm>
-                            <a:off x="0" y="0"/>
-                            <a:ext cx="341376" cy="143256"/>
-                          </a:xfrm>
-                          <a:prstGeom prst="rect"/>
-                        </pic:spPr>
-                      </pic:pic>
-                    </a:graphicData>
-                  </a:graphic>
-                </wp:inline>
-              </w:drawing>
-            </w:r>
-          </w:p>
-        </w:tc>
-        <w:tc>
-          <w:tcPr>
-            <w:tcW w:type="dxa" w:w="3760"/>
-            <w:tcMar>
-              <w:top w:w="60" w:type="dxa"/>
-              <w:left w:w="100" w:type="dxa"/>
-              <w:bottom w:w="60" w:type="dxa"/>
-              <w:right w:w="100" w:type="dxa"/>
-            </w:tcMar>
-            <w:tcBorders>
-              <w:top w:val="single" w:sz="6" w:color="1A1A1A"/>
-              <w:left w:val="single" w:sz="6" w:color="1A1A1A"/>
-              <w:bottom w:val="single" w:sz="6" w:color="1A1A1A"/>
-              <w:right w:val="single" w:sz="6" w:color="1A1A1A"/>
-            </w:tcBorders>
-          </w:tcPr>
-          <w:p>
-            <w:pPr>
-              <w:spacing w:after="0"/>
-            </w:pPr>
-            <w:r>
-              <w:rPr>
-                <w:b w:val="0"/>
-                <w:i w:val="0"/>
-                <w:color w:val="1A1A1A"/>
-                <w:sz w:val="19"/>
-              </w:rPr>
-              <w:t>2x</w:t>
-            </w:r>
-            <w:r>
-              <w:rPr>
-                <w:b w:val="0"/>
-                <w:i w:val="0"/>
-                <w:color w:val="1A1A1A"/>
-                <w:sz w:val="19"/>
-                <w:vertAlign w:val="superscript"/>
-              </w:rPr>
-              <w:t>12</w:t>
-            </w:r>
-            <w:r>
-              <w:rPr>
-                <w:b w:val="0"/>
-                <w:i w:val="0"/>
-                <w:color w:val="1A1A1A"/>
-                <w:sz w:val="19"/>
-              </w:rPr>
-              <w:t xml:space="preserve"> — the coefficient was not raised [B1G-M 8.AR.1.1: power of a product]; 8x</w:t>
-            </w:r>
-            <w:r>
-              <w:rPr>
-                <w:b w:val="0"/>
-                <w:i w:val="0"/>
-                <w:color w:val="1A1A1A"/>
-                <w:sz w:val="19"/>
-                <w:vertAlign w:val="superscript"/>
-              </w:rPr>
-              <w:t>12</w:t>
-            </w:r>
-            <w:r>
-              <w:rPr>
-                <w:b w:val="0"/>
-                <w:i w:val="0"/>
-                <w:color w:val="1A1A1A"/>
-                <w:sz w:val="19"/>
-              </w:rPr>
-              <w:t xml:space="preserve"> — coefficient multiplied by the exponent [B1G-M misconception: multiplying the exponent into the base]</w:t>
-            </w:r>
-          </w:p>
-        </w:tc>
-      </w:tr>
-      <w:tr>
-        <w:trPr>
-          <w:cantSplit/>
-        </w:trPr>
-        <w:tc>
-          <w:tcPr>
-            <w:tcW w:type="dxa" w:w="400"/>
-            <w:tcMar>
-              <w:top w:w="60" w:type="dxa"/>
-              <w:left w:w="100" w:type="dxa"/>
-              <w:bottom w:w="60" w:type="dxa"/>
-              <w:right w:w="100" w:type="dxa"/>
-            </w:tcMar>
-            <w:tcBorders>
-              <w:top w:val="single" w:sz="6" w:color="1A1A1A"/>
-              <w:left w:val="single" w:sz="6" w:color="1A1A1A"/>
-              <w:bottom w:val="single" w:sz="6" w:color="1A1A1A"/>
-              <w:right w:val="single" w:sz="6" w:color="1A1A1A"/>
-            </w:tcBorders>
-          </w:tcPr>
-          <w:p>
-            <w:pPr>
-              <w:spacing w:after="0"/>
-            </w:pPr>
-            <w:r>
-              <w:rPr>
-                <w:b w:val="0"/>
-                <w:i w:val="0"/>
-                <w:color w:val="1A1A1A"/>
-                <w:sz w:val="19"/>
-              </w:rPr>
-              <w:t>4</w:t>
-            </w:r>
-          </w:p>
-        </w:tc>
-        <w:tc>
-          <w:tcPr>
-            <w:tcW w:type="dxa" w:w="3300"/>
-            <w:tcMar>
-              <w:top w:w="60" w:type="dxa"/>
-              <w:left w:w="100" w:type="dxa"/>
-              <w:bottom w:w="60" w:type="dxa"/>
-              <w:right w:w="100" w:type="dxa"/>
-            </w:tcMar>
-            <w:tcBorders>
-              <w:top w:val="single" w:sz="6" w:color="1A1A1A"/>
-              <w:left w:val="single" w:sz="6" w:color="1A1A1A"/>
-              <w:bottom w:val="single" w:sz="6" w:color="1A1A1A"/>
-              <w:right w:val="single" w:sz="6" w:color="1A1A1A"/>
-            </w:tcBorders>
-          </w:tcPr>
-          <w:p>
-            <w:pPr>
-              <w:spacing w:after="0"/>
-            </w:pPr>
-            <w:r>
-              <w:drawing>
-                <wp:inline xmlns:a="http://schemas.openxmlformats.org/drawingml/2006/main" xmlns:pic="http://schemas.openxmlformats.org/drawingml/2006/picture">
-                  <wp:extent cx="859536" cy="170688"/>
-                  <wp:docPr id="20" name="Picture 20"/>
-                  <wp:cNvGraphicFramePr>
-                    <a:graphicFrameLocks noChangeAspect="1"/>
-                  </wp:cNvGraphicFramePr>
-                  <a:graphic>
-                    <a:graphicData uri="http://schemas.openxmlformats.org/drawingml/2006/picture">
-                      <pic:pic>
-                        <pic:nvPicPr>
-                          <pic:cNvPr id="0" name="2e6d3deda862effd.png"/>
-                          <pic:cNvPicPr/>
-                        </pic:nvPicPr>
-                        <pic:blipFill>
-                          <a:blip r:embed="rId26"/>
-                          <a:stretch>
-                            <a:fillRect/>
-                          </a:stretch>
-                        </pic:blipFill>
-                        <pic:spPr>
-                          <a:xfrm>
-                            <a:off x="0" y="0"/>
-                            <a:ext cx="859536" cy="170688"/>
-                          </a:xfrm>
-                          <a:prstGeom prst="rect"/>
-                        </pic:spPr>
-                      </pic:pic>
-                    </a:graphicData>
-                  </a:graphic>
-                </wp:inline>
-              </w:drawing>
-            </w:r>
-          </w:p>
-        </w:tc>
-        <w:tc>
-          <w:tcPr>
-            <w:tcW w:type="dxa" w:w="1900"/>
-            <w:tcMar>
-              <w:top w:w="60" w:type="dxa"/>
-              <w:left w:w="100" w:type="dxa"/>
-              <w:bottom w:w="60" w:type="dxa"/>
-              <w:right w:w="100" w:type="dxa"/>
-            </w:tcMar>
-            <w:tcBorders>
-              <w:top w:val="single" w:sz="6" w:color="1A1A1A"/>
-              <w:left w:val="single" w:sz="6" w:color="1A1A1A"/>
-              <w:bottom w:val="single" w:sz="6" w:color="1A1A1A"/>
-              <w:right w:val="single" w:sz="6" w:color="1A1A1A"/>
-            </w:tcBorders>
-          </w:tcPr>
-          <w:p>
-            <w:pPr>
-              <w:spacing w:after="0"/>
-            </w:pPr>
-            <w:r>
-              <w:drawing>
-                <wp:inline xmlns:a="http://schemas.openxmlformats.org/drawingml/2006/main" xmlns:pic="http://schemas.openxmlformats.org/drawingml/2006/picture">
-                  <wp:extent cx="460247" cy="146304"/>
-                  <wp:docPr id="21" name="Picture 21"/>
-                  <wp:cNvGraphicFramePr>
-                    <a:graphicFrameLocks noChangeAspect="1"/>
-                  </wp:cNvGraphicFramePr>
-                  <a:graphic>
-                    <a:graphicData uri="http://schemas.openxmlformats.org/drawingml/2006/picture">
-                      <pic:pic>
-                        <pic:nvPicPr>
-                          <pic:cNvPr id="0" name="aad0a18b6fea3e1a.png"/>
-                          <pic:cNvPicPr/>
-                        </pic:nvPicPr>
-                        <pic:blipFill>
-                          <a:blip r:embed="rId27"/>
-                          <a:stretch>
-                            <a:fillRect/>
-                          </a:stretch>
-                        </pic:blipFill>
-                        <pic:spPr>
-                          <a:xfrm>
-                            <a:off x="0" y="0"/>
-                            <a:ext cx="460247" cy="146304"/>
-                          </a:xfrm>
-                          <a:prstGeom prst="rect"/>
-                        </pic:spPr>
-                      </pic:pic>
-                    </a:graphicData>
-                  </a:graphic>
-                </wp:inline>
-              </w:drawing>
-            </w:r>
-          </w:p>
-        </w:tc>
-        <w:tc>
-          <w:tcPr>
-            <w:tcW w:type="dxa" w:w="3760"/>
-            <w:tcMar>
-              <w:top w:w="60" w:type="dxa"/>
-              <w:left w:w="100" w:type="dxa"/>
-              <w:bottom w:w="60" w:type="dxa"/>
-              <w:right w:w="100" w:type="dxa"/>
-            </w:tcMar>
-            <w:tcBorders>
-              <w:top w:val="single" w:sz="6" w:color="1A1A1A"/>
-              <w:left w:val="single" w:sz="6" w:color="1A1A1A"/>
-              <w:bottom w:val="single" w:sz="6" w:color="1A1A1A"/>
-              <w:right w:val="single" w:sz="6" w:color="1A1A1A"/>
-            </w:tcBorders>
-          </w:tcPr>
-          <w:p>
-            <w:pPr>
-              <w:spacing w:after="0"/>
-            </w:pPr>
-            <w:r>
-              <w:rPr>
-                <w:b w:val="0"/>
-                <w:i w:val="0"/>
-                <w:color w:val="1A1A1A"/>
-                <w:sz w:val="19"/>
-              </w:rPr>
-              <w:t>7a</w:t>
-            </w:r>
-            <w:r>
-              <w:rPr>
-                <w:b w:val="0"/>
-                <w:i w:val="0"/>
-                <w:color w:val="1A1A1A"/>
-                <w:sz w:val="19"/>
-                <w:vertAlign w:val="superscript"/>
-              </w:rPr>
-              <w:t>3</w:t>
-            </w:r>
-            <w:r>
-              <w:rPr>
-                <w:b w:val="0"/>
-                <w:i w:val="0"/>
-                <w:color w:val="1A1A1A"/>
-                <w:sz w:val="19"/>
-              </w:rPr>
-              <w:t>b</w:t>
-            </w:r>
-            <w:r>
-              <w:rPr>
-                <w:b w:val="0"/>
-                <w:i w:val="0"/>
-                <w:color w:val="1A1A1A"/>
-                <w:sz w:val="19"/>
-                <w:vertAlign w:val="superscript"/>
-              </w:rPr>
-              <w:t>6</w:t>
-            </w:r>
-            <w:r>
-              <w:rPr>
-                <w:b w:val="0"/>
-                <w:i w:val="0"/>
-                <w:color w:val="1A1A1A"/>
-                <w:sz w:val="19"/>
-              </w:rPr>
-              <w:t xml:space="preserve"> — coefficients added instead of multiplied [8.AR.1.1: coefficients are factors]; 12a</w:t>
-            </w:r>
-            <w:r>
-              <w:rPr>
-                <w:b w:val="0"/>
-                <w:i w:val="0"/>
-                <w:color w:val="1A1A1A"/>
-                <w:sz w:val="19"/>
-                <w:vertAlign w:val="superscript"/>
-              </w:rPr>
-              <w:t>2</w:t>
-            </w:r>
-            <w:r>
-              <w:rPr>
-                <w:b w:val="0"/>
-                <w:i w:val="0"/>
-                <w:color w:val="1A1A1A"/>
-                <w:sz w:val="19"/>
-              </w:rPr>
-              <w:t>b</w:t>
-            </w:r>
-            <w:r>
-              <w:rPr>
-                <w:b w:val="0"/>
-                <w:i w:val="0"/>
-                <w:color w:val="1A1A1A"/>
-                <w:sz w:val="19"/>
-                <w:vertAlign w:val="superscript"/>
-              </w:rPr>
-              <w:t>5</w:t>
-            </w:r>
-            <w:r>
-              <w:rPr>
-                <w:b w:val="0"/>
-                <w:i w:val="0"/>
-                <w:color w:val="1A1A1A"/>
-                <w:sz w:val="19"/>
-              </w:rPr>
-              <w:t xml:space="preserve"> — the factors a and b with exponent 1 were dropped</w:t>
-            </w:r>
-          </w:p>
-        </w:tc>
-      </w:tr>
-      <w:tr>
-        <w:trPr>
-          <w:cantSplit/>
-        </w:trPr>
-        <w:tc>
-          <w:tcPr>
-            <w:tcW w:type="dxa" w:w="400"/>
-            <w:tcMar>
-              <w:top w:w="60" w:type="dxa"/>
-              <w:left w:w="100" w:type="dxa"/>
-              <w:bottom w:w="60" w:type="dxa"/>
-              <w:right w:w="100" w:type="dxa"/>
-            </w:tcMar>
-            <w:tcBorders>
-              <w:top w:val="single" w:sz="6" w:color="1A1A1A"/>
-              <w:left w:val="single" w:sz="6" w:color="1A1A1A"/>
-              <w:bottom w:val="single" w:sz="6" w:color="1A1A1A"/>
-              <w:right w:val="single" w:sz="6" w:color="1A1A1A"/>
-            </w:tcBorders>
-          </w:tcPr>
-          <w:p>
-            <w:pPr>
-              <w:spacing w:after="0"/>
-            </w:pPr>
-            <w:r>
-              <w:rPr>
-                <w:b w:val="0"/>
-                <w:i w:val="0"/>
-                <w:color w:val="1A1A1A"/>
-                <w:sz w:val="19"/>
-              </w:rPr>
-              <w:t>5</w:t>
-            </w:r>
-          </w:p>
-        </w:tc>
-        <w:tc>
-          <w:tcPr>
-            <w:tcW w:type="dxa" w:w="3300"/>
-            <w:tcMar>
-              <w:top w:w="60" w:type="dxa"/>
-              <w:left w:w="100" w:type="dxa"/>
-              <w:bottom w:w="60" w:type="dxa"/>
-              <w:right w:w="100" w:type="dxa"/>
-            </w:tcMar>
-            <w:tcBorders>
-              <w:top w:val="single" w:sz="6" w:color="1A1A1A"/>
-              <w:left w:val="single" w:sz="6" w:color="1A1A1A"/>
-              <w:bottom w:val="single" w:sz="6" w:color="1A1A1A"/>
-              <w:right w:val="single" w:sz="6" w:color="1A1A1A"/>
-            </w:tcBorders>
-          </w:tcPr>
-          <w:p>
-            <w:pPr>
-              <w:spacing w:after="0"/>
-            </w:pPr>
-            <w:r>
-              <w:rPr>
-                <w:b w:val="0"/>
-                <w:i w:val="0"/>
-                <w:color w:val="1A1A1A"/>
-                <w:sz w:val="19"/>
-              </w:rPr>
-              <w:t>Which expression is equivalent?</w:t>
-            </w:r>
-          </w:p>
-        </w:tc>
-        <w:tc>
-          <w:tcPr>
-            <w:tcW w:type="dxa" w:w="1900"/>
-            <w:tcMar>
-              <w:top w:w="60" w:type="dxa"/>
-              <w:left w:w="100" w:type="dxa"/>
-              <w:bottom w:w="60" w:type="dxa"/>
-              <w:right w:w="100" w:type="dxa"/>
-            </w:tcMar>
-            <w:tcBorders>
-              <w:top w:val="single" w:sz="6" w:color="1A1A1A"/>
-              <w:left w:val="single" w:sz="6" w:color="1A1A1A"/>
-              <w:bottom w:val="single" w:sz="6" w:color="1A1A1A"/>
-              <w:right w:val="single" w:sz="6" w:color="1A1A1A"/>
-            </w:tcBorders>
-          </w:tcPr>
-          <w:p>
-            <w:pPr>
-              <w:spacing w:after="0"/>
-            </w:pPr>
-            <w:r>
-              <w:rPr>
-                <w:b/>
-                <w:i/>
-                <w:color w:val="9E1B32"/>
-                <w:sz w:val="19"/>
-              </w:rPr>
-              <w:t>A — 25m</w:t>
-            </w:r>
-            <w:r>
-              <w:rPr>
-                <w:b/>
-                <w:i/>
-                <w:color w:val="9E1B32"/>
-                <w:sz w:val="19"/>
-                <w:vertAlign w:val="superscript"/>
-              </w:rPr>
-              <w:t>6</w:t>
-            </w:r>
-          </w:p>
-        </w:tc>
-        <w:tc>
-          <w:tcPr>
-            <w:tcW w:type="dxa" w:w="3760"/>
-            <w:tcMar>
-              <w:top w:w="60" w:type="dxa"/>
-              <w:left w:w="100" w:type="dxa"/>
-              <w:bottom w:w="60" w:type="dxa"/>
-              <w:right w:w="100" w:type="dxa"/>
-            </w:tcMar>
-            <w:tcBorders>
-              <w:top w:val="single" w:sz="6" w:color="1A1A1A"/>
-              <w:left w:val="single" w:sz="6" w:color="1A1A1A"/>
-              <w:bottom w:val="single" w:sz="6" w:color="1A1A1A"/>
-              <w:right w:val="single" w:sz="6" w:color="1A1A1A"/>
-            </w:tcBorders>
-          </w:tcPr>
-          <w:p>
-            <w:pPr>
-              <w:spacing w:after="0"/>
-            </w:pPr>
-            <w:r>
-              <w:rPr>
-                <w:b w:val="0"/>
-                <w:i w:val="0"/>
-                <w:color w:val="1A1A1A"/>
-                <w:sz w:val="19"/>
-              </w:rPr>
-              <w:t>(B) 5 · 2 instead of 5</w:t>
-            </w:r>
-            <w:r>
-              <w:rPr>
-                <w:b w:val="0"/>
-                <w:i w:val="0"/>
-                <w:color w:val="1A1A1A"/>
-                <w:sz w:val="19"/>
-                <w:vertAlign w:val="superscript"/>
-              </w:rPr>
-              <w:t>2</w:t>
-            </w:r>
-            <w:r>
-              <w:rPr>
-                <w:b w:val="0"/>
-                <w:i w:val="0"/>
-                <w:color w:val="1A1A1A"/>
-                <w:sz w:val="19"/>
-              </w:rPr>
-              <w:t xml:space="preserve"> — the exponent was multiplied into the coefficient [B1G-M 8.AR.1.1 misconception: multiplying the exponent into the base]; (C) 3 + 2 instead of 3 · 2 [power of a power confused with a product of powers]; (D) the coefficient was not raised at all [8.AR.1.1: power of a product]</w:t>
-            </w:r>
-          </w:p>
-        </w:tc>
-      </w:tr>
-      <w:tr>
-        <w:trPr>
-          <w:cantSplit/>
-        </w:trPr>
-        <w:tc>
-          <w:tcPr>
-            <w:tcW w:type="dxa" w:w="400"/>
-            <w:tcMar>
-              <w:top w:w="60" w:type="dxa"/>
-              <w:left w:w="100" w:type="dxa"/>
-              <w:bottom w:w="60" w:type="dxa"/>
-              <w:right w:w="100" w:type="dxa"/>
-            </w:tcMar>
-            <w:tcBorders>
-              <w:top w:val="single" w:sz="6" w:color="1A1A1A"/>
-              <w:left w:val="single" w:sz="6" w:color="1A1A1A"/>
-              <w:bottom w:val="single" w:sz="6" w:color="1A1A1A"/>
-              <w:right w:val="single" w:sz="6" w:color="1A1A1A"/>
-            </w:tcBorders>
-          </w:tcPr>
-          <w:p>
-            <w:pPr>
-              <w:spacing w:after="0"/>
-            </w:pPr>
-            <w:r>
-              <w:rPr>
-                <w:b w:val="0"/>
-                <w:i w:val="0"/>
-                <w:color w:val="1A1A1A"/>
-                <w:sz w:val="19"/>
-              </w:rPr>
-              <w:t>6</w:t>
-            </w:r>
-          </w:p>
-        </w:tc>
-        <w:tc>
-          <w:tcPr>
-            <w:tcW w:type="dxa" w:w="3300"/>
-            <w:tcMar>
-              <w:top w:w="60" w:type="dxa"/>
-              <w:left w:w="100" w:type="dxa"/>
-              <w:bottom w:w="60" w:type="dxa"/>
-              <w:right w:w="100" w:type="dxa"/>
-            </w:tcMar>
-            <w:tcBorders>
-              <w:top w:val="single" w:sz="6" w:color="1A1A1A"/>
-              <w:left w:val="single" w:sz="6" w:color="1A1A1A"/>
-              <w:bottom w:val="single" w:sz="6" w:color="1A1A1A"/>
-              <w:right w:val="single" w:sz="6" w:color="1A1A1A"/>
-            </w:tcBorders>
-          </w:tcPr>
-          <w:p>
-            <w:pPr>
-              <w:spacing w:after="0"/>
-            </w:pPr>
-            <w:r>
-              <w:rPr>
-                <w:b w:val="0"/>
-                <w:i w:val="0"/>
-                <w:color w:val="1A1A1A"/>
-                <w:sz w:val="19"/>
-              </w:rPr>
-              <w:t>Which expression is equivalent?</w:t>
-            </w:r>
-          </w:p>
-        </w:tc>
-        <w:tc>
-          <w:tcPr>
-            <w:tcW w:type="dxa" w:w="1900"/>
-            <w:tcMar>
-              <w:top w:w="60" w:type="dxa"/>
-              <w:left w:w="100" w:type="dxa"/>
-              <w:bottom w:w="60" w:type="dxa"/>
-              <w:right w:w="100" w:type="dxa"/>
-            </w:tcMar>
-            <w:tcBorders>
-              <w:top w:val="single" w:sz="6" w:color="1A1A1A"/>
-              <w:left w:val="single" w:sz="6" w:color="1A1A1A"/>
-              <w:bottom w:val="single" w:sz="6" w:color="1A1A1A"/>
-              <w:right w:val="single" w:sz="6" w:color="1A1A1A"/>
-            </w:tcBorders>
-          </w:tcPr>
-          <w:p>
-            <w:pPr>
-              <w:spacing w:after="0"/>
-            </w:pPr>
-            <w:r>
-              <w:rPr>
-                <w:b/>
-                <w:i/>
-                <w:color w:val="9E1B32"/>
-                <w:sz w:val="19"/>
-              </w:rPr>
-              <w:t>A — 4x</w:t>
-            </w:r>
-            <w:r>
-              <w:rPr>
-                <w:b/>
-                <w:i/>
-                <w:color w:val="9E1B32"/>
-                <w:sz w:val="19"/>
-                <w:vertAlign w:val="superscript"/>
-              </w:rPr>
-              <w:t>6</w:t>
-            </w:r>
-          </w:p>
-        </w:tc>
-        <w:tc>
-          <w:tcPr>
-            <w:tcW w:type="dxa" w:w="3760"/>
-            <w:tcMar>
-              <w:top w:w="60" w:type="dxa"/>
-              <w:left w:w="100" w:type="dxa"/>
-              <w:bottom w:w="60" w:type="dxa"/>
-              <w:right w:w="100" w:type="dxa"/>
-            </w:tcMar>
-            <w:tcBorders>
-              <w:top w:val="single" w:sz="6" w:color="1A1A1A"/>
-              <w:left w:val="single" w:sz="6" w:color="1A1A1A"/>
-              <w:bottom w:val="single" w:sz="6" w:color="1A1A1A"/>
-              <w:right w:val="single" w:sz="6" w:color="1A1A1A"/>
-            </w:tcBorders>
-          </w:tcPr>
-          <w:p>
-            <w:pPr>
-              <w:spacing w:after="0"/>
-            </w:pPr>
-            <w:r>
-              <w:rPr>
-                <w:b w:val="0"/>
-                <w:i w:val="0"/>
-                <w:color w:val="1A1A1A"/>
-                <w:sz w:val="19"/>
-              </w:rPr>
-              <w:t>(B) 8 ÷ 2 — the exponents were divided instead of subtracted [B1G-M 8.AR.1.1: misapplied quotient law]; (C) 12 − 3 — the coefficients were subtracted instead of divided [8.AR.1.1: coefficients are factors]; (D) 8 + 2 — added the exponents [quotient law confused with product law]</w:t>
-            </w:r>
-          </w:p>
-        </w:tc>
-      </w:tr>
-      <w:tr>
-        <w:trPr>
-          <w:cantSplit/>
-        </w:trPr>
-        <w:tc>
-          <w:tcPr>
-            <w:tcW w:type="dxa" w:w="400"/>
-            <w:tcMar>
-              <w:top w:w="60" w:type="dxa"/>
-              <w:left w:w="100" w:type="dxa"/>
-              <w:bottom w:w="60" w:type="dxa"/>
-              <w:right w:w="100" w:type="dxa"/>
-            </w:tcMar>
-            <w:tcBorders>
-              <w:top w:val="single" w:sz="6" w:color="1A1A1A"/>
-              <w:left w:val="single" w:sz="6" w:color="1A1A1A"/>
-              <w:bottom w:val="single" w:sz="6" w:color="1A1A1A"/>
-              <w:right w:val="single" w:sz="6" w:color="1A1A1A"/>
-            </w:tcBorders>
-          </w:tcPr>
-          <w:p>
-            <w:pPr>
-              <w:spacing w:after="0"/>
-            </w:pPr>
-            <w:r>
-              <w:rPr>
-                <w:b w:val="0"/>
-                <w:i w:val="0"/>
-                <w:color w:val="1A1A1A"/>
-                <w:sz w:val="19"/>
-              </w:rPr>
-              <w:t>7</w:t>
-            </w:r>
-          </w:p>
-        </w:tc>
-        <w:tc>
-          <w:tcPr>
-            <w:tcW w:type="dxa" w:w="3300"/>
-            <w:tcMar>
-              <w:top w:w="60" w:type="dxa"/>
-              <w:left w:w="100" w:type="dxa"/>
-              <w:bottom w:w="60" w:type="dxa"/>
-              <w:right w:w="100" w:type="dxa"/>
-            </w:tcMar>
-            <w:tcBorders>
-              <w:top w:val="single" w:sz="6" w:color="1A1A1A"/>
-              <w:left w:val="single" w:sz="6" w:color="1A1A1A"/>
-              <w:bottom w:val="single" w:sz="6" w:color="1A1A1A"/>
-              <w:right w:val="single" w:sz="6" w:color="1A1A1A"/>
-            </w:tcBorders>
-          </w:tcPr>
-          <w:p>
-            <w:pPr>
-              <w:spacing w:after="0"/>
-            </w:pPr>
-            <w:r>
-              <w:drawing>
-                <wp:inline xmlns:a="http://schemas.openxmlformats.org/drawingml/2006/main" xmlns:pic="http://schemas.openxmlformats.org/drawingml/2006/picture">
-                  <wp:extent cx="249935" cy="252984"/>
-                  <wp:docPr id="22" name="Picture 22"/>
-                  <wp:cNvGraphicFramePr>
-                    <a:graphicFrameLocks noChangeAspect="1"/>
-                  </wp:cNvGraphicFramePr>
-                  <a:graphic>
-                    <a:graphicData uri="http://schemas.openxmlformats.org/drawingml/2006/picture">
-                      <pic:pic>
-                        <pic:nvPicPr>
-                          <pic:cNvPr id="0" name="d54e7d2f3a0f00f0.png"/>
-                          <pic:cNvPicPr/>
-                        </pic:nvPicPr>
-                        <pic:blipFill>
-                          <a:blip r:embed="rId28"/>
-                          <a:stretch>
-                            <a:fillRect/>
-                          </a:stretch>
-                        </pic:blipFill>
-                        <pic:spPr>
-                          <a:xfrm>
-                            <a:off x="0" y="0"/>
-                            <a:ext cx="249935" cy="252984"/>
-                          </a:xfrm>
-                          <a:prstGeom prst="rect"/>
-                        </pic:spPr>
-                      </pic:pic>
-                    </a:graphicData>
-                  </a:graphic>
-                </wp:inline>
-              </w:drawing>
-            </w:r>
-          </w:p>
-        </w:tc>
-        <w:tc>
-          <w:tcPr>
-            <w:tcW w:type="dxa" w:w="1900"/>
-            <w:tcMar>
-              <w:top w:w="60" w:type="dxa"/>
-              <w:left w:w="100" w:type="dxa"/>
-              <w:bottom w:w="60" w:type="dxa"/>
-              <w:right w:w="100" w:type="dxa"/>
-            </w:tcMar>
-            <w:tcBorders>
-              <w:top w:val="single" w:sz="6" w:color="1A1A1A"/>
-              <w:left w:val="single" w:sz="6" w:color="1A1A1A"/>
-              <w:bottom w:val="single" w:sz="6" w:color="1A1A1A"/>
-              <w:right w:val="single" w:sz="6" w:color="1A1A1A"/>
-            </w:tcBorders>
-          </w:tcPr>
-          <w:p>
-            <w:pPr>
-              <w:spacing w:after="0"/>
-            </w:pPr>
-            <w:r>
-              <w:drawing>
-                <wp:inline xmlns:a="http://schemas.openxmlformats.org/drawingml/2006/main" xmlns:pic="http://schemas.openxmlformats.org/drawingml/2006/picture">
-                  <wp:extent cx="182880" cy="143256"/>
-                  <wp:docPr id="23" name="Picture 23"/>
-                  <wp:cNvGraphicFramePr>
-                    <a:graphicFrameLocks noChangeAspect="1"/>
-                  </wp:cNvGraphicFramePr>
-                  <a:graphic>
-                    <a:graphicData uri="http://schemas.openxmlformats.org/drawingml/2006/picture">
-                      <pic:pic>
-                        <pic:nvPicPr>
-                          <pic:cNvPr id="0" name="e210c69bb97cb8cc.png"/>
-                          <pic:cNvPicPr/>
-                        </pic:nvPicPr>
-                        <pic:blipFill>
-                          <a:blip r:embed="rId29"/>
-                          <a:stretch>
-                            <a:fillRect/>
-                          </a:stretch>
-                        </pic:blipFill>
-                        <pic:spPr>
-                          <a:xfrm>
-                            <a:off x="0" y="0"/>
-                            <a:ext cx="182880" cy="143256"/>
-                          </a:xfrm>
-                          <a:prstGeom prst="rect"/>
-                        </pic:spPr>
-                      </pic:pic>
-                    </a:graphicData>
-                  </a:graphic>
-                </wp:inline>
-              </w:drawing>
-            </w:r>
-          </w:p>
-        </w:tc>
-        <w:tc>
-          <w:tcPr>
-            <w:tcW w:type="dxa" w:w="3760"/>
-            <w:tcMar>
-              <w:top w:w="60" w:type="dxa"/>
-              <w:left w:w="100" w:type="dxa"/>
-              <w:bottom w:w="60" w:type="dxa"/>
-              <w:right w:w="100" w:type="dxa"/>
-            </w:tcMar>
-            <w:tcBorders>
-              <w:top w:val="single" w:sz="6" w:color="1A1A1A"/>
-              <w:left w:val="single" w:sz="6" w:color="1A1A1A"/>
-              <w:bottom w:val="single" w:sz="6" w:color="1A1A1A"/>
-              <w:right w:val="single" w:sz="6" w:color="1A1A1A"/>
-            </w:tcBorders>
-          </w:tcPr>
-          <w:p>
-            <w:pPr>
-              <w:spacing w:after="0"/>
-            </w:pPr>
-            <w:r>
-              <w:rPr>
-                <w:b w:val="0"/>
-                <w:i w:val="0"/>
-                <w:color w:val="1A1A1A"/>
-                <w:sz w:val="19"/>
-              </w:rPr>
-              <w:t>m</w:t>
-            </w:r>
-            <w:r>
-              <w:rPr>
-                <w:b w:val="0"/>
-                <w:i w:val="0"/>
-                <w:color w:val="1A1A1A"/>
-                <w:sz w:val="19"/>
-                <w:vertAlign w:val="superscript"/>
-              </w:rPr>
-              <w:t>4</w:t>
-            </w:r>
-            <w:r>
-              <w:rPr>
-                <w:b w:val="0"/>
-                <w:i w:val="0"/>
-                <w:color w:val="1A1A1A"/>
-                <w:sz w:val="19"/>
-              </w:rPr>
-              <w:t>n — n</w:t>
-            </w:r>
-            <w:r>
-              <w:rPr>
-                <w:b w:val="0"/>
-                <w:i w:val="0"/>
-                <w:color w:val="1A1A1A"/>
-                <w:sz w:val="19"/>
-                <w:vertAlign w:val="superscript"/>
-              </w:rPr>
-              <w:t>0</w:t>
-            </w:r>
-            <w:r>
-              <w:rPr>
-                <w:b w:val="0"/>
-                <w:i w:val="0"/>
-                <w:color w:val="1A1A1A"/>
-                <w:sz w:val="19"/>
-              </w:rPr>
-              <w:t xml:space="preserve"> read as n [8.AR.1.1: zero exponent]; 0 or m</w:t>
-            </w:r>
-            <w:r>
-              <w:rPr>
-                <w:b w:val="0"/>
-                <w:i w:val="0"/>
-                <w:color w:val="1A1A1A"/>
-                <w:sz w:val="19"/>
-                <w:vertAlign w:val="superscript"/>
-              </w:rPr>
-              <w:t>4</w:t>
-            </w:r>
-            <w:r>
-              <w:rPr>
-                <w:b w:val="0"/>
-                <w:i w:val="0"/>
-                <w:color w:val="1A1A1A"/>
-                <w:sz w:val="19"/>
-              </w:rPr>
-              <w:t xml:space="preserve"> · 0 — n</w:t>
-            </w:r>
-            <w:r>
-              <w:rPr>
-                <w:b w:val="0"/>
-                <w:i w:val="0"/>
-                <w:color w:val="1A1A1A"/>
-                <w:sz w:val="19"/>
-                <w:vertAlign w:val="superscript"/>
-              </w:rPr>
-              <w:t>0</w:t>
-            </w:r>
-            <w:r>
-              <w:rPr>
-                <w:b w:val="0"/>
-                <w:i w:val="0"/>
-                <w:color w:val="1A1A1A"/>
-                <w:sz w:val="19"/>
-              </w:rPr>
-              <w:t xml:space="preserve"> read as 0 [B1G-M 8.NSO.1.3 misconception: a</w:t>
-            </w:r>
-            <w:r>
-              <w:rPr>
-                <w:b w:val="0"/>
-                <w:i w:val="0"/>
-                <w:color w:val="1A1A1A"/>
-                <w:sz w:val="19"/>
-                <w:vertAlign w:val="superscript"/>
-              </w:rPr>
-              <w:t>0</w:t>
-            </w:r>
-            <w:r>
-              <w:rPr>
-                <w:b w:val="0"/>
-                <w:i w:val="0"/>
-                <w:color w:val="1A1A1A"/>
-                <w:sz w:val="19"/>
-              </w:rPr>
-              <w:t xml:space="preserve"> = 0]</w:t>
-            </w:r>
-          </w:p>
-        </w:tc>
-      </w:tr>
-      <w:tr>
-        <w:trPr>
-          <w:cantSplit/>
-        </w:trPr>
-        <w:tc>
-          <w:tcPr>
-            <w:tcW w:type="dxa" w:w="400"/>
-            <w:tcMar>
-              <w:top w:w="60" w:type="dxa"/>
-              <w:left w:w="100" w:type="dxa"/>
-              <w:bottom w:w="60" w:type="dxa"/>
-              <w:right w:w="100" w:type="dxa"/>
-            </w:tcMar>
-            <w:tcBorders>
-              <w:top w:val="single" w:sz="6" w:color="1A1A1A"/>
-              <w:left w:val="single" w:sz="6" w:color="1A1A1A"/>
-              <w:bottom w:val="single" w:sz="6" w:color="1A1A1A"/>
-              <w:right w:val="single" w:sz="6" w:color="1A1A1A"/>
-            </w:tcBorders>
-          </w:tcPr>
-          <w:p>
-            <w:pPr>
-              <w:spacing w:after="0"/>
-            </w:pPr>
-            <w:r>
-              <w:rPr>
-                <w:b w:val="0"/>
-                <w:i w:val="0"/>
-                <w:color w:val="1A1A1A"/>
-                <w:sz w:val="19"/>
-              </w:rPr>
-              <w:t>8</w:t>
-            </w:r>
-          </w:p>
-        </w:tc>
-        <w:tc>
-          <w:tcPr>
-            <w:tcW w:type="dxa" w:w="3300"/>
-            <w:tcMar>
-              <w:top w:w="60" w:type="dxa"/>
-              <w:left w:w="100" w:type="dxa"/>
-              <w:bottom w:w="60" w:type="dxa"/>
-              <w:right w:w="100" w:type="dxa"/>
-            </w:tcMar>
-            <w:tcBorders>
-              <w:top w:val="single" w:sz="6" w:color="1A1A1A"/>
-              <w:left w:val="single" w:sz="6" w:color="1A1A1A"/>
-              <w:bottom w:val="single" w:sz="6" w:color="1A1A1A"/>
-              <w:right w:val="single" w:sz="6" w:color="1A1A1A"/>
-            </w:tcBorders>
-          </w:tcPr>
-          <w:p>
-            <w:pPr>
-              <w:spacing w:after="0"/>
-            </w:pPr>
-            <w:r>
-              <w:rPr>
-                <w:b w:val="0"/>
-                <w:i w:val="0"/>
-                <w:color w:val="1A1A1A"/>
-                <w:sz w:val="19"/>
-              </w:rPr>
-              <w:t xml:space="preserve">Find the value of </w:t>
-            </w:r>
-            <w:r>
-              <w:drawing>
-                <wp:inline xmlns:a="http://schemas.openxmlformats.org/drawingml/2006/main" xmlns:pic="http://schemas.openxmlformats.org/drawingml/2006/picture">
-                  <wp:extent cx="79248" cy="76200"/>
-                  <wp:docPr id="24" name="Picture 24"/>
-                  <wp:cNvGraphicFramePr>
-                    <a:graphicFrameLocks noChangeAspect="1"/>
-                  </wp:cNvGraphicFramePr>
-                  <a:graphic>
-                    <a:graphicData uri="http://schemas.openxmlformats.org/drawingml/2006/picture">
-                      <pic:pic>
-                        <pic:nvPicPr>
-                          <pic:cNvPr id="0" name="a89321e3798efa02.png"/>
-                          <pic:cNvPicPr/>
-                        </pic:nvPicPr>
-                        <pic:blipFill>
-                          <a:blip r:embed="rId30"/>
-                          <a:stretch>
-                            <a:fillRect/>
-                          </a:stretch>
-                        </pic:blipFill>
-                        <pic:spPr>
-                          <a:xfrm>
-                            <a:off x="0" y="0"/>
-                            <a:ext cx="79248" cy="76200"/>
-                          </a:xfrm>
-                          <a:prstGeom prst="rect"/>
-                        </pic:spPr>
-                      </pic:pic>
-                    </a:graphicData>
-                  </a:graphic>
-                </wp:inline>
-              </w:drawing>
-            </w:r>
-            <w:r>
-              <w:rPr>
-                <w:b w:val="0"/>
-                <w:i w:val="0"/>
-                <w:color w:val="1A1A1A"/>
-                <w:sz w:val="19"/>
-              </w:rPr>
-              <w:t xml:space="preserve">: </w:t>
-            </w:r>
-            <w:r>
-              <w:drawing>
-                <wp:inline xmlns:a="http://schemas.openxmlformats.org/drawingml/2006/main" xmlns:pic="http://schemas.openxmlformats.org/drawingml/2006/picture">
-                  <wp:extent cx="746760" cy="143256"/>
-                  <wp:docPr id="25" name="Picture 25"/>
-                  <wp:cNvGraphicFramePr>
-                    <a:graphicFrameLocks noChangeAspect="1"/>
-                  </wp:cNvGraphicFramePr>
-                  <a:graphic>
-                    <a:graphicData uri="http://schemas.openxmlformats.org/drawingml/2006/picture">
-                      <pic:pic>
-                        <pic:nvPicPr>
-                          <pic:cNvPr id="0" name="4335fae5cd6a95d1.png"/>
-                          <pic:cNvPicPr/>
-                        </pic:nvPicPr>
-                        <pic:blipFill>
-                          <a:blip r:embed="rId31"/>
-                          <a:stretch>
-                            <a:fillRect/>
-                          </a:stretch>
-                        </pic:blipFill>
-                        <pic:spPr>
-                          <a:xfrm>
-                            <a:off x="0" y="0"/>
-                            <a:ext cx="746760" cy="143256"/>
-                          </a:xfrm>
-                          <a:prstGeom prst="rect"/>
-                        </pic:spPr>
-                      </pic:pic>
-                    </a:graphicData>
-                  </a:graphic>
-                </wp:inline>
-              </w:drawing>
-            </w:r>
-          </w:p>
-        </w:tc>
-        <w:tc>
-          <w:tcPr>
-            <w:tcW w:type="dxa" w:w="1900"/>
-            <w:tcMar>
-              <w:top w:w="60" w:type="dxa"/>
-              <w:left w:w="100" w:type="dxa"/>
-              <w:bottom w:w="60" w:type="dxa"/>
-              <w:right w:w="100" w:type="dxa"/>
-            </w:tcMar>
-            <w:tcBorders>
-              <w:top w:val="single" w:sz="6" w:color="1A1A1A"/>
-              <w:left w:val="single" w:sz="6" w:color="1A1A1A"/>
-              <w:bottom w:val="single" w:sz="6" w:color="1A1A1A"/>
-              <w:right w:val="single" w:sz="6" w:color="1A1A1A"/>
-            </w:tcBorders>
-          </w:tcPr>
-          <w:p>
-            <w:pPr>
-              <w:spacing w:after="0"/>
-            </w:pPr>
-            <w:r>
-              <w:rPr>
-                <w:b/>
-                <w:i/>
-                <w:color w:val="9E1B32"/>
-                <w:sz w:val="19"/>
-              </w:rPr>
-              <w:t>n = 8</w:t>
-            </w:r>
-          </w:p>
-        </w:tc>
-        <w:tc>
-          <w:tcPr>
-            <w:tcW w:type="dxa" w:w="3760"/>
-            <w:tcMar>
-              <w:top w:w="60" w:type="dxa"/>
-              <w:left w:w="100" w:type="dxa"/>
-              <w:bottom w:w="60" w:type="dxa"/>
-              <w:right w:w="100" w:type="dxa"/>
-            </w:tcMar>
-            <w:tcBorders>
-              <w:top w:val="single" w:sz="6" w:color="1A1A1A"/>
-              <w:left w:val="single" w:sz="6" w:color="1A1A1A"/>
-              <w:bottom w:val="single" w:sz="6" w:color="1A1A1A"/>
-              <w:right w:val="single" w:sz="6" w:color="1A1A1A"/>
-            </w:tcBorders>
-          </w:tcPr>
-          <w:p>
-            <w:pPr>
-              <w:spacing w:after="0"/>
-            </w:pPr>
-            <w:r>
-              <w:rPr>
-                <w:b w:val="0"/>
-                <w:i w:val="0"/>
-                <w:color w:val="1A1A1A"/>
-                <w:sz w:val="19"/>
-              </w:rPr>
-              <w:t>14 — added 3 to 11; 33 — multiplied [8.AR.1.1: product law is additive in the exponents]</w:t>
-            </w:r>
-          </w:p>
-        </w:tc>
-      </w:tr>
-      <w:tr>
-        <w:trPr>
-          <w:cantSplit/>
-        </w:trPr>
-        <w:tc>
-          <w:tcPr>
-            <w:tcW w:type="dxa" w:w="400"/>
-            <w:tcMar>
-              <w:top w:w="60" w:type="dxa"/>
-              <w:left w:w="100" w:type="dxa"/>
-              <w:bottom w:w="60" w:type="dxa"/>
-              <w:right w:w="100" w:type="dxa"/>
-            </w:tcMar>
-            <w:tcBorders>
-              <w:top w:val="single" w:sz="6" w:color="1A1A1A"/>
-              <w:left w:val="single" w:sz="6" w:color="1A1A1A"/>
-              <w:bottom w:val="single" w:sz="6" w:color="1A1A1A"/>
-              <w:right w:val="single" w:sz="6" w:color="1A1A1A"/>
-            </w:tcBorders>
-          </w:tcPr>
-          <w:p>
-            <w:pPr>
-              <w:spacing w:after="0"/>
-            </w:pPr>
-            <w:r>
-              <w:rPr>
-                <w:b w:val="0"/>
-                <w:i w:val="0"/>
-                <w:color w:val="1A1A1A"/>
-                <w:sz w:val="19"/>
-              </w:rPr>
-              <w:t>9</w:t>
-            </w:r>
-          </w:p>
-        </w:tc>
-        <w:tc>
-          <w:tcPr>
-            <w:tcW w:type="dxa" w:w="3300"/>
-            <w:tcMar>
-              <w:top w:w="60" w:type="dxa"/>
-              <w:left w:w="100" w:type="dxa"/>
-              <w:bottom w:w="60" w:type="dxa"/>
-              <w:right w:w="100" w:type="dxa"/>
-            </w:tcMar>
-            <w:tcBorders>
-              <w:top w:val="single" w:sz="6" w:color="1A1A1A"/>
-              <w:left w:val="single" w:sz="6" w:color="1A1A1A"/>
-              <w:bottom w:val="single" w:sz="6" w:color="1A1A1A"/>
-              <w:right w:val="single" w:sz="6" w:color="1A1A1A"/>
-            </w:tcBorders>
-          </w:tcPr>
-          <w:p>
-            <w:pPr>
-              <w:spacing w:after="0"/>
-            </w:pPr>
-            <w:r>
-              <w:rPr>
-                <w:b w:val="0"/>
-                <w:i w:val="0"/>
-                <w:color w:val="1A1A1A"/>
-                <w:sz w:val="19"/>
-              </w:rPr>
-              <w:t>Rachel writes (15xy</w:t>
-            </w:r>
-            <w:r>
-              <w:rPr>
-                <w:b w:val="0"/>
-                <w:i w:val="0"/>
-                <w:color w:val="1A1A1A"/>
-                <w:sz w:val="19"/>
-                <w:vertAlign w:val="superscript"/>
-              </w:rPr>
-              <w:t>2</w:t>
-            </w:r>
-            <w:r>
-              <w:rPr>
-                <w:b w:val="0"/>
-                <w:i w:val="0"/>
-                <w:color w:val="1A1A1A"/>
-                <w:sz w:val="19"/>
-              </w:rPr>
-              <w:t>)</w:t>
-            </w:r>
-            <w:r>
-              <w:rPr>
-                <w:b w:val="0"/>
-                <w:i w:val="0"/>
-                <w:color w:val="1A1A1A"/>
-                <w:sz w:val="19"/>
-                <w:vertAlign w:val="superscript"/>
-              </w:rPr>
-              <w:t>3</w:t>
-            </w:r>
-            <w:r>
-              <w:rPr>
-                <w:b w:val="0"/>
-                <w:i w:val="0"/>
-                <w:color w:val="1A1A1A"/>
-                <w:sz w:val="19"/>
-              </w:rPr>
-              <w:t xml:space="preserve"> as 15 · 15 · 15 · x · x · x · y · y · y · y · y · y. Justina writes it as 3,375x</w:t>
-            </w:r>
-            <w:r>
-              <w:rPr>
-                <w:b w:val="0"/>
-                <w:i w:val="0"/>
-                <w:color w:val="1A1A1A"/>
-                <w:sz w:val="19"/>
-                <w:vertAlign w:val="superscript"/>
-              </w:rPr>
-              <w:t>3</w:t>
-            </w:r>
-            <w:r>
-              <w:rPr>
-                <w:b w:val="0"/>
-                <w:i w:val="0"/>
-                <w:color w:val="1A1A1A"/>
-                <w:sz w:val="19"/>
-              </w:rPr>
-              <w:t>y</w:t>
-            </w:r>
-            <w:r>
-              <w:rPr>
-                <w:b w:val="0"/>
-                <w:i w:val="0"/>
-                <w:color w:val="1A1A1A"/>
-                <w:sz w:val="19"/>
-                <w:vertAlign w:val="superscript"/>
-              </w:rPr>
-              <w:t>6</w:t>
-            </w:r>
-            <w:r>
-              <w:rPr>
-                <w:b w:val="0"/>
-                <w:i w:val="0"/>
-                <w:color w:val="1A1A1A"/>
-                <w:sz w:val="19"/>
-              </w:rPr>
-              <w:t>. Who is correct? Explain.</w:t>
-            </w:r>
-          </w:p>
-        </w:tc>
-        <w:tc>
-          <w:tcPr>
-            <w:tcW w:type="dxa" w:w="1900"/>
-            <w:tcMar>
-              <w:top w:w="60" w:type="dxa"/>
-              <w:left w:w="100" w:type="dxa"/>
-              <w:bottom w:w="60" w:type="dxa"/>
-              <w:right w:w="100" w:type="dxa"/>
-            </w:tcMar>
-            <w:tcBorders>
-              <w:top w:val="single" w:sz="6" w:color="1A1A1A"/>
-              <w:left w:val="single" w:sz="6" w:color="1A1A1A"/>
-              <w:bottom w:val="single" w:sz="6" w:color="1A1A1A"/>
-              <w:right w:val="single" w:sz="6" w:color="1A1A1A"/>
-            </w:tcBorders>
-          </w:tcPr>
-          <w:p>
-            <w:pPr>
-              <w:spacing w:after="0"/>
-            </w:pPr>
-            <w:r>
-              <w:rPr>
-                <w:b/>
-                <w:i/>
-                <w:color w:val="9E1B32"/>
-                <w:sz w:val="19"/>
-              </w:rPr>
-              <w:t>Both are correct; 15</w:t>
-            </w:r>
-            <w:r>
-              <w:rPr>
-                <w:b/>
-                <w:i/>
-                <w:color w:val="9E1B32"/>
-                <w:sz w:val="19"/>
-                <w:vertAlign w:val="superscript"/>
-              </w:rPr>
-              <w:t>3</w:t>
-            </w:r>
-            <w:r>
-              <w:rPr>
-                <w:b/>
-                <w:i/>
-                <w:color w:val="9E1B32"/>
-                <w:sz w:val="19"/>
-              </w:rPr>
-              <w:t xml:space="preserve"> = 3,375, x · x · x = x</w:t>
-            </w:r>
-            <w:r>
-              <w:rPr>
-                <w:b/>
-                <w:i/>
-                <w:color w:val="9E1B32"/>
-                <w:sz w:val="19"/>
-                <w:vertAlign w:val="superscript"/>
-              </w:rPr>
-              <w:t>3</w:t>
-            </w:r>
-            <w:r>
-              <w:rPr>
-                <w:b/>
-                <w:i/>
-                <w:color w:val="9E1B32"/>
-                <w:sz w:val="19"/>
-              </w:rPr>
-              <w:t>, and six y's make y</w:t>
-            </w:r>
-            <w:r>
-              <w:rPr>
-                <w:b/>
-                <w:i/>
-                <w:color w:val="9E1B32"/>
-                <w:sz w:val="19"/>
-                <w:vertAlign w:val="superscript"/>
-              </w:rPr>
-              <w:t>6</w:t>
-            </w:r>
-            <w:r>
-              <w:rPr>
-                <w:b/>
-                <w:i/>
-                <w:color w:val="9E1B32"/>
-                <w:sz w:val="19"/>
-              </w:rPr>
-              <w:t>.</w:t>
-            </w:r>
-          </w:p>
-        </w:tc>
-        <w:tc>
-          <w:tcPr>
-            <w:tcW w:type="dxa" w:w="3760"/>
-            <w:tcMar>
-              <w:top w:w="60" w:type="dxa"/>
-              <w:left w:w="100" w:type="dxa"/>
-              <w:bottom w:w="60" w:type="dxa"/>
-              <w:right w:w="100" w:type="dxa"/>
-            </w:tcMar>
-            <w:tcBorders>
-              <w:top w:val="single" w:sz="6" w:color="1A1A1A"/>
-              <w:left w:val="single" w:sz="6" w:color="1A1A1A"/>
-              <w:bottom w:val="single" w:sz="6" w:color="1A1A1A"/>
-              <w:right w:val="single" w:sz="6" w:color="1A1A1A"/>
-            </w:tcBorders>
-          </w:tcPr>
-          <w:p>
-            <w:pPr>
-              <w:spacing w:after="0"/>
-            </w:pPr>
-            <w:r>
-              <w:rPr>
-                <w:b w:val="0"/>
-                <w:i w:val="0"/>
-                <w:color w:val="1A1A1A"/>
-                <w:sz w:val="19"/>
-              </w:rPr>
-              <w:t>'Justina only' — the expanded form is not recognized as equivalent [8.AR.1.1: generate equivalent expressions]; 'Rachel only' or '45x</w:t>
-            </w:r>
-            <w:r>
-              <w:rPr>
-                <w:b w:val="0"/>
-                <w:i w:val="0"/>
-                <w:color w:val="1A1A1A"/>
-                <w:sz w:val="19"/>
-                <w:vertAlign w:val="superscript"/>
-              </w:rPr>
-              <w:t>3</w:t>
-            </w:r>
-            <w:r>
-              <w:rPr>
-                <w:b w:val="0"/>
-                <w:i w:val="0"/>
-                <w:color w:val="1A1A1A"/>
-                <w:sz w:val="19"/>
-              </w:rPr>
-              <w:t>y</w:t>
-            </w:r>
-            <w:r>
-              <w:rPr>
-                <w:b w:val="0"/>
-                <w:i w:val="0"/>
-                <w:color w:val="1A1A1A"/>
-                <w:sz w:val="19"/>
-                <w:vertAlign w:val="superscript"/>
-              </w:rPr>
-              <w:t>6</w:t>
-            </w:r>
-            <w:r>
-              <w:rPr>
-                <w:b w:val="0"/>
-                <w:i w:val="0"/>
-                <w:color w:val="1A1A1A"/>
-                <w:sz w:val="19"/>
-              </w:rPr>
-              <w:t>' — the coefficient was not cubed [B1G-M 8.AR.1.1: power of a product]</w:t>
-            </w:r>
-          </w:p>
-        </w:tc>
-      </w:tr>
-    </w:tbl>
-    <w:p>
-      <w:pPr>
-        <w:spacing w:after="0" w:before="0" w:line="20" w:lineRule="exact"/>
-      </w:pPr>
-      <w:r>
-        <w:rPr>
-          <w:sz w:val="2"/>
-        </w:rPr>
-      </w:r>
-    </w:p>
-    <w:p>
-      <w:pPr>
-        <w:keepNext/>
-        <w:spacing w:before="280" w:after="120"/>
-        <w:pBdr>
-          <w:bottom w:val="single" w:sz="8" w:space="2" w:color="1A1A1A"/>
-        </w:pBdr>
-      </w:pPr>
-      <w:r>
-        <w:rPr>
-          <w:b/>
-          <w:i w:val="0"/>
-          <w:color w:val="1A1A1A"/>
-          <w:sz w:val="30"/>
-        </w:rPr>
-        <w:t>Question Bank — variation and answers</w:t>
-      </w:r>
-    </w:p>
-    <w:p>
-      <w:pPr>
-        <w:spacing w:before="0" w:after="100"/>
-      </w:pPr>
-      <w:r>
-        <w:rPr>
-          <w:b/>
-          <w:i w:val="0"/>
-          <w:color w:val="1A1A1A"/>
-          <w:sz w:val="21"/>
-        </w:rPr>
-        <w:t xml:space="preserve">Variation.  </w:t>
-      </w:r>
-      <w:r>
-        <w:rPr>
-          <w:b w:val="0"/>
-          <w:i w:val="0"/>
-          <w:color w:val="1A1A1A"/>
-          <w:sz w:val="21"/>
-        </w:rPr>
-        <w:t>Questions 1–6 are one law each: product, power of a power, power of a product, quotient, a negative coefficient, two variables in a quotient. 7–8 combine two laws in the two orders that occur (multiply then raise; raise then divide), and vary whether a zero exponent appears. 9 works backwards to a missing exponent in each of the three laws; 10 is the geometric setting, where the square is the trap (the coefficient is squared). 11 is the diagnostic multiple choice; 12 asks for equivalence judged four ways with two non-equivalent options wrong for two different reasons. The Additional sheet mirrors each position.</w:t>
-      </w:r>
-    </w:p>
-    <w:p>
-      <w:pPr>
-        <w:spacing w:before="0" w:after="120"/>
-      </w:pPr>
-      <w:r>
-        <w:rPr>
-          <w:b w:val="0"/>
-          <w:i w:val="0"/>
-          <w:color w:val="1A1A1A"/>
-          <w:sz w:val="21"/>
-        </w:rPr>
-        <w:t>The bank and its Additional sheet are posted, never assigned; they feed the quizzes. Answers below are the same values the keys print — both come from one source.</w:t>
-      </w:r>
-    </w:p>
-    <w:p>
-      <w:pPr>
-        <w:keepNext/>
-        <w:spacing w:before="200" w:after="60"/>
-      </w:pPr>
-      <w:r>
-        <w:rPr>
-          <w:b/>
-          <w:i w:val="0"/>
-          <w:color w:val="1A1A1A"/>
-          <w:sz w:val="23"/>
-        </w:rPr>
-        <w:t>Question Bank</w:t>
-      </w:r>
-    </w:p>
-    <w:p>
-      <w:pPr>
-        <w:spacing w:before="0" w:after="60"/>
-        <w:ind w:left="360" w:hanging="360"/>
-      </w:pPr>
-      <w:r>
-        <w:rPr>
-          <w:b/>
-          <w:i w:val="0"/>
-          <w:color w:val="1A1A1A"/>
-          <w:sz w:val="20"/>
-        </w:rPr>
-        <w:t xml:space="preserve">1.  </w:t>
+        <w:t xml:space="preserve">Find the value of </w:t>
       </w:r>
       <w:r>
         <w:drawing>
           <wp:inline xmlns:a="http://schemas.openxmlformats.org/drawingml/2006/main" xmlns:pic="http://schemas.openxmlformats.org/drawingml/2006/picture">
-            <wp:extent cx="198120" cy="143256"/>
-            <wp:docPr id="26" name="Picture 26"/>
+            <wp:extent cx="79248" cy="76200"/>
+            <wp:docPr id="13" name="Picture 13"/>
             <wp:cNvGraphicFramePr>
               <a:graphicFrameLocks noChangeAspect="1"/>
             </wp:cNvGraphicFramePr>
@@ -7814,7 +3538,7 @@
               <a:graphicData uri="http://schemas.openxmlformats.org/drawingml/2006/picture">
                 <pic:pic>
                   <pic:nvPicPr>
-                    <pic:cNvPr id="0" name="5a408d68d2f04e0f.png"/>
+                    <pic:cNvPr id="0" name="a89321e3798efa02.png"/>
                     <pic:cNvPicPr/>
                   </pic:nvPicPr>
                   <pic:blipFill>
@@ -7826,310 +3550,7 @@
                   <pic:spPr>
                     <a:xfrm>
                       <a:off x="0" y="0"/>
-                      <a:ext cx="198120" cy="143256"/>
-                    </a:xfrm>
-                    <a:prstGeom prst="rect"/>
-                  </pic:spPr>
-                </pic:pic>
-              </a:graphicData>
-            </a:graphic>
-          </wp:inline>
-        </w:drawing>
-      </w:r>
-    </w:p>
-    <w:p>
-      <w:pPr>
-        <w:spacing w:before="0" w:after="60"/>
-        <w:ind w:left="360" w:hanging="360"/>
-      </w:pPr>
-      <w:r>
-        <w:rPr>
-          <w:b/>
-          <w:i w:val="0"/>
-          <w:color w:val="1A1A1A"/>
-          <w:sz w:val="20"/>
-        </w:rPr>
-        <w:t xml:space="preserve">2.  </w:t>
-      </w:r>
-      <w:r>
-        <w:drawing>
-          <wp:inline xmlns:a="http://schemas.openxmlformats.org/drawingml/2006/main" xmlns:pic="http://schemas.openxmlformats.org/drawingml/2006/picture">
-            <wp:extent cx="204216" cy="143256"/>
-            <wp:docPr id="27" name="Picture 27"/>
-            <wp:cNvGraphicFramePr>
-              <a:graphicFrameLocks noChangeAspect="1"/>
-            </wp:cNvGraphicFramePr>
-            <a:graphic>
-              <a:graphicData uri="http://schemas.openxmlformats.org/drawingml/2006/picture">
-                <pic:pic>
-                  <pic:nvPicPr>
-                    <pic:cNvPr id="0" name="a4ede67f9f15089c.png"/>
-                    <pic:cNvPicPr/>
-                  </pic:nvPicPr>
-                  <pic:blipFill>
-                    <a:blip r:embed="rId32"/>
-                    <a:stretch>
-                      <a:fillRect/>
-                    </a:stretch>
-                  </pic:blipFill>
-                  <pic:spPr>
-                    <a:xfrm>
-                      <a:off x="0" y="0"/>
-                      <a:ext cx="204216" cy="143256"/>
-                    </a:xfrm>
-                    <a:prstGeom prst="rect"/>
-                  </pic:spPr>
-                </pic:pic>
-              </a:graphicData>
-            </a:graphic>
-          </wp:inline>
-        </w:drawing>
-      </w:r>
-    </w:p>
-    <w:p>
-      <w:pPr>
-        <w:spacing w:before="0" w:after="60"/>
-        <w:ind w:left="360" w:hanging="360"/>
-      </w:pPr>
-      <w:r>
-        <w:rPr>
-          <w:b/>
-          <w:i w:val="0"/>
-          <w:color w:val="1A1A1A"/>
-          <w:sz w:val="20"/>
-        </w:rPr>
-        <w:t xml:space="preserve">3.  </w:t>
-      </w:r>
-      <w:r>
-        <w:drawing>
-          <wp:inline xmlns:a="http://schemas.openxmlformats.org/drawingml/2006/main" xmlns:pic="http://schemas.openxmlformats.org/drawingml/2006/picture">
-            <wp:extent cx="356616" cy="173736"/>
-            <wp:docPr id="28" name="Picture 28"/>
-            <wp:cNvGraphicFramePr>
-              <a:graphicFrameLocks noChangeAspect="1"/>
-            </wp:cNvGraphicFramePr>
-            <a:graphic>
-              <a:graphicData uri="http://schemas.openxmlformats.org/drawingml/2006/picture">
-                <pic:pic>
-                  <pic:nvPicPr>
-                    <pic:cNvPr id="0" name="e25822d95116d97a.png"/>
-                    <pic:cNvPicPr/>
-                  </pic:nvPicPr>
-                  <pic:blipFill>
-                    <a:blip r:embed="rId33"/>
-                    <a:stretch>
-                      <a:fillRect/>
-                    </a:stretch>
-                  </pic:blipFill>
-                  <pic:spPr>
-                    <a:xfrm>
-                      <a:off x="0" y="0"/>
-                      <a:ext cx="356616" cy="173736"/>
-                    </a:xfrm>
-                    <a:prstGeom prst="rect"/>
-                  </pic:spPr>
-                </pic:pic>
-              </a:graphicData>
-            </a:graphic>
-          </wp:inline>
-        </w:drawing>
-      </w:r>
-    </w:p>
-    <w:p>
-      <w:pPr>
-        <w:spacing w:before="0" w:after="60"/>
-        <w:ind w:left="360" w:hanging="360"/>
-      </w:pPr>
-      <w:r>
-        <w:rPr>
-          <w:b/>
-          <w:i w:val="0"/>
-          <w:color w:val="1A1A1A"/>
-          <w:sz w:val="20"/>
-        </w:rPr>
-        <w:t xml:space="preserve">4.  </w:t>
-      </w:r>
-      <w:r>
-        <w:drawing>
-          <wp:inline xmlns:a="http://schemas.openxmlformats.org/drawingml/2006/main" xmlns:pic="http://schemas.openxmlformats.org/drawingml/2006/picture">
-            <wp:extent cx="146304" cy="146304"/>
-            <wp:docPr id="29" name="Picture 29"/>
-            <wp:cNvGraphicFramePr>
-              <a:graphicFrameLocks noChangeAspect="1"/>
-            </wp:cNvGraphicFramePr>
-            <a:graphic>
-              <a:graphicData uri="http://schemas.openxmlformats.org/drawingml/2006/picture">
-                <pic:pic>
-                  <pic:nvPicPr>
-                    <pic:cNvPr id="0" name="88b64c8afbd156e9.png"/>
-                    <pic:cNvPicPr/>
-                  </pic:nvPicPr>
-                  <pic:blipFill>
-                    <a:blip r:embed="rId34"/>
-                    <a:stretch>
-                      <a:fillRect/>
-                    </a:stretch>
-                  </pic:blipFill>
-                  <pic:spPr>
-                    <a:xfrm>
-                      <a:off x="0" y="0"/>
-                      <a:ext cx="146304" cy="146304"/>
-                    </a:xfrm>
-                    <a:prstGeom prst="rect"/>
-                  </pic:spPr>
-                </pic:pic>
-              </a:graphicData>
-            </a:graphic>
-          </wp:inline>
-        </w:drawing>
-      </w:r>
-    </w:p>
-    <w:p>
-      <w:pPr>
-        <w:spacing w:before="0" w:after="60"/>
-        <w:ind w:left="360" w:hanging="360"/>
-      </w:pPr>
-      <w:r>
-        <w:rPr>
-          <w:b/>
-          <w:i w:val="0"/>
-          <w:color w:val="1A1A1A"/>
-          <w:sz w:val="20"/>
-        </w:rPr>
-        <w:t xml:space="preserve">5.  </w:t>
-      </w:r>
-      <w:r>
-        <w:drawing>
-          <wp:inline xmlns:a="http://schemas.openxmlformats.org/drawingml/2006/main" xmlns:pic="http://schemas.openxmlformats.org/drawingml/2006/picture">
-            <wp:extent cx="405384" cy="143256"/>
-            <wp:docPr id="30" name="Picture 30"/>
-            <wp:cNvGraphicFramePr>
-              <a:graphicFrameLocks noChangeAspect="1"/>
-            </wp:cNvGraphicFramePr>
-            <a:graphic>
-              <a:graphicData uri="http://schemas.openxmlformats.org/drawingml/2006/picture">
-                <pic:pic>
-                  <pic:nvPicPr>
-                    <pic:cNvPr id="0" name="31e4d5e212602761.png"/>
-                    <pic:cNvPicPr/>
-                  </pic:nvPicPr>
-                  <pic:blipFill>
-                    <a:blip r:embed="rId35"/>
-                    <a:stretch>
-                      <a:fillRect/>
-                    </a:stretch>
-                  </pic:blipFill>
-                  <pic:spPr>
-                    <a:xfrm>
-                      <a:off x="0" y="0"/>
-                      <a:ext cx="405384" cy="143256"/>
-                    </a:xfrm>
-                    <a:prstGeom prst="rect"/>
-                  </pic:spPr>
-                </pic:pic>
-              </a:graphicData>
-            </a:graphic>
-          </wp:inline>
-        </w:drawing>
-      </w:r>
-    </w:p>
-    <w:p>
-      <w:pPr>
-        <w:spacing w:before="0" w:after="60"/>
-        <w:ind w:left="360" w:hanging="360"/>
-      </w:pPr>
-      <w:r>
-        <w:rPr>
-          <w:b/>
-          <w:i w:val="0"/>
-          <w:color w:val="1A1A1A"/>
-          <w:sz w:val="20"/>
-        </w:rPr>
-        <w:t xml:space="preserve">6.  </w:t>
-      </w:r>
-      <w:r>
-        <w:drawing>
-          <wp:inline xmlns:a="http://schemas.openxmlformats.org/drawingml/2006/main" xmlns:pic="http://schemas.openxmlformats.org/drawingml/2006/picture">
-            <wp:extent cx="387096" cy="173736"/>
-            <wp:docPr id="31" name="Picture 31"/>
-            <wp:cNvGraphicFramePr>
-              <a:graphicFrameLocks noChangeAspect="1"/>
-            </wp:cNvGraphicFramePr>
-            <a:graphic>
-              <a:graphicData uri="http://schemas.openxmlformats.org/drawingml/2006/picture">
-                <pic:pic>
-                  <pic:nvPicPr>
-                    <pic:cNvPr id="0" name="164315024118c2b6.png"/>
-                    <pic:cNvPicPr/>
-                  </pic:nvPicPr>
-                  <pic:blipFill>
-                    <a:blip r:embed="rId36"/>
-                    <a:stretch>
-                      <a:fillRect/>
-                    </a:stretch>
-                  </pic:blipFill>
-                  <pic:spPr>
-                    <a:xfrm>
-                      <a:off x="0" y="0"/>
-                      <a:ext cx="387096" cy="173736"/>
-                    </a:xfrm>
-                    <a:prstGeom prst="rect"/>
-                  </pic:spPr>
-                </pic:pic>
-              </a:graphicData>
-            </a:graphic>
-          </wp:inline>
-        </w:drawing>
-      </w:r>
-    </w:p>
-    <w:p>
-      <w:pPr>
-        <w:spacing w:before="0" w:after="60"/>
-        <w:ind w:left="360" w:hanging="360"/>
-      </w:pPr>
-      <w:r>
-        <w:rPr>
-          <w:b/>
-          <w:i w:val="0"/>
-          <w:color w:val="1A1A1A"/>
-          <w:sz w:val="20"/>
-        </w:rPr>
-        <w:t xml:space="preserve">7.  </w:t>
-      </w:r>
-      <w:r>
-        <w:rPr>
-          <w:b/>
-          <w:i/>
-          <w:color w:val="9E1B32"/>
-          <w:sz w:val="20"/>
-        </w:rPr>
-        <w:t xml:space="preserve">(a) </w:t>
-      </w:r>
-      <w:r>
-        <w:drawing>
-          <wp:inline xmlns:a="http://schemas.openxmlformats.org/drawingml/2006/main" xmlns:pic="http://schemas.openxmlformats.org/drawingml/2006/picture">
-            <wp:extent cx="429768" cy="173736"/>
-            <wp:docPr id="32" name="Picture 32"/>
-            <wp:cNvGraphicFramePr>
-              <a:graphicFrameLocks noChangeAspect="1"/>
-            </wp:cNvGraphicFramePr>
-            <a:graphic>
-              <a:graphicData uri="http://schemas.openxmlformats.org/drawingml/2006/picture">
-                <pic:pic>
-                  <pic:nvPicPr>
-                    <pic:cNvPr id="0" name="c1f401f784d38109.png"/>
-                    <pic:cNvPicPr/>
-                  </pic:nvPicPr>
-                  <pic:blipFill>
-                    <a:blip r:embed="rId37"/>
-                    <a:stretch>
-                      <a:fillRect/>
-                    </a:stretch>
-                  </pic:blipFill>
-                  <pic:spPr>
-                    <a:xfrm>
-                      <a:off x="0" y="0"/>
-                      <a:ext cx="429768" cy="173736"/>
+                      <a:ext cx="79248" cy="76200"/>
                     </a:xfrm>
                     <a:prstGeom prst="rect"/>
                   </pic:spPr>
@@ -8141,18 +3562,18 @@
       </w:r>
       <w:r>
         <w:rPr>
-          <w:b/>
-          <w:i/>
-          <w:color w:val="9E1B32"/>
-          <w:sz w:val="20"/>
+          <w:b w:val="0"/>
+          <w:i w:val="0"/>
+          <w:color w:val="1A1A1A"/>
+          <w:sz w:val="21"/>
         </w:rPr>
-        <w:t xml:space="preserve">  (b) </w:t>
+        <w:t xml:space="preserve">:  </w:t>
       </w:r>
       <w:r>
         <w:drawing>
           <wp:inline xmlns:a="http://schemas.openxmlformats.org/drawingml/2006/main" xmlns:pic="http://schemas.openxmlformats.org/drawingml/2006/picture">
-            <wp:extent cx="487680" cy="143256"/>
-            <wp:docPr id="33" name="Picture 33"/>
+            <wp:extent cx="746760" cy="143256"/>
+            <wp:docPr id="14" name="Picture 14"/>
             <wp:cNvGraphicFramePr>
               <a:graphicFrameLocks noChangeAspect="1"/>
             </wp:cNvGraphicFramePr>
@@ -8160,11 +3581,11 @@
               <a:graphicData uri="http://schemas.openxmlformats.org/drawingml/2006/picture">
                 <pic:pic>
                   <pic:nvPicPr>
-                    <pic:cNvPr id="0" name="2e3eebed19c660b4.png"/>
+                    <pic:cNvPr id="0" name="4335fae5cd6a95d1.png"/>
                     <pic:cNvPicPr/>
                   </pic:nvPicPr>
                   <pic:blipFill>
-                    <a:blip r:embed="rId38"/>
+                    <a:blip r:embed="rId22"/>
                     <a:stretch>
                       <a:fillRect/>
                     </a:stretch>
@@ -8172,7 +3593,7 @@
                   <pic:spPr>
                     <a:xfrm>
                       <a:off x="0" y="0"/>
-                      <a:ext cx="487680" cy="143256"/>
+                      <a:ext cx="746760" cy="143256"/>
                     </a:xfrm>
                     <a:prstGeom prst="rect"/>
                   </pic:spPr>
@@ -8184,1167 +3605,54 @@
       </w:r>
       <w:r>
         <w:rPr>
+          <w:b w:val="0"/>
+          <w:i w:val="0"/>
+          <w:color w:val="1A1A1A"/>
+          <w:sz w:val="21"/>
+        </w:rPr>
+        <w:t xml:space="preserve">  →  </w:t>
+      </w:r>
+      <w:r>
+        <w:rPr>
           <w:b/>
           <w:i/>
           <w:color w:val="9E1B32"/>
-          <w:sz w:val="20"/>
+          <w:sz w:val="21"/>
         </w:rPr>
-        <w:t xml:space="preserve">  (c) </w:t>
+        <w:t>n = 8</w:t>
       </w:r>
       <w:r>
-        <w:drawing>
-          <wp:inline xmlns:a="http://schemas.openxmlformats.org/drawingml/2006/main" xmlns:pic="http://schemas.openxmlformats.org/drawingml/2006/picture">
-            <wp:extent cx="310896" cy="140208"/>
-            <wp:docPr id="34" name="Picture 34"/>
-            <wp:cNvGraphicFramePr>
-              <a:graphicFrameLocks noChangeAspect="1"/>
-            </wp:cNvGraphicFramePr>
-            <a:graphic>
-              <a:graphicData uri="http://schemas.openxmlformats.org/drawingml/2006/picture">
-                <pic:pic>
-                  <pic:nvPicPr>
-                    <pic:cNvPr id="0" name="602d8eb3eba90e73.png"/>
-                    <pic:cNvPicPr/>
-                  </pic:nvPicPr>
-                  <pic:blipFill>
-                    <a:blip r:embed="rId39"/>
-                    <a:stretch>
-                      <a:fillRect/>
-                    </a:stretch>
-                  </pic:blipFill>
-                  <pic:spPr>
-                    <a:xfrm>
-                      <a:off x="0" y="0"/>
-                      <a:ext cx="310896" cy="140208"/>
-                    </a:xfrm>
-                    <a:prstGeom prst="rect"/>
-                  </pic:spPr>
-                </pic:pic>
-              </a:graphicData>
-            </a:graphic>
-          </wp:inline>
-        </w:drawing>
+        <w:rPr>
+          <w:b w:val="0"/>
+          <w:i/>
+          <w:color w:val="6B6B6B"/>
+          <w:sz w:val="19"/>
+        </w:rPr>
+        <w:t xml:space="preserve">   14 — added 3 to 11; 33 — multiplied [8.AR.1.1: product law is additive in the exponents]</w:t>
       </w:r>
     </w:p>
     <w:p>
       <w:pPr>
-        <w:spacing w:before="0" w:after="60"/>
-        <w:ind w:left="360" w:hanging="360"/>
+        <w:spacing w:before="20" w:after="60"/>
+        <w:ind w:left="470" w:hanging="470"/>
       </w:pPr>
       <w:r>
         <w:rPr>
           <w:b/>
           <w:i w:val="0"/>
           <w:color w:val="1A1A1A"/>
-          <w:sz w:val="20"/>
+          <w:sz w:val="21"/>
         </w:rPr>
-        <w:t xml:space="preserve">8.  </w:t>
+        <w:t xml:space="preserve">31–32.  </w:t>
       </w:r>
-      <w:r>
-        <w:rPr>
-          <w:b/>
-          <w:i/>
-          <w:color w:val="9E1B32"/>
-          <w:sz w:val="20"/>
-        </w:rPr>
-        <w:t xml:space="preserve">(a) </w:t>
-      </w:r>
-      <w:r>
-        <w:drawing>
-          <wp:inline xmlns:a="http://schemas.openxmlformats.org/drawingml/2006/main" xmlns:pic="http://schemas.openxmlformats.org/drawingml/2006/picture">
-            <wp:extent cx="417576" cy="143256"/>
-            <wp:docPr id="35" name="Picture 35"/>
-            <wp:cNvGraphicFramePr>
-              <a:graphicFrameLocks noChangeAspect="1"/>
-            </wp:cNvGraphicFramePr>
-            <a:graphic>
-              <a:graphicData uri="http://schemas.openxmlformats.org/drawingml/2006/picture">
-                <pic:pic>
-                  <pic:nvPicPr>
-                    <pic:cNvPr id="0" name="691b3d69ae29daef.png"/>
-                    <pic:cNvPicPr/>
-                  </pic:nvPicPr>
-                  <pic:blipFill>
-                    <a:blip r:embed="rId40"/>
-                    <a:stretch>
-                      <a:fillRect/>
-                    </a:stretch>
-                  </pic:blipFill>
-                  <pic:spPr>
-                    <a:xfrm>
-                      <a:off x="0" y="0"/>
-                      <a:ext cx="417576" cy="143256"/>
-                    </a:xfrm>
-                    <a:prstGeom prst="rect"/>
-                  </pic:spPr>
-                </pic:pic>
-              </a:graphicData>
-            </a:graphic>
-          </wp:inline>
-        </w:drawing>
-      </w:r>
-      <w:r>
-        <w:rPr>
-          <w:b/>
-          <w:i/>
-          <w:color w:val="9E1B32"/>
-          <w:sz w:val="20"/>
-        </w:rPr>
-        <w:t xml:space="preserve">  (b) </w:t>
-      </w:r>
-      <w:r>
-        <w:drawing>
-          <wp:inline xmlns:a="http://schemas.openxmlformats.org/drawingml/2006/main" xmlns:pic="http://schemas.openxmlformats.org/drawingml/2006/picture">
-            <wp:extent cx="140208" cy="173736"/>
-            <wp:docPr id="36" name="Picture 36"/>
-            <wp:cNvGraphicFramePr>
-              <a:graphicFrameLocks noChangeAspect="1"/>
-            </wp:cNvGraphicFramePr>
-            <a:graphic>
-              <a:graphicData uri="http://schemas.openxmlformats.org/drawingml/2006/picture">
-                <pic:pic>
-                  <pic:nvPicPr>
-                    <pic:cNvPr id="0" name="110d775b9bcb07f2.png"/>
-                    <pic:cNvPicPr/>
-                  </pic:nvPicPr>
-                  <pic:blipFill>
-                    <a:blip r:embed="rId41"/>
-                    <a:stretch>
-                      <a:fillRect/>
-                    </a:stretch>
-                  </pic:blipFill>
-                  <pic:spPr>
-                    <a:xfrm>
-                      <a:off x="0" y="0"/>
-                      <a:ext cx="140208" cy="173736"/>
-                    </a:xfrm>
-                    <a:prstGeom prst="rect"/>
-                  </pic:spPr>
-                </pic:pic>
-              </a:graphicData>
-            </a:graphic>
-          </wp:inline>
-        </w:drawing>
-      </w:r>
-      <w:r>
-        <w:rPr>
-          <w:b/>
-          <w:i/>
-          <w:color w:val="9E1B32"/>
-          <w:sz w:val="20"/>
-        </w:rPr>
-        <w:t xml:space="preserve">  (c) </w:t>
-      </w:r>
-      <w:r>
-        <w:drawing>
-          <wp:inline xmlns:a="http://schemas.openxmlformats.org/drawingml/2006/main" xmlns:pic="http://schemas.openxmlformats.org/drawingml/2006/picture">
-            <wp:extent cx="222504" cy="143256"/>
-            <wp:docPr id="37" name="Picture 37"/>
-            <wp:cNvGraphicFramePr>
-              <a:graphicFrameLocks noChangeAspect="1"/>
-            </wp:cNvGraphicFramePr>
-            <a:graphic>
-              <a:graphicData uri="http://schemas.openxmlformats.org/drawingml/2006/picture">
-                <pic:pic>
-                  <pic:nvPicPr>
-                    <pic:cNvPr id="0" name="c2ea595c83b7de28.png"/>
-                    <pic:cNvPicPr/>
-                  </pic:nvPicPr>
-                  <pic:blipFill>
-                    <a:blip r:embed="rId42"/>
-                    <a:stretch>
-                      <a:fillRect/>
-                    </a:stretch>
-                  </pic:blipFill>
-                  <pic:spPr>
-                    <a:xfrm>
-                      <a:off x="0" y="0"/>
-                      <a:ext cx="222504" cy="143256"/>
-                    </a:xfrm>
-                    <a:prstGeom prst="rect"/>
-                  </pic:spPr>
-                </pic:pic>
-              </a:graphicData>
-            </a:graphic>
-          </wp:inline>
-        </w:drawing>
-      </w:r>
-    </w:p>
-    <w:p>
-      <w:pPr>
-        <w:spacing w:before="0" w:after="60"/>
-        <w:ind w:left="360" w:hanging="360"/>
-      </w:pPr>
       <w:r>
         <w:rPr>
           <w:b/>
           <w:i w:val="0"/>
           <w:color w:val="1A1A1A"/>
-          <w:sz w:val="20"/>
+          <w:sz w:val="21"/>
         </w:rPr>
-        <w:t xml:space="preserve">9.  </w:t>
-      </w:r>
-      <w:r>
-        <w:rPr>
-          <w:b/>
-          <w:i/>
-          <w:color w:val="9E1B32"/>
-          <w:sz w:val="20"/>
-        </w:rPr>
-        <w:t>(a) n = 8  (b) n = 5  (c) n = 7</w:t>
-      </w:r>
-    </w:p>
-    <w:p>
-      <w:pPr>
-        <w:spacing w:before="0" w:after="60"/>
-        <w:ind w:left="360" w:hanging="360"/>
-      </w:pPr>
-      <w:r>
-        <w:rPr>
-          <w:b/>
-          <w:i w:val="0"/>
-          <w:color w:val="1A1A1A"/>
-          <w:sz w:val="20"/>
-        </w:rPr>
-        <w:t xml:space="preserve">10.  </w:t>
-      </w:r>
-      <w:r>
-        <w:rPr>
-          <w:b/>
-          <w:i/>
-          <w:color w:val="9E1B32"/>
-          <w:sz w:val="20"/>
-        </w:rPr>
-        <w:t xml:space="preserve">(a) </w:t>
-      </w:r>
-      <w:r>
-        <w:drawing>
-          <wp:inline xmlns:a="http://schemas.openxmlformats.org/drawingml/2006/main" xmlns:pic="http://schemas.openxmlformats.org/drawingml/2006/picture">
-            <wp:extent cx="280416" cy="140208"/>
-            <wp:docPr id="38" name="Picture 38"/>
-            <wp:cNvGraphicFramePr>
-              <a:graphicFrameLocks noChangeAspect="1"/>
-            </wp:cNvGraphicFramePr>
-            <a:graphic>
-              <a:graphicData uri="http://schemas.openxmlformats.org/drawingml/2006/picture">
-                <pic:pic>
-                  <pic:nvPicPr>
-                    <pic:cNvPr id="0" name="3bd0c6c52f490ce9.png"/>
-                    <pic:cNvPicPr/>
-                  </pic:nvPicPr>
-                  <pic:blipFill>
-                    <a:blip r:embed="rId43"/>
-                    <a:stretch>
-                      <a:fillRect/>
-                    </a:stretch>
-                  </pic:blipFill>
-                  <pic:spPr>
-                    <a:xfrm>
-                      <a:off x="0" y="0"/>
-                      <a:ext cx="280416" cy="140208"/>
-                    </a:xfrm>
-                    <a:prstGeom prst="rect"/>
-                  </pic:spPr>
-                </pic:pic>
-              </a:graphicData>
-            </a:graphic>
-          </wp:inline>
-        </w:drawing>
-      </w:r>
-      <w:r>
-        <w:rPr>
-          <w:b/>
-          <w:i/>
-          <w:color w:val="9E1B32"/>
-          <w:sz w:val="20"/>
-        </w:rPr>
-        <w:t xml:space="preserve">  (b) </w:t>
-      </w:r>
-      <w:r>
-        <w:drawing>
-          <wp:inline xmlns:a="http://schemas.openxmlformats.org/drawingml/2006/main" xmlns:pic="http://schemas.openxmlformats.org/drawingml/2006/picture">
-            <wp:extent cx="341376" cy="173736"/>
-            <wp:docPr id="39" name="Picture 39"/>
-            <wp:cNvGraphicFramePr>
-              <a:graphicFrameLocks noChangeAspect="1"/>
-            </wp:cNvGraphicFramePr>
-            <a:graphic>
-              <a:graphicData uri="http://schemas.openxmlformats.org/drawingml/2006/picture">
-                <pic:pic>
-                  <pic:nvPicPr>
-                    <pic:cNvPr id="0" name="3324fd10d205833e.png"/>
-                    <pic:cNvPicPr/>
-                  </pic:nvPicPr>
-                  <pic:blipFill>
-                    <a:blip r:embed="rId44"/>
-                    <a:stretch>
-                      <a:fillRect/>
-                    </a:stretch>
-                  </pic:blipFill>
-                  <pic:spPr>
-                    <a:xfrm>
-                      <a:off x="0" y="0"/>
-                      <a:ext cx="341376" cy="173736"/>
-                    </a:xfrm>
-                    <a:prstGeom prst="rect"/>
-                  </pic:spPr>
-                </pic:pic>
-              </a:graphicData>
-            </a:graphic>
-          </wp:inline>
-        </w:drawing>
-      </w:r>
-    </w:p>
-    <w:p>
-      <w:pPr>
-        <w:spacing w:before="0" w:after="60"/>
-        <w:ind w:left="360" w:hanging="360"/>
-      </w:pPr>
-      <w:r>
-        <w:rPr>
-          <w:b/>
-          <w:i w:val="0"/>
-          <w:color w:val="1A1A1A"/>
-          <w:sz w:val="20"/>
-        </w:rPr>
-        <w:t xml:space="preserve">11.  </w:t>
-      </w:r>
-      <w:r>
-        <w:rPr>
-          <w:b/>
-          <w:i/>
-          <w:color w:val="9E1B32"/>
-          <w:sz w:val="20"/>
-        </w:rPr>
-        <w:t>A  A</w:t>
-      </w:r>
-    </w:p>
-    <w:p>
-      <w:pPr>
-        <w:spacing w:before="0" w:after="60"/>
-        <w:ind w:left="360" w:hanging="360"/>
-      </w:pPr>
-      <w:r>
-        <w:rPr>
-          <w:b/>
-          <w:i w:val="0"/>
-          <w:color w:val="1A1A1A"/>
-          <w:sz w:val="20"/>
-        </w:rPr>
-        <w:t xml:space="preserve">12.  </w:t>
-      </w:r>
-      <w:r>
-        <w:rPr>
-          <w:b/>
-          <w:i/>
-          <w:color w:val="9E1B32"/>
-          <w:sz w:val="20"/>
-        </w:rPr>
-        <w:t>A, B, C, D  A, B, C and D</w:t>
-      </w:r>
-    </w:p>
-    <w:p>
-      <w:pPr>
-        <w:keepNext/>
-        <w:spacing w:before="200" w:after="60"/>
-      </w:pPr>
-      <w:r>
-        <w:rPr>
-          <w:b/>
-          <w:i w:val="0"/>
-          <w:color w:val="1A1A1A"/>
-          <w:sz w:val="23"/>
-        </w:rPr>
-        <w:t>Question Bank — Additional</w:t>
-      </w:r>
-    </w:p>
-    <w:p>
-      <w:pPr>
-        <w:spacing w:before="0" w:after="60"/>
-        <w:ind w:left="360" w:hanging="360"/>
-      </w:pPr>
-      <w:r>
-        <w:rPr>
-          <w:b/>
-          <w:i w:val="0"/>
-          <w:color w:val="1A1A1A"/>
-          <w:sz w:val="20"/>
-        </w:rPr>
-        <w:t xml:space="preserve">1.  </w:t>
-      </w:r>
-      <w:r>
-        <w:drawing>
-          <wp:inline xmlns:a="http://schemas.openxmlformats.org/drawingml/2006/main" xmlns:pic="http://schemas.openxmlformats.org/drawingml/2006/picture">
-            <wp:extent cx="198120" cy="173736"/>
-            <wp:docPr id="40" name="Picture 40"/>
-            <wp:cNvGraphicFramePr>
-              <a:graphicFrameLocks noChangeAspect="1"/>
-            </wp:cNvGraphicFramePr>
-            <a:graphic>
-              <a:graphicData uri="http://schemas.openxmlformats.org/drawingml/2006/picture">
-                <pic:pic>
-                  <pic:nvPicPr>
-                    <pic:cNvPr id="0" name="6e95567756518c5c.png"/>
-                    <pic:cNvPicPr/>
-                  </pic:nvPicPr>
-                  <pic:blipFill>
-                    <a:blip r:embed="rId45"/>
-                    <a:stretch>
-                      <a:fillRect/>
-                    </a:stretch>
-                  </pic:blipFill>
-                  <pic:spPr>
-                    <a:xfrm>
-                      <a:off x="0" y="0"/>
-                      <a:ext cx="198120" cy="173736"/>
-                    </a:xfrm>
-                    <a:prstGeom prst="rect"/>
-                  </pic:spPr>
-                </pic:pic>
-              </a:graphicData>
-            </a:graphic>
-          </wp:inline>
-        </w:drawing>
-      </w:r>
-    </w:p>
-    <w:p>
-      <w:pPr>
-        <w:spacing w:before="0" w:after="60"/>
-        <w:ind w:left="360" w:hanging="360"/>
-      </w:pPr>
-      <w:r>
-        <w:rPr>
-          <w:b/>
-          <w:i w:val="0"/>
-          <w:color w:val="1A1A1A"/>
-          <w:sz w:val="20"/>
-        </w:rPr>
-        <w:t xml:space="preserve">2.  </w:t>
-      </w:r>
-      <w:r>
-        <w:drawing>
-          <wp:inline xmlns:a="http://schemas.openxmlformats.org/drawingml/2006/main" xmlns:pic="http://schemas.openxmlformats.org/drawingml/2006/picture">
-            <wp:extent cx="204216" cy="143256"/>
-            <wp:docPr id="41" name="Picture 41"/>
-            <wp:cNvGraphicFramePr>
-              <a:graphicFrameLocks noChangeAspect="1"/>
-            </wp:cNvGraphicFramePr>
-            <a:graphic>
-              <a:graphicData uri="http://schemas.openxmlformats.org/drawingml/2006/picture">
-                <pic:pic>
-                  <pic:nvPicPr>
-                    <pic:cNvPr id="0" name="df3684537a7dd6ac.png"/>
-                    <pic:cNvPicPr/>
-                  </pic:nvPicPr>
-                  <pic:blipFill>
-                    <a:blip r:embed="rId46"/>
-                    <a:stretch>
-                      <a:fillRect/>
-                    </a:stretch>
-                  </pic:blipFill>
-                  <pic:spPr>
-                    <a:xfrm>
-                      <a:off x="0" y="0"/>
-                      <a:ext cx="204216" cy="143256"/>
-                    </a:xfrm>
-                    <a:prstGeom prst="rect"/>
-                  </pic:spPr>
-                </pic:pic>
-              </a:graphicData>
-            </a:graphic>
-          </wp:inline>
-        </w:drawing>
-      </w:r>
-    </w:p>
-    <w:p>
-      <w:pPr>
-        <w:spacing w:before="0" w:after="60"/>
-        <w:ind w:left="360" w:hanging="360"/>
-      </w:pPr>
-      <w:r>
-        <w:rPr>
-          <w:b/>
-          <w:i w:val="0"/>
-          <w:color w:val="1A1A1A"/>
-          <w:sz w:val="20"/>
-        </w:rPr>
-        <w:t xml:space="preserve">3.  </w:t>
-      </w:r>
-      <w:r>
-        <w:drawing>
-          <wp:inline xmlns:a="http://schemas.openxmlformats.org/drawingml/2006/main" xmlns:pic="http://schemas.openxmlformats.org/drawingml/2006/picture">
-            <wp:extent cx="365760" cy="146304"/>
-            <wp:docPr id="42" name="Picture 42"/>
-            <wp:cNvGraphicFramePr>
-              <a:graphicFrameLocks noChangeAspect="1"/>
-            </wp:cNvGraphicFramePr>
-            <a:graphic>
-              <a:graphicData uri="http://schemas.openxmlformats.org/drawingml/2006/picture">
-                <pic:pic>
-                  <pic:nvPicPr>
-                    <pic:cNvPr id="0" name="abb2a76a9f6cb12d.png"/>
-                    <pic:cNvPicPr/>
-                  </pic:nvPicPr>
-                  <pic:blipFill>
-                    <a:blip r:embed="rId47"/>
-                    <a:stretch>
-                      <a:fillRect/>
-                    </a:stretch>
-                  </pic:blipFill>
-                  <pic:spPr>
-                    <a:xfrm>
-                      <a:off x="0" y="0"/>
-                      <a:ext cx="365760" cy="146304"/>
-                    </a:xfrm>
-                    <a:prstGeom prst="rect"/>
-                  </pic:spPr>
-                </pic:pic>
-              </a:graphicData>
-            </a:graphic>
-          </wp:inline>
-        </w:drawing>
-      </w:r>
-    </w:p>
-    <w:p>
-      <w:pPr>
-        <w:spacing w:before="0" w:after="60"/>
-        <w:ind w:left="360" w:hanging="360"/>
-      </w:pPr>
-      <w:r>
-        <w:rPr>
-          <w:b/>
-          <w:i w:val="0"/>
-          <w:color w:val="1A1A1A"/>
-          <w:sz w:val="20"/>
-        </w:rPr>
-        <w:t xml:space="preserve">4.  </w:t>
-      </w:r>
-      <w:r>
-        <w:drawing>
-          <wp:inline xmlns:a="http://schemas.openxmlformats.org/drawingml/2006/main" xmlns:pic="http://schemas.openxmlformats.org/drawingml/2006/picture">
-            <wp:extent cx="149352" cy="140208"/>
-            <wp:docPr id="43" name="Picture 43"/>
-            <wp:cNvGraphicFramePr>
-              <a:graphicFrameLocks noChangeAspect="1"/>
-            </wp:cNvGraphicFramePr>
-            <a:graphic>
-              <a:graphicData uri="http://schemas.openxmlformats.org/drawingml/2006/picture">
-                <pic:pic>
-                  <pic:nvPicPr>
-                    <pic:cNvPr id="0" name="7c3986bab9dd446b.png"/>
-                    <pic:cNvPicPr/>
-                  </pic:nvPicPr>
-                  <pic:blipFill>
-                    <a:blip r:embed="rId48"/>
-                    <a:stretch>
-                      <a:fillRect/>
-                    </a:stretch>
-                  </pic:blipFill>
-                  <pic:spPr>
-                    <a:xfrm>
-                      <a:off x="0" y="0"/>
-                      <a:ext cx="149352" cy="140208"/>
-                    </a:xfrm>
-                    <a:prstGeom prst="rect"/>
-                  </pic:spPr>
-                </pic:pic>
-              </a:graphicData>
-            </a:graphic>
-          </wp:inline>
-        </w:drawing>
-      </w:r>
-    </w:p>
-    <w:p>
-      <w:pPr>
-        <w:spacing w:before="0" w:after="60"/>
-        <w:ind w:left="360" w:hanging="360"/>
-      </w:pPr>
-      <w:r>
-        <w:rPr>
-          <w:b/>
-          <w:i w:val="0"/>
-          <w:color w:val="1A1A1A"/>
-          <w:sz w:val="20"/>
-        </w:rPr>
-        <w:t xml:space="preserve">5.  </w:t>
-      </w:r>
-      <w:r>
-        <w:drawing>
-          <wp:inline xmlns:a="http://schemas.openxmlformats.org/drawingml/2006/main" xmlns:pic="http://schemas.openxmlformats.org/drawingml/2006/picture">
-            <wp:extent cx="289560" cy="140208"/>
-            <wp:docPr id="44" name="Picture 44"/>
-            <wp:cNvGraphicFramePr>
-              <a:graphicFrameLocks noChangeAspect="1"/>
-            </wp:cNvGraphicFramePr>
-            <a:graphic>
-              <a:graphicData uri="http://schemas.openxmlformats.org/drawingml/2006/picture">
-                <pic:pic>
-                  <pic:nvPicPr>
-                    <pic:cNvPr id="0" name="d169025e307e9ba2.png"/>
-                    <pic:cNvPicPr/>
-                  </pic:nvPicPr>
-                  <pic:blipFill>
-                    <a:blip r:embed="rId49"/>
-                    <a:stretch>
-                      <a:fillRect/>
-                    </a:stretch>
-                  </pic:blipFill>
-                  <pic:spPr>
-                    <a:xfrm>
-                      <a:off x="0" y="0"/>
-                      <a:ext cx="289560" cy="140208"/>
-                    </a:xfrm>
-                    <a:prstGeom prst="rect"/>
-                  </pic:spPr>
-                </pic:pic>
-              </a:graphicData>
-            </a:graphic>
-          </wp:inline>
-        </w:drawing>
-      </w:r>
-    </w:p>
-    <w:p>
-      <w:pPr>
-        <w:spacing w:before="0" w:after="60"/>
-        <w:ind w:left="360" w:hanging="360"/>
-      </w:pPr>
-      <w:r>
-        <w:rPr>
-          <w:b/>
-          <w:i w:val="0"/>
-          <w:color w:val="1A1A1A"/>
-          <w:sz w:val="20"/>
-        </w:rPr>
-        <w:t xml:space="preserve">6.  </w:t>
-      </w:r>
-      <w:r>
-        <w:drawing>
-          <wp:inline xmlns:a="http://schemas.openxmlformats.org/drawingml/2006/main" xmlns:pic="http://schemas.openxmlformats.org/drawingml/2006/picture">
-            <wp:extent cx="283464" cy="173736"/>
-            <wp:docPr id="45" name="Picture 45"/>
-            <wp:cNvGraphicFramePr>
-              <a:graphicFrameLocks noChangeAspect="1"/>
-            </wp:cNvGraphicFramePr>
-            <a:graphic>
-              <a:graphicData uri="http://schemas.openxmlformats.org/drawingml/2006/picture">
-                <pic:pic>
-                  <pic:nvPicPr>
-                    <pic:cNvPr id="0" name="fc973b459ed8e20b.png"/>
-                    <pic:cNvPicPr/>
-                  </pic:nvPicPr>
-                  <pic:blipFill>
-                    <a:blip r:embed="rId50"/>
-                    <a:stretch>
-                      <a:fillRect/>
-                    </a:stretch>
-                  </pic:blipFill>
-                  <pic:spPr>
-                    <a:xfrm>
-                      <a:off x="0" y="0"/>
-                      <a:ext cx="283464" cy="173736"/>
-                    </a:xfrm>
-                    <a:prstGeom prst="rect"/>
-                  </pic:spPr>
-                </pic:pic>
-              </a:graphicData>
-            </a:graphic>
-          </wp:inline>
-        </w:drawing>
-      </w:r>
-    </w:p>
-    <w:p>
-      <w:pPr>
-        <w:spacing w:before="0" w:after="60"/>
-        <w:ind w:left="360" w:hanging="360"/>
-      </w:pPr>
-      <w:r>
-        <w:rPr>
-          <w:b/>
-          <w:i w:val="0"/>
-          <w:color w:val="1A1A1A"/>
-          <w:sz w:val="20"/>
-        </w:rPr>
-        <w:t xml:space="preserve">7.  </w:t>
-      </w:r>
-      <w:r>
-        <w:rPr>
-          <w:b/>
-          <w:i/>
-          <w:color w:val="9E1B32"/>
-          <w:sz w:val="20"/>
-        </w:rPr>
-        <w:t xml:space="preserve">(a) </w:t>
-      </w:r>
-      <w:r>
-        <w:drawing>
-          <wp:inline xmlns:a="http://schemas.openxmlformats.org/drawingml/2006/main" xmlns:pic="http://schemas.openxmlformats.org/drawingml/2006/picture">
-            <wp:extent cx="457200" cy="143256"/>
-            <wp:docPr id="46" name="Picture 46"/>
-            <wp:cNvGraphicFramePr>
-              <a:graphicFrameLocks noChangeAspect="1"/>
-            </wp:cNvGraphicFramePr>
-            <a:graphic>
-              <a:graphicData uri="http://schemas.openxmlformats.org/drawingml/2006/picture">
-                <pic:pic>
-                  <pic:nvPicPr>
-                    <pic:cNvPr id="0" name="69b369da08c37c50.png"/>
-                    <pic:cNvPicPr/>
-                  </pic:nvPicPr>
-                  <pic:blipFill>
-                    <a:blip r:embed="rId51"/>
-                    <a:stretch>
-                      <a:fillRect/>
-                    </a:stretch>
-                  </pic:blipFill>
-                  <pic:spPr>
-                    <a:xfrm>
-                      <a:off x="0" y="0"/>
-                      <a:ext cx="457200" cy="143256"/>
-                    </a:xfrm>
-                    <a:prstGeom prst="rect"/>
-                  </pic:spPr>
-                </pic:pic>
-              </a:graphicData>
-            </a:graphic>
-          </wp:inline>
-        </w:drawing>
-      </w:r>
-      <w:r>
-        <w:rPr>
-          <w:b/>
-          <w:i/>
-          <w:color w:val="9E1B32"/>
-          <w:sz w:val="20"/>
-        </w:rPr>
-        <w:t xml:space="preserve">  (b) </w:t>
-      </w:r>
-      <w:r>
-        <w:drawing>
-          <wp:inline xmlns:a="http://schemas.openxmlformats.org/drawingml/2006/main" xmlns:pic="http://schemas.openxmlformats.org/drawingml/2006/picture">
-            <wp:extent cx="432816" cy="173736"/>
-            <wp:docPr id="47" name="Picture 47"/>
-            <wp:cNvGraphicFramePr>
-              <a:graphicFrameLocks noChangeAspect="1"/>
-            </wp:cNvGraphicFramePr>
-            <a:graphic>
-              <a:graphicData uri="http://schemas.openxmlformats.org/drawingml/2006/picture">
-                <pic:pic>
-                  <pic:nvPicPr>
-                    <pic:cNvPr id="0" name="35a7d407fecc1d25.png"/>
-                    <pic:cNvPicPr/>
-                  </pic:nvPicPr>
-                  <pic:blipFill>
-                    <a:blip r:embed="rId52"/>
-                    <a:stretch>
-                      <a:fillRect/>
-                    </a:stretch>
-                  </pic:blipFill>
-                  <pic:spPr>
-                    <a:xfrm>
-                      <a:off x="0" y="0"/>
-                      <a:ext cx="432816" cy="173736"/>
-                    </a:xfrm>
-                    <a:prstGeom prst="rect"/>
-                  </pic:spPr>
-                </pic:pic>
-              </a:graphicData>
-            </a:graphic>
-          </wp:inline>
-        </w:drawing>
-      </w:r>
-      <w:r>
-        <w:rPr>
-          <w:b/>
-          <w:i/>
-          <w:color w:val="9E1B32"/>
-          <w:sz w:val="20"/>
-        </w:rPr>
-        <w:t xml:space="preserve">  (c) </w:t>
-      </w:r>
-      <w:r>
-        <w:drawing>
-          <wp:inline xmlns:a="http://schemas.openxmlformats.org/drawingml/2006/main" xmlns:pic="http://schemas.openxmlformats.org/drawingml/2006/picture">
-            <wp:extent cx="289560" cy="176784"/>
-            <wp:docPr id="48" name="Picture 48"/>
-            <wp:cNvGraphicFramePr>
-              <a:graphicFrameLocks noChangeAspect="1"/>
-            </wp:cNvGraphicFramePr>
-            <a:graphic>
-              <a:graphicData uri="http://schemas.openxmlformats.org/drawingml/2006/picture">
-                <pic:pic>
-                  <pic:nvPicPr>
-                    <pic:cNvPr id="0" name="fae2fdaa731f129e.png"/>
-                    <pic:cNvPicPr/>
-                  </pic:nvPicPr>
-                  <pic:blipFill>
-                    <a:blip r:embed="rId53"/>
-                    <a:stretch>
-                      <a:fillRect/>
-                    </a:stretch>
-                  </pic:blipFill>
-                  <pic:spPr>
-                    <a:xfrm>
-                      <a:off x="0" y="0"/>
-                      <a:ext cx="289560" cy="176784"/>
-                    </a:xfrm>
-                    <a:prstGeom prst="rect"/>
-                  </pic:spPr>
-                </pic:pic>
-              </a:graphicData>
-            </a:graphic>
-          </wp:inline>
-        </w:drawing>
-      </w:r>
-    </w:p>
-    <w:p>
-      <w:pPr>
-        <w:spacing w:before="0" w:after="60"/>
-        <w:ind w:left="360" w:hanging="360"/>
-      </w:pPr>
-      <w:r>
-        <w:rPr>
-          <w:b/>
-          <w:i w:val="0"/>
-          <w:color w:val="1A1A1A"/>
-          <w:sz w:val="20"/>
-        </w:rPr>
-        <w:t xml:space="preserve">8.  </w:t>
-      </w:r>
-      <w:r>
-        <w:rPr>
-          <w:b/>
-          <w:i/>
-          <w:color w:val="9E1B32"/>
-          <w:sz w:val="20"/>
-        </w:rPr>
-        <w:t xml:space="preserve">(a) </w:t>
-      </w:r>
-      <w:r>
-        <w:drawing>
-          <wp:inline xmlns:a="http://schemas.openxmlformats.org/drawingml/2006/main" xmlns:pic="http://schemas.openxmlformats.org/drawingml/2006/picture">
-            <wp:extent cx="362712" cy="173736"/>
-            <wp:docPr id="49" name="Picture 49"/>
-            <wp:cNvGraphicFramePr>
-              <a:graphicFrameLocks noChangeAspect="1"/>
-            </wp:cNvGraphicFramePr>
-            <a:graphic>
-              <a:graphicData uri="http://schemas.openxmlformats.org/drawingml/2006/picture">
-                <pic:pic>
-                  <pic:nvPicPr>
-                    <pic:cNvPr id="0" name="c626f217488fe5bb.png"/>
-                    <pic:cNvPicPr/>
-                  </pic:nvPicPr>
-                  <pic:blipFill>
-                    <a:blip r:embed="rId54"/>
-                    <a:stretch>
-                      <a:fillRect/>
-                    </a:stretch>
-                  </pic:blipFill>
-                  <pic:spPr>
-                    <a:xfrm>
-                      <a:off x="0" y="0"/>
-                      <a:ext cx="362712" cy="173736"/>
-                    </a:xfrm>
-                    <a:prstGeom prst="rect"/>
-                  </pic:spPr>
-                </pic:pic>
-              </a:graphicData>
-            </a:graphic>
-          </wp:inline>
-        </w:drawing>
-      </w:r>
-      <w:r>
-        <w:rPr>
-          <w:b/>
-          <w:i/>
-          <w:color w:val="9E1B32"/>
-          <w:sz w:val="20"/>
-        </w:rPr>
-        <w:t xml:space="preserve">  (b) </w:t>
-      </w:r>
-      <w:r>
-        <w:drawing>
-          <wp:inline xmlns:a="http://schemas.openxmlformats.org/drawingml/2006/main" xmlns:pic="http://schemas.openxmlformats.org/drawingml/2006/picture">
-            <wp:extent cx="179832" cy="143256"/>
-            <wp:docPr id="50" name="Picture 50"/>
-            <wp:cNvGraphicFramePr>
-              <a:graphicFrameLocks noChangeAspect="1"/>
-            </wp:cNvGraphicFramePr>
-            <a:graphic>
-              <a:graphicData uri="http://schemas.openxmlformats.org/drawingml/2006/picture">
-                <pic:pic>
-                  <pic:nvPicPr>
-                    <pic:cNvPr id="0" name="016f5dddd6331040.png"/>
-                    <pic:cNvPicPr/>
-                  </pic:nvPicPr>
-                  <pic:blipFill>
-                    <a:blip r:embed="rId55"/>
-                    <a:stretch>
-                      <a:fillRect/>
-                    </a:stretch>
-                  </pic:blipFill>
-                  <pic:spPr>
-                    <a:xfrm>
-                      <a:off x="0" y="0"/>
-                      <a:ext cx="179832" cy="143256"/>
-                    </a:xfrm>
-                    <a:prstGeom prst="rect"/>
-                  </pic:spPr>
-                </pic:pic>
-              </a:graphicData>
-            </a:graphic>
-          </wp:inline>
-        </w:drawing>
-      </w:r>
-      <w:r>
-        <w:rPr>
-          <w:b/>
-          <w:i/>
-          <w:color w:val="9E1B32"/>
-          <w:sz w:val="20"/>
-        </w:rPr>
-        <w:t xml:space="preserve">  (c) </w:t>
-      </w:r>
-      <w:r>
-        <w:drawing>
-          <wp:inline xmlns:a="http://schemas.openxmlformats.org/drawingml/2006/main" xmlns:pic="http://schemas.openxmlformats.org/drawingml/2006/picture">
-            <wp:extent cx="149352" cy="118872"/>
-            <wp:docPr id="51" name="Picture 51"/>
-            <wp:cNvGraphicFramePr>
-              <a:graphicFrameLocks noChangeAspect="1"/>
-            </wp:cNvGraphicFramePr>
-            <a:graphic>
-              <a:graphicData uri="http://schemas.openxmlformats.org/drawingml/2006/picture">
-                <pic:pic>
-                  <pic:nvPicPr>
-                    <pic:cNvPr id="0" name="4709d8be76dd996a.png"/>
-                    <pic:cNvPicPr/>
-                  </pic:nvPicPr>
-                  <pic:blipFill>
-                    <a:blip r:embed="rId56"/>
-                    <a:stretch>
-                      <a:fillRect/>
-                    </a:stretch>
-                  </pic:blipFill>
-                  <pic:spPr>
-                    <a:xfrm>
-                      <a:off x="0" y="0"/>
-                      <a:ext cx="149352" cy="118872"/>
-                    </a:xfrm>
-                    <a:prstGeom prst="rect"/>
-                  </pic:spPr>
-                </pic:pic>
-              </a:graphicData>
-            </a:graphic>
-          </wp:inline>
-        </w:drawing>
-      </w:r>
-    </w:p>
-    <w:p>
-      <w:pPr>
-        <w:spacing w:before="0" w:after="60"/>
-        <w:ind w:left="360" w:hanging="360"/>
-      </w:pPr>
-      <w:r>
-        <w:rPr>
-          <w:b/>
-          <w:i w:val="0"/>
-          <w:color w:val="1A1A1A"/>
-          <w:sz w:val="20"/>
-        </w:rPr>
-        <w:t xml:space="preserve">9.  </w:t>
-      </w:r>
-      <w:r>
-        <w:rPr>
-          <w:b/>
-          <w:i/>
-          <w:color w:val="9E1B32"/>
-          <w:sz w:val="20"/>
-        </w:rPr>
-        <w:t>(a) n = 7  (b) n = 6  (c) n = 10</w:t>
-      </w:r>
-    </w:p>
-    <w:p>
-      <w:pPr>
-        <w:spacing w:before="0" w:after="60"/>
-        <w:ind w:left="360" w:hanging="360"/>
-      </w:pPr>
-      <w:r>
-        <w:rPr>
-          <w:b/>
-          <w:i w:val="0"/>
-          <w:color w:val="1A1A1A"/>
-          <w:sz w:val="20"/>
-        </w:rPr>
-        <w:t xml:space="preserve">10.  </w:t>
-      </w:r>
-      <w:r>
-        <w:rPr>
-          <w:b/>
-          <w:i/>
-          <w:color w:val="9E1B32"/>
-          <w:sz w:val="20"/>
-        </w:rPr>
-        <w:t xml:space="preserve">(a) </w:t>
-      </w:r>
-      <w:r>
-        <w:drawing>
-          <wp:inline xmlns:a="http://schemas.openxmlformats.org/drawingml/2006/main" xmlns:pic="http://schemas.openxmlformats.org/drawingml/2006/picture">
-            <wp:extent cx="304800" cy="140208"/>
-            <wp:docPr id="52" name="Picture 52"/>
-            <wp:cNvGraphicFramePr>
-              <a:graphicFrameLocks noChangeAspect="1"/>
-            </wp:cNvGraphicFramePr>
-            <a:graphic>
-              <a:graphicData uri="http://schemas.openxmlformats.org/drawingml/2006/picture">
-                <pic:pic>
-                  <pic:nvPicPr>
-                    <pic:cNvPr id="0" name="30ec5ae463754be2.png"/>
-                    <pic:cNvPicPr/>
-                  </pic:nvPicPr>
-                  <pic:blipFill>
-                    <a:blip r:embed="rId57"/>
-                    <a:stretch>
-                      <a:fillRect/>
-                    </a:stretch>
-                  </pic:blipFill>
-                  <pic:spPr>
-                    <a:xfrm>
-                      <a:off x="0" y="0"/>
-                      <a:ext cx="304800" cy="140208"/>
-                    </a:xfrm>
-                    <a:prstGeom prst="rect"/>
-                  </pic:spPr>
-                </pic:pic>
-              </a:graphicData>
-            </a:graphic>
-          </wp:inline>
-        </w:drawing>
-      </w:r>
-      <w:r>
-        <w:rPr>
-          <w:b/>
-          <w:i/>
-          <w:color w:val="9E1B32"/>
-          <w:sz w:val="20"/>
-        </w:rPr>
-        <w:t xml:space="preserve">  (b) </w:t>
-      </w:r>
-      <w:r>
-        <w:drawing>
-          <wp:inline xmlns:a="http://schemas.openxmlformats.org/drawingml/2006/main" xmlns:pic="http://schemas.openxmlformats.org/drawingml/2006/picture">
-            <wp:extent cx="320040" cy="149352"/>
-            <wp:docPr id="53" name="Picture 53"/>
-            <wp:cNvGraphicFramePr>
-              <a:graphicFrameLocks noChangeAspect="1"/>
-            </wp:cNvGraphicFramePr>
-            <a:graphic>
-              <a:graphicData uri="http://schemas.openxmlformats.org/drawingml/2006/picture">
-                <pic:pic>
-                  <pic:nvPicPr>
-                    <pic:cNvPr id="0" name="8280a75867083bf3.png"/>
-                    <pic:cNvPicPr/>
-                  </pic:nvPicPr>
-                  <pic:blipFill>
-                    <a:blip r:embed="rId58"/>
-                    <a:stretch>
-                      <a:fillRect/>
-                    </a:stretch>
-                  </pic:blipFill>
-                  <pic:spPr>
-                    <a:xfrm>
-                      <a:off x="0" y="0"/>
-                      <a:ext cx="320040" cy="149352"/>
-                    </a:xfrm>
-                    <a:prstGeom prst="rect"/>
-                  </pic:spPr>
-                </pic:pic>
-              </a:graphicData>
-            </a:graphic>
-          </wp:inline>
-        </w:drawing>
-      </w:r>
-    </w:p>
-    <w:p>
-      <w:pPr>
-        <w:spacing w:before="0" w:after="60"/>
-        <w:ind w:left="360" w:hanging="360"/>
-      </w:pPr>
-      <w:r>
-        <w:rPr>
-          <w:b/>
-          <w:i w:val="0"/>
-          <w:color w:val="1A1A1A"/>
-          <w:sz w:val="20"/>
-        </w:rPr>
-        <w:t xml:space="preserve">11.  </w:t>
-      </w:r>
-      <w:r>
-        <w:rPr>
-          <w:b/>
-          <w:i/>
-          <w:color w:val="9E1B32"/>
-          <w:sz w:val="20"/>
-        </w:rPr>
-        <w:t>A  A</w:t>
-      </w:r>
-    </w:p>
-    <w:p>
-      <w:pPr>
-        <w:spacing w:before="0" w:after="60"/>
-        <w:ind w:left="360" w:hanging="360"/>
-      </w:pPr>
-      <w:r>
-        <w:rPr>
-          <w:b/>
-          <w:i w:val="0"/>
-          <w:color w:val="1A1A1A"/>
-          <w:sz w:val="20"/>
-        </w:rPr>
-        <w:t xml:space="preserve">12.  </w:t>
-      </w:r>
-      <w:r>
-        <w:rPr>
-          <w:b/>
-          <w:i/>
-          <w:color w:val="9E1B32"/>
-          <w:sz w:val="20"/>
-        </w:rPr>
-        <w:t>A, B, C, D  A, B, C and D</w:t>
-      </w:r>
-    </w:p>
-    <w:p>
-      <w:pPr>
-        <w:keepNext/>
-        <w:spacing w:before="280" w:after="120"/>
-        <w:pBdr>
-          <w:bottom w:val="single" w:sz="8" w:space="2" w:color="1A1A1A"/>
-        </w:pBdr>
-      </w:pPr>
-      <w:r>
-        <w:rPr>
-          <w:b/>
-          <w:i w:val="0"/>
-          <w:color w:val="1A1A1A"/>
-          <w:sz w:val="30"/>
-        </w:rPr>
-        <w:t>What the audit against Math Nation found</w:t>
-      </w:r>
-    </w:p>
-    <w:p>
-      <w:pPr>
-        <w:spacing w:before="0" w:after="60"/>
-        <w:ind w:left="360" w:hanging="220"/>
-      </w:pPr>
-      <w:r>
-        <w:rPr>
-          <w:rFonts w:ascii="FreeSerif" w:hAnsi="FreeSerif" w:eastAsia="FreeSerif"/>
-          <w:b w:val="0"/>
-          <w:i w:val="0"/>
-          <w:color w:val="1A1A1A"/>
-          <w:sz w:val="16"/>
-        </w:rPr>
-        <w:t xml:space="preserve">●  </w:t>
+        <w:t xml:space="preserve">Board 9.  </w:t>
       </w:r>
       <w:r>
         <w:rPr>
@@ -9353,89 +3661,7 @@
           <w:color w:val="1A1A1A"/>
           <w:sz w:val="21"/>
         </w:rPr>
-        <w:t>All 55 items on the bank, additional bank, warm-up, examples and round were re-derived by sympy at build time with the variables declared as symbols (mathcheck: 0 findings).</w:t>
-      </w:r>
-    </w:p>
-    <w:p>
-      <w:pPr>
-        <w:spacing w:before="0" w:after="60"/>
-        <w:ind w:left="360" w:hanging="220"/>
-      </w:pPr>
-      <w:r>
-        <w:rPr>
-          <w:rFonts w:ascii="FreeSerif" w:hAnsi="FreeSerif" w:eastAsia="FreeSerif"/>
-          <w:b w:val="0"/>
-          <w:i w:val="0"/>
-          <w:color w:val="1A1A1A"/>
-          <w:sz w:val="16"/>
-        </w:rPr>
-        <w:t xml:space="preserve">●  </w:t>
-      </w:r>
-      <w:r>
-        <w:rPr>
-          <w:b w:val="0"/>
-          <w:i w:val="0"/>
-          <w:color w:val="1A1A1A"/>
-          <w:sz w:val="21"/>
-        </w:rPr>
-        <w:t>The B1G-M items quoted: x</w:t>
-      </w:r>
-      <w:r>
-        <w:rPr>
-          <w:b w:val="0"/>
-          <w:i w:val="0"/>
-          <w:color w:val="1A1A1A"/>
-          <w:sz w:val="21"/>
-          <w:vertAlign w:val="superscript"/>
-        </w:rPr>
-        <w:t>5</w:t>
-      </w:r>
-      <w:r>
-        <w:rPr>
-          <w:b w:val="0"/>
-          <w:i w:val="0"/>
-          <w:color w:val="1A1A1A"/>
-          <w:sz w:val="21"/>
-        </w:rPr>
-        <w:t>x</w:t>
-      </w:r>
-      <w:r>
-        <w:rPr>
-          <w:b w:val="0"/>
-          <w:i w:val="0"/>
-          <w:color w:val="1A1A1A"/>
-          <w:sz w:val="21"/>
-          <w:vertAlign w:val="superscript"/>
-        </w:rPr>
-        <w:t>8</w:t>
-      </w:r>
-      <w:r>
-        <w:rPr>
-          <w:b w:val="0"/>
-          <w:i w:val="0"/>
-          <w:color w:val="1A1A1A"/>
-          <w:sz w:val="21"/>
-        </w:rPr>
-        <w:t xml:space="preserve"> = x</w:t>
-      </w:r>
-      <w:r>
-        <w:rPr>
-          <w:b w:val="0"/>
-          <w:i w:val="0"/>
-          <w:color w:val="1A1A1A"/>
-          <w:sz w:val="21"/>
-          <w:vertAlign w:val="superscript"/>
-        </w:rPr>
-        <w:t>13</w:t>
-      </w:r>
-      <w:r>
-        <w:rPr>
-          <w:b w:val="0"/>
-          <w:i w:val="0"/>
-          <w:color w:val="1A1A1A"/>
-          <w:sz w:val="21"/>
-        </w:rPr>
-        <w:t xml:space="preserve"> (whiteboard 1, verified); the Rachel/Justina task (15xy</w:t>
+        <w:t>Rachel writes (15xy</w:t>
       </w:r>
       <w:r>
         <w:rPr>
@@ -9473,7 +3699,7 @@
           <w:color w:val="1A1A1A"/>
           <w:sz w:val="21"/>
         </w:rPr>
-        <w:t xml:space="preserve"> = 3,375x</w:t>
+        <w:t xml:space="preserve"> as 15 · 15 · 15 · x · x · x · y · y · y · y · y · y. Justina writes it as 3,375x</w:t>
       </w:r>
       <w:r>
         <w:rPr>
@@ -9511,7 +3737,595 @@
           <w:color w:val="1A1A1A"/>
           <w:sz w:val="21"/>
         </w:rPr>
-        <w:t xml:space="preserve"> (whiteboard 9, verified 15</w:t>
+        <w:t xml:space="preserve">. Who is correct? Explain.  →  </w:t>
+      </w:r>
+      <w:r>
+        <w:rPr>
+          <w:b/>
+          <w:i/>
+          <w:color w:val="9E1B32"/>
+          <w:sz w:val="21"/>
+        </w:rPr>
+        <w:t>Both are correct; 15</w:t>
+      </w:r>
+      <w:r>
+        <w:rPr>
+          <w:b/>
+          <w:i/>
+          <w:color w:val="9E1B32"/>
+          <w:sz w:val="21"/>
+          <w:vertAlign w:val="superscript"/>
+        </w:rPr>
+        <w:t>3</w:t>
+      </w:r>
+      <w:r>
+        <w:rPr>
+          <w:b/>
+          <w:i/>
+          <w:color w:val="9E1B32"/>
+          <w:sz w:val="21"/>
+        </w:rPr>
+        <w:t xml:space="preserve"> = 3,375, x · x · x = x</w:t>
+      </w:r>
+      <w:r>
+        <w:rPr>
+          <w:b/>
+          <w:i/>
+          <w:color w:val="9E1B32"/>
+          <w:sz w:val="21"/>
+          <w:vertAlign w:val="superscript"/>
+        </w:rPr>
+        <w:t>3</w:t>
+      </w:r>
+      <w:r>
+        <w:rPr>
+          <w:b/>
+          <w:i/>
+          <w:color w:val="9E1B32"/>
+          <w:sz w:val="21"/>
+        </w:rPr>
+        <w:t>, and six y's make y</w:t>
+      </w:r>
+      <w:r>
+        <w:rPr>
+          <w:b/>
+          <w:i/>
+          <w:color w:val="9E1B32"/>
+          <w:sz w:val="21"/>
+          <w:vertAlign w:val="superscript"/>
+        </w:rPr>
+        <w:t>6</w:t>
+      </w:r>
+      <w:r>
+        <w:rPr>
+          <w:b/>
+          <w:i/>
+          <w:color w:val="9E1B32"/>
+          <w:sz w:val="21"/>
+        </w:rPr>
+        <w:t>.</w:t>
+      </w:r>
+      <w:r>
+        <w:rPr>
+          <w:b w:val="0"/>
+          <w:i/>
+          <w:color w:val="6B6B6B"/>
+          <w:sz w:val="19"/>
+        </w:rPr>
+        <w:t xml:space="preserve">   'Justina only' — the expanded form is not recognized as equivalent [8.AR.1.1: generate equivalent expressions]; 'Rachel only' or '45x</w:t>
+      </w:r>
+      <w:r>
+        <w:rPr>
+          <w:b w:val="0"/>
+          <w:i/>
+          <w:color w:val="6B6B6B"/>
+          <w:sz w:val="19"/>
+          <w:vertAlign w:val="superscript"/>
+        </w:rPr>
+        <w:t>3</w:t>
+      </w:r>
+      <w:r>
+        <w:rPr>
+          <w:b w:val="0"/>
+          <w:i/>
+          <w:color w:val="6B6B6B"/>
+          <w:sz w:val="19"/>
+        </w:rPr>
+        <w:t>y</w:t>
+      </w:r>
+      <w:r>
+        <w:rPr>
+          <w:b w:val="0"/>
+          <w:i/>
+          <w:color w:val="6B6B6B"/>
+          <w:sz w:val="19"/>
+          <w:vertAlign w:val="superscript"/>
+        </w:rPr>
+        <w:t>6</w:t>
+      </w:r>
+      <w:r>
+        <w:rPr>
+          <w:b w:val="0"/>
+          <w:i/>
+          <w:color w:val="6B6B6B"/>
+          <w:sz w:val="19"/>
+        </w:rPr>
+        <w:t>' — the coefficient was not cubed [B1G-M 8.AR.1.1: power of a product]</w:t>
+      </w:r>
+    </w:p>
+    <w:p>
+      <w:pPr>
+        <w:spacing w:before="20" w:after="60"/>
+        <w:ind w:left="470" w:hanging="470"/>
+      </w:pPr>
+      <w:r>
+        <w:rPr>
+          <w:b/>
+          <w:i w:val="0"/>
+          <w:color w:val="1A1A1A"/>
+          <w:sz w:val="21"/>
+        </w:rPr>
+        <w:t xml:space="preserve">33.  </w:t>
+      </w:r>
+      <w:r>
+        <w:rPr>
+          <w:b/>
+          <w:i w:val="0"/>
+          <w:color w:val="1A1A1A"/>
+          <w:sz w:val="21"/>
+        </w:rPr>
+        <w:t xml:space="preserve">Independent Set — Six questions. On your own, in silence..  </w:t>
+      </w:r>
+      <w:r>
+        <w:rPr>
+          <w:b w:val="0"/>
+          <w:i w:val="0"/>
+          <w:color w:val="1A1A1A"/>
+          <w:sz w:val="21"/>
+        </w:rPr>
+        <w:t>Hand out the Independent Set.</w:t>
+      </w:r>
+    </w:p>
+    <w:p>
+      <w:pPr>
+        <w:spacing w:before="20" w:after="60"/>
+        <w:ind w:left="470" w:hanging="470"/>
+      </w:pPr>
+      <w:r>
+        <w:rPr>
+          <w:b/>
+          <w:i w:val="0"/>
+          <w:color w:val="1A1A1A"/>
+          <w:sz w:val="21"/>
+        </w:rPr>
+        <w:t xml:space="preserve">34.  </w:t>
+      </w:r>
+      <w:r>
+        <w:rPr>
+          <w:b/>
+          <w:i w:val="0"/>
+          <w:color w:val="1A1A1A"/>
+          <w:sz w:val="21"/>
+        </w:rPr>
+        <w:t xml:space="preserve">IXL — Last five minutes..  </w:t>
+      </w:r>
+      <w:r>
+        <w:rPr>
+          <w:b w:val="0"/>
+          <w:i w:val="0"/>
+          <w:color w:val="1A1A1A"/>
+          <w:sz w:val="21"/>
+        </w:rPr>
+        <w:t>IXL: every listed skill is required, SmartScore 67, due at the start of the next class.</w:t>
+      </w:r>
+    </w:p>
+    <w:p>
+      <w:pPr>
+        <w:keepNext/>
+        <w:spacing w:before="280" w:after="120"/>
+        <w:pBdr>
+          <w:bottom w:val="single" w:sz="8" w:space="2" w:color="1A1A1A"/>
+        </w:pBdr>
+      </w:pPr>
+      <w:r>
+        <w:rPr>
+          <w:b/>
+          <w:i w:val="0"/>
+          <w:color w:val="1A1A1A"/>
+          <w:sz w:val="30"/>
+        </w:rPr>
+        <w:t>Misconceptions to Watch</w:t>
+      </w:r>
+    </w:p>
+    <w:p>
+      <w:pPr>
+        <w:spacing w:before="0" w:after="40"/>
+        <w:ind w:left="360" w:hanging="360"/>
+      </w:pPr>
+      <w:r>
+        <w:rPr>
+          <w:b/>
+          <w:i w:val="0"/>
+          <w:color w:val="1A1A1A"/>
+          <w:sz w:val="20"/>
+        </w:rPr>
+        <w:t xml:space="preserve">Board 1.  </w:t>
+      </w:r>
+      <w:r>
+        <w:rPr>
+          <w:b w:val="0"/>
+          <w:i w:val="0"/>
+          <w:color w:val="1A1A1A"/>
+          <w:sz w:val="20"/>
+        </w:rPr>
+        <w:t>x</w:t>
+      </w:r>
+      <w:r>
+        <w:rPr>
+          <w:b w:val="0"/>
+          <w:i w:val="0"/>
+          <w:color w:val="1A1A1A"/>
+          <w:sz w:val="20"/>
+          <w:vertAlign w:val="superscript"/>
+        </w:rPr>
+        <w:t>40</w:t>
+      </w:r>
+      <w:r>
+        <w:rPr>
+          <w:b w:val="0"/>
+          <w:i w:val="0"/>
+          <w:color w:val="1A1A1A"/>
+          <w:sz w:val="20"/>
+        </w:rPr>
+        <w:t xml:space="preserve"> — multiplied the exponents [B1G-M 8.AR.1.1 misconception: misapplied laws]</w:t>
+      </w:r>
+    </w:p>
+    <w:p>
+      <w:pPr>
+        <w:spacing w:before="0" w:after="40"/>
+        <w:ind w:left="360" w:hanging="360"/>
+      </w:pPr>
+      <w:r>
+        <w:rPr>
+          <w:b/>
+          <w:i w:val="0"/>
+          <w:color w:val="1A1A1A"/>
+          <w:sz w:val="20"/>
+        </w:rPr>
+        <w:t xml:space="preserve">Board 2.  </w:t>
+      </w:r>
+      <w:r>
+        <w:rPr>
+          <w:b w:val="0"/>
+          <w:i w:val="0"/>
+          <w:color w:val="1A1A1A"/>
+          <w:sz w:val="20"/>
+        </w:rPr>
+        <w:t>y</w:t>
+      </w:r>
+      <w:r>
+        <w:rPr>
+          <w:b w:val="0"/>
+          <w:i w:val="0"/>
+          <w:color w:val="1A1A1A"/>
+          <w:sz w:val="20"/>
+          <w:vertAlign w:val="superscript"/>
+        </w:rPr>
+        <w:t>7</w:t>
+      </w:r>
+      <w:r>
+        <w:rPr>
+          <w:b w:val="0"/>
+          <w:i w:val="0"/>
+          <w:color w:val="1A1A1A"/>
+          <w:sz w:val="20"/>
+        </w:rPr>
+        <w:t xml:space="preserve"> — added the exponents [8.AR.1.1: power of a power confused with a product]</w:t>
+      </w:r>
+    </w:p>
+    <w:p>
+      <w:pPr>
+        <w:spacing w:before="0" w:after="40"/>
+        <w:ind w:left="360" w:hanging="360"/>
+      </w:pPr>
+      <w:r>
+        <w:rPr>
+          <w:b/>
+          <w:i w:val="0"/>
+          <w:color w:val="1A1A1A"/>
+          <w:sz w:val="20"/>
+        </w:rPr>
+        <w:t xml:space="preserve">Board 3.  </w:t>
+      </w:r>
+      <w:r>
+        <w:rPr>
+          <w:b w:val="0"/>
+          <w:i w:val="0"/>
+          <w:color w:val="1A1A1A"/>
+          <w:sz w:val="20"/>
+        </w:rPr>
+        <w:t>2x</w:t>
+      </w:r>
+      <w:r>
+        <w:rPr>
+          <w:b w:val="0"/>
+          <w:i w:val="0"/>
+          <w:color w:val="1A1A1A"/>
+          <w:sz w:val="20"/>
+          <w:vertAlign w:val="superscript"/>
+        </w:rPr>
+        <w:t>9</w:t>
+      </w:r>
+      <w:r>
+        <w:rPr>
+          <w:b w:val="0"/>
+          <w:i w:val="0"/>
+          <w:color w:val="1A1A1A"/>
+          <w:sz w:val="20"/>
+        </w:rPr>
+        <w:t xml:space="preserve"> — the coefficient was not raised [B1G-M 8.AR.1.1: power of a product]</w:t>
+      </w:r>
+    </w:p>
+    <w:p>
+      <w:pPr>
+        <w:spacing w:before="0" w:after="40"/>
+        <w:ind w:left="360" w:hanging="360"/>
+      </w:pPr>
+      <w:r>
+        <w:rPr>
+          <w:b/>
+          <w:i w:val="0"/>
+          <w:color w:val="1A1A1A"/>
+          <w:sz w:val="20"/>
+        </w:rPr>
+        <w:t xml:space="preserve">Board 4.  </w:t>
+      </w:r>
+      <w:r>
+        <w:rPr>
+          <w:b w:val="0"/>
+          <w:i w:val="0"/>
+          <w:color w:val="1A1A1A"/>
+          <w:sz w:val="20"/>
+        </w:rPr>
+        <w:t>7a</w:t>
+      </w:r>
+      <w:r>
+        <w:rPr>
+          <w:b w:val="0"/>
+          <w:i w:val="0"/>
+          <w:color w:val="1A1A1A"/>
+          <w:sz w:val="20"/>
+          <w:vertAlign w:val="superscript"/>
+        </w:rPr>
+        <w:t>3</w:t>
+      </w:r>
+      <w:r>
+        <w:rPr>
+          <w:b w:val="0"/>
+          <w:i w:val="0"/>
+          <w:color w:val="1A1A1A"/>
+          <w:sz w:val="20"/>
+        </w:rPr>
+        <w:t>b</w:t>
+      </w:r>
+      <w:r>
+        <w:rPr>
+          <w:b w:val="0"/>
+          <w:i w:val="0"/>
+          <w:color w:val="1A1A1A"/>
+          <w:sz w:val="20"/>
+          <w:vertAlign w:val="superscript"/>
+        </w:rPr>
+        <w:t>6</w:t>
+      </w:r>
+      <w:r>
+        <w:rPr>
+          <w:b w:val="0"/>
+          <w:i w:val="0"/>
+          <w:color w:val="1A1A1A"/>
+          <w:sz w:val="20"/>
+        </w:rPr>
+        <w:t xml:space="preserve"> — coefficients added instead of multiplied [8.AR.1.1: coefficients are factors]</w:t>
+      </w:r>
+    </w:p>
+    <w:p>
+      <w:pPr>
+        <w:spacing w:before="0" w:after="40"/>
+        <w:ind w:left="360" w:hanging="360"/>
+      </w:pPr>
+      <w:r>
+        <w:rPr>
+          <w:b/>
+          <w:i w:val="0"/>
+          <w:color w:val="1A1A1A"/>
+          <w:sz w:val="20"/>
+        </w:rPr>
+        <w:t xml:space="preserve">Board 5.  </w:t>
+      </w:r>
+      <w:r>
+        <w:rPr>
+          <w:b w:val="0"/>
+          <w:i w:val="0"/>
+          <w:color w:val="1A1A1A"/>
+          <w:sz w:val="20"/>
+        </w:rPr>
+        <w:t>5 · 2 instead of 5</w:t>
+      </w:r>
+      <w:r>
+        <w:rPr>
+          <w:b w:val="0"/>
+          <w:i w:val="0"/>
+          <w:color w:val="1A1A1A"/>
+          <w:sz w:val="20"/>
+          <w:vertAlign w:val="superscript"/>
+        </w:rPr>
+        <w:t>2</w:t>
+      </w:r>
+      <w:r>
+        <w:rPr>
+          <w:b w:val="0"/>
+          <w:i w:val="0"/>
+          <w:color w:val="1A1A1A"/>
+          <w:sz w:val="20"/>
+        </w:rPr>
+        <w:t xml:space="preserve"> — the exponent was multiplied into the coefficient [B1G-M 8.AR.1.1 misconception: multiplying the exponent into the base]</w:t>
+      </w:r>
+    </w:p>
+    <w:p>
+      <w:pPr>
+        <w:spacing w:before="0" w:after="40"/>
+        <w:ind w:left="360" w:hanging="360"/>
+      </w:pPr>
+      <w:r>
+        <w:rPr>
+          <w:b/>
+          <w:i w:val="0"/>
+          <w:color w:val="1A1A1A"/>
+          <w:sz w:val="20"/>
+        </w:rPr>
+        <w:t xml:space="preserve">Board 6.  </w:t>
+      </w:r>
+      <w:r>
+        <w:rPr>
+          <w:b w:val="0"/>
+          <w:i w:val="0"/>
+          <w:color w:val="1A1A1A"/>
+          <w:sz w:val="20"/>
+        </w:rPr>
+        <w:t>8 ÷ 2 — the exponents were divided instead of subtracted [B1G-M 8.AR.1.1: misapplied quotient law]</w:t>
+      </w:r>
+    </w:p>
+    <w:p>
+      <w:pPr>
+        <w:spacing w:before="0" w:after="40"/>
+        <w:ind w:left="360" w:hanging="360"/>
+      </w:pPr>
+      <w:r>
+        <w:rPr>
+          <w:b/>
+          <w:i w:val="0"/>
+          <w:color w:val="1A1A1A"/>
+          <w:sz w:val="20"/>
+        </w:rPr>
+        <w:t xml:space="preserve">Board 7.  </w:t>
+      </w:r>
+      <w:r>
+        <w:rPr>
+          <w:b w:val="0"/>
+          <w:i w:val="0"/>
+          <w:color w:val="1A1A1A"/>
+          <w:sz w:val="20"/>
+        </w:rPr>
+        <w:t>m</w:t>
+      </w:r>
+      <w:r>
+        <w:rPr>
+          <w:b w:val="0"/>
+          <w:i w:val="0"/>
+          <w:color w:val="1A1A1A"/>
+          <w:sz w:val="20"/>
+          <w:vertAlign w:val="superscript"/>
+        </w:rPr>
+        <w:t>4</w:t>
+      </w:r>
+      <w:r>
+        <w:rPr>
+          <w:b w:val="0"/>
+          <w:i w:val="0"/>
+          <w:color w:val="1A1A1A"/>
+          <w:sz w:val="20"/>
+        </w:rPr>
+        <w:t>n — n</w:t>
+      </w:r>
+      <w:r>
+        <w:rPr>
+          <w:b w:val="0"/>
+          <w:i w:val="0"/>
+          <w:color w:val="1A1A1A"/>
+          <w:sz w:val="20"/>
+          <w:vertAlign w:val="superscript"/>
+        </w:rPr>
+        <w:t>0</w:t>
+      </w:r>
+      <w:r>
+        <w:rPr>
+          <w:b w:val="0"/>
+          <w:i w:val="0"/>
+          <w:color w:val="1A1A1A"/>
+          <w:sz w:val="20"/>
+        </w:rPr>
+        <w:t xml:space="preserve"> read as n [8.AR.1.1: zero exponent]</w:t>
+      </w:r>
+    </w:p>
+    <w:p>
+      <w:pPr>
+        <w:spacing w:before="0" w:after="40"/>
+        <w:ind w:left="360" w:hanging="360"/>
+      </w:pPr>
+      <w:r>
+        <w:rPr>
+          <w:b/>
+          <w:i w:val="0"/>
+          <w:color w:val="1A1A1A"/>
+          <w:sz w:val="20"/>
+        </w:rPr>
+        <w:t xml:space="preserve">Board 8.  </w:t>
+      </w:r>
+      <w:r>
+        <w:rPr>
+          <w:b w:val="0"/>
+          <w:i w:val="0"/>
+          <w:color w:val="1A1A1A"/>
+          <w:sz w:val="20"/>
+        </w:rPr>
+        <w:t>14 — added 3 to 11</w:t>
+      </w:r>
+    </w:p>
+    <w:p>
+      <w:pPr>
+        <w:spacing w:before="0" w:after="40"/>
+        <w:ind w:left="360" w:hanging="360"/>
+      </w:pPr>
+      <w:r>
+        <w:rPr>
+          <w:b/>
+          <w:i w:val="0"/>
+          <w:color w:val="1A1A1A"/>
+          <w:sz w:val="20"/>
+        </w:rPr>
+        <w:t xml:space="preserve">Board 9.  </w:t>
+      </w:r>
+      <w:r>
+        <w:rPr>
+          <w:b w:val="0"/>
+          <w:i w:val="0"/>
+          <w:color w:val="1A1A1A"/>
+          <w:sz w:val="20"/>
+        </w:rPr>
+        <w:t>'Justina only' — the expanded form is not recognized as equivalent [8.AR.1.1: generate equivalent expressions]</w:t>
+      </w:r>
+    </w:p>
+    <w:p>
+      <w:pPr>
+        <w:spacing w:before="0" w:after="40"/>
+      </w:pPr>
+      <w:r>
+        <w:rPr>
+          <w:b/>
+          <w:i w:val="0"/>
+          <w:color w:val="1A1A1A"/>
+          <w:sz w:val="21"/>
+        </w:rPr>
+        <w:t xml:space="preserve">Materials  </w:t>
+      </w:r>
+      <w:r>
+        <w:rPr>
+          <w:b w:val="0"/>
+          <w:i w:val="0"/>
+          <w:color w:val="1A1A1A"/>
+          <w:sz w:val="21"/>
+        </w:rPr>
+        <w:t>Whiteboards and markers. Calculators are allowed on everything; there is little for them to do today beyond 15</w:t>
       </w:r>
       <w:r>
         <w:rPr>
@@ -9530,242 +4344,7 @@
           <w:color w:val="1A1A1A"/>
           <w:sz w:val="21"/>
         </w:rPr>
-        <w:t xml:space="preserve"> = 3,375).</w:t>
-      </w:r>
-    </w:p>
-    <w:p>
-      <w:pPr>
-        <w:spacing w:before="0" w:after="60"/>
-        <w:ind w:left="360" w:hanging="220"/>
-      </w:pPr>
-      <w:r>
-        <w:rPr>
-          <w:rFonts w:ascii="FreeSerif" w:hAnsi="FreeSerif" w:eastAsia="FreeSerif"/>
-          <w:b w:val="0"/>
-          <w:i w:val="0"/>
-          <w:color w:val="1A1A1A"/>
-          <w:sz w:val="16"/>
-        </w:rPr>
-        <w:t xml:space="preserve">●  </w:t>
-      </w:r>
-      <w:r>
-        <w:rPr>
-          <w:b w:val="0"/>
-          <w:i w:val="0"/>
-          <w:color w:val="1A1A1A"/>
-          <w:sz w:val="21"/>
-        </w:rPr>
-        <w:t>The B1G-M example (3x</w:t>
-      </w:r>
-      <w:r>
-        <w:rPr>
-          <w:b w:val="0"/>
-          <w:i w:val="0"/>
-          <w:color w:val="1A1A1A"/>
-          <w:sz w:val="21"/>
-          <w:vertAlign w:val="superscript"/>
-        </w:rPr>
-        <w:t>3</w:t>
-      </w:r>
-      <w:r>
-        <w:rPr>
-          <w:b w:val="0"/>
-          <w:i w:val="0"/>
-          <w:color w:val="1A1A1A"/>
-          <w:sz w:val="21"/>
-        </w:rPr>
-        <w:t>y</w:t>
-      </w:r>
-      <w:r>
-        <w:rPr>
-          <w:b w:val="0"/>
-          <w:i w:val="0"/>
-          <w:color w:val="1A1A1A"/>
-          <w:sz w:val="21"/>
-          <w:vertAlign w:val="superscript"/>
-        </w:rPr>
-        <w:t>-2</w:t>
-      </w:r>
-      <w:r>
-        <w:rPr>
-          <w:b w:val="0"/>
-          <w:i w:val="0"/>
-          <w:color w:val="1A1A1A"/>
-          <w:sz w:val="21"/>
-        </w:rPr>
-        <w:t>)</w:t>
-      </w:r>
-      <w:r>
-        <w:rPr>
-          <w:b w:val="0"/>
-          <w:i w:val="0"/>
-          <w:color w:val="1A1A1A"/>
-          <w:sz w:val="21"/>
-          <w:vertAlign w:val="superscript"/>
-        </w:rPr>
-        <w:t>3</w:t>
-      </w:r>
-      <w:r>
-        <w:rPr>
-          <w:b w:val="0"/>
-          <w:i w:val="0"/>
-          <w:color w:val="1A1A1A"/>
-          <w:sz w:val="21"/>
-        </w:rPr>
-        <w:t xml:space="preserve"> = 27x</w:t>
-      </w:r>
-      <w:r>
-        <w:rPr>
-          <w:b w:val="0"/>
-          <w:i w:val="0"/>
-          <w:color w:val="1A1A1A"/>
-          <w:sz w:val="21"/>
-          <w:vertAlign w:val="superscript"/>
-        </w:rPr>
-        <w:t>9</w:t>
-      </w:r>
-      <w:r>
-        <w:rPr>
-          <w:b w:val="0"/>
-          <w:i w:val="0"/>
-          <w:color w:val="1A1A1A"/>
-          <w:sz w:val="21"/>
-        </w:rPr>
-        <w:t>y</w:t>
-      </w:r>
-      <w:r>
-        <w:rPr>
-          <w:b w:val="0"/>
-          <w:i w:val="0"/>
-          <w:color w:val="1A1A1A"/>
-          <w:sz w:val="21"/>
-          <w:vertAlign w:val="superscript"/>
-        </w:rPr>
-        <w:t>-6</w:t>
-      </w:r>
-      <w:r>
-        <w:rPr>
-          <w:b w:val="0"/>
-          <w:i w:val="0"/>
-          <w:color w:val="1A1A1A"/>
-          <w:sz w:val="21"/>
-        </w:rPr>
-        <w:t xml:space="preserve"> contains a negative exponent and is held for day 2.</w:t>
-      </w:r>
-    </w:p>
-    <w:p>
-      <w:pPr>
-        <w:spacing w:before="0" w:after="60"/>
-        <w:ind w:left="360" w:hanging="220"/>
-      </w:pPr>
-      <w:r>
-        <w:rPr>
-          <w:rFonts w:ascii="FreeSerif" w:hAnsi="FreeSerif" w:eastAsia="FreeSerif"/>
-          <w:b w:val="0"/>
-          <w:i w:val="0"/>
-          <w:color w:val="1A1A1A"/>
-          <w:sz w:val="16"/>
-        </w:rPr>
-        <w:t xml:space="preserve">●  </w:t>
-      </w:r>
-      <w:r>
-        <w:rPr>
-          <w:b w:val="0"/>
-          <w:i w:val="0"/>
-          <w:color w:val="1A1A1A"/>
-          <w:sz w:val="21"/>
-        </w:rPr>
-        <w:t>No Math Nation Unit 14 pages were available for audit; nothing here is copied from them.</w:t>
-      </w:r>
-    </w:p>
-    <w:p>
-      <w:pPr>
-        <w:keepNext/>
-        <w:spacing w:before="200" w:after="60"/>
-      </w:pPr>
-      <w:r>
-        <w:rPr>
-          <w:b/>
-          <w:i w:val="0"/>
-          <w:color w:val="1A1A1A"/>
-          <w:sz w:val="23"/>
-        </w:rPr>
-        <w:t>What changed from the book</w:t>
-      </w:r>
-    </w:p>
-    <w:p>
-      <w:pPr>
-        <w:spacing w:before="0" w:after="60"/>
-        <w:ind w:left="360" w:hanging="220"/>
-      </w:pPr>
-      <w:r>
-        <w:rPr>
-          <w:rFonts w:ascii="FreeSerif" w:hAnsi="FreeSerif" w:eastAsia="FreeSerif"/>
-          <w:b w:val="0"/>
-          <w:i w:val="0"/>
-          <w:color w:val="1A1A1A"/>
-          <w:sz w:val="16"/>
-        </w:rPr>
-        <w:t xml:space="preserve">●  </w:t>
-      </w:r>
-      <w:r>
-        <w:rPr>
-          <w:b w:val="0"/>
-          <w:i w:val="0"/>
-          <w:color w:val="1A1A1A"/>
-          <w:sz w:val="21"/>
-        </w:rPr>
-        <w:t>Math Nation 14.1 and 14.2 (two book lessons) → one period under ruling 14, since the numerical laws were completed yesterday and each law needs only its variable-base restatement.</w:t>
-      </w:r>
-    </w:p>
-    <w:p>
-      <w:pPr>
-        <w:spacing w:before="0" w:after="60"/>
-        <w:ind w:left="360" w:hanging="220"/>
-      </w:pPr>
-      <w:r>
-        <w:rPr>
-          <w:rFonts w:ascii="FreeSerif" w:hAnsi="FreeSerif" w:eastAsia="FreeSerif"/>
-          <w:b w:val="0"/>
-          <w:i w:val="0"/>
-          <w:color w:val="1A1A1A"/>
-          <w:sz w:val="16"/>
-        </w:rPr>
-        <w:t xml:space="preserve">●  </w:t>
-      </w:r>
-      <w:r>
-        <w:rPr>
-          <w:b w:val="0"/>
-          <w:i w:val="0"/>
-          <w:color w:val="1A1A1A"/>
-          <w:sz w:val="21"/>
-        </w:rPr>
-        <w:t>Book-style partner explorations → Notes I–III from the front, with expansion shown once per law.</w:t>
-      </w:r>
-    </w:p>
-    <w:p>
-      <w:pPr>
-        <w:spacing w:before="0" w:after="60"/>
-        <w:ind w:left="360" w:hanging="220"/>
-      </w:pPr>
-      <w:r>
-        <w:rPr>
-          <w:rFonts w:ascii="FreeSerif" w:hAnsi="FreeSerif" w:eastAsia="FreeSerif"/>
-          <w:b w:val="0"/>
-          <w:i w:val="0"/>
-          <w:color w:val="1A1A1A"/>
-          <w:sz w:val="16"/>
-        </w:rPr>
-        <w:t xml:space="preserve">●  </w:t>
-      </w:r>
-      <w:r>
-        <w:rPr>
-          <w:b w:val="0"/>
-          <w:i w:val="0"/>
-          <w:color w:val="1A1A1A"/>
-          <w:sz w:val="21"/>
-        </w:rPr>
-        <w:t>Cool-downs → whiteboard round; the state guide's Rachel/Justina task → whiteboard 9, written.</w:t>
+        <w:t>.</w:t>
       </w:r>
     </w:p>
     <w:sectPr>

--- a/a7/packages/A7 Unit 3 - Exponents and Scientific Notation/Teacher Editions/A7 3.T1  Teacher Edition.docx
+++ b/a7/packages/A7 Unit 3 - Exponents and Scientific Notation/Teacher Editions/A7 3.T1  Teacher Edition.docx
@@ -2364,7 +2364,7 @@
           <w:color w:val="1A1A1A"/>
           <w:sz w:val="21"/>
         </w:rPr>
-        <w:t>/4) and the exponent-adder (2p</w:t>
+        <w:t>/4) and the exponent-adder — 2p</w:t>
       </w:r>
       <w:r>
         <w:rPr>
@@ -2374,7 +2374,7 @@
           <w:sz w:val="21"/>
           <w:vertAlign w:val="superscript"/>
         </w:rPr>
-        <w:t>9</w:t>
+        <w:t>2</w:t>
       </w:r>
       <w:r>
         <w:rPr>
@@ -2383,7 +2383,26 @@
           <w:color w:val="1A1A1A"/>
           <w:sz w:val="21"/>
         </w:rPr>
-        <w:t>).</w:t>
+        <w:t xml:space="preserve"> if the 3 and 4 are added in the power step, 2p</w:t>
+      </w:r>
+      <w:r>
+        <w:rPr>
+          <w:b w:val="0"/>
+          <w:i w:val="0"/>
+          <w:color w:val="1A1A1A"/>
+          <w:sz w:val="21"/>
+          <w:vertAlign w:val="superscript"/>
+        </w:rPr>
+        <w:t>17</w:t>
+      </w:r>
+      <w:r>
+        <w:rPr>
+          <w:b w:val="0"/>
+          <w:i w:val="0"/>
+          <w:color w:val="1A1A1A"/>
+          <w:sz w:val="21"/>
+        </w:rPr>
+        <w:t xml:space="preserve"> if the 12 and 5 are added in the quotient step.</w:t>
       </w:r>
     </w:p>
     <w:p>
@@ -3472,7 +3491,7 @@
           <w:color w:val="6B6B6B"/>
           <w:sz w:val="19"/>
         </w:rPr>
-        <w:t xml:space="preserve"> read as 0 [B1G-M 8.NSO.1.3 misconception: a</w:t>
+        <w:t xml:space="preserve"> read as 0 [8.AR.1.1: zero exponent, n</w:t>
       </w:r>
       <w:r>
         <w:rPr>
@@ -3491,7 +3510,7 @@
           <w:color w:val="6B6B6B"/>
           <w:sz w:val="19"/>
         </w:rPr>
-        <w:t xml:space="preserve"> = 0]</w:t>
+        <w:t xml:space="preserve"> = 1]</w:t>
       </w:r>
     </w:p>
     <w:p>
@@ -3812,7 +3831,7 @@
           <w:color w:val="6B6B6B"/>
           <w:sz w:val="19"/>
         </w:rPr>
-        <w:t xml:space="preserve">   'Justina only' — the expanded form is not recognized as equivalent [8.AR.1.1: generate equivalent expressions]; 'Rachel only' or '45x</w:t>
+        <w:t xml:space="preserve">   'Justina only' — the expanded form is not recognized as equivalent [8.AR.1.1: generate equivalent expressions]; 'Rachel only' or '15x</w:t>
       </w:r>
       <w:r>
         <w:rPr>
@@ -3850,7 +3869,45 @@
           <w:color w:val="6B6B6B"/>
           <w:sz w:val="19"/>
         </w:rPr>
-        <w:t>' — the coefficient was not cubed [B1G-M 8.AR.1.1: power of a product]</w:t>
+        <w:t>' — the coefficient was not cubed [B1G-M 8.AR.1.1: power of a product]; '45x</w:t>
+      </w:r>
+      <w:r>
+        <w:rPr>
+          <w:b w:val="0"/>
+          <w:i/>
+          <w:color w:val="6B6B6B"/>
+          <w:sz w:val="19"/>
+          <w:vertAlign w:val="superscript"/>
+        </w:rPr>
+        <w:t>3</w:t>
+      </w:r>
+      <w:r>
+        <w:rPr>
+          <w:b w:val="0"/>
+          <w:i/>
+          <w:color w:val="6B6B6B"/>
+          <w:sz w:val="19"/>
+        </w:rPr>
+        <w:t>y</w:t>
+      </w:r>
+      <w:r>
+        <w:rPr>
+          <w:b w:val="0"/>
+          <w:i/>
+          <w:color w:val="6B6B6B"/>
+          <w:sz w:val="19"/>
+          <w:vertAlign w:val="superscript"/>
+        </w:rPr>
+        <w:t>6</w:t>
+      </w:r>
+      <w:r>
+        <w:rPr>
+          <w:b w:val="0"/>
+          <w:i/>
+          <w:color w:val="6B6B6B"/>
+          <w:sz w:val="19"/>
+        </w:rPr>
+        <w:t>' — the coefficient multiplied by 3 instead of cubed</w:t>
       </w:r>
     </w:p>
     <w:p>

--- a/a7/packages/A7 Unit 3 - Exponents and Scientific Notation/Teacher Editions/A7 3.T1  Teacher Edition.docx
+++ b/a7/packages/A7 Unit 3 - Exponents and Scientific Notation/Teacher Editions/A7 3.T1  Teacher Edition.docx
@@ -3973,7 +3973,7 @@
           <w:color w:val="1A1A1A"/>
           <w:sz w:val="21"/>
         </w:rPr>
-        <w:t>IXL: every listed skill is required, SmartScore 67, due at the start of the next class.</w:t>
+        <w:t>IXL: every listed skill is required, SmartScore 67.</w:t>
       </w:r>
     </w:p>
     <w:p>

--- a/a7/packages/A7 Unit 3 - Exponents and Scientific Notation/Teacher Editions/A7 3.T1  Teacher Edition.docx
+++ b/a7/packages/A7 Unit 3 - Exponents and Scientific Notation/Teacher Editions/A7 3.T1  Teacher Edition.docx
@@ -348,6 +348,7 @@
           </w:tcPr>
           <w:p>
             <w:pPr>
+              <w:keepNext/>
               <w:spacing w:after="0"/>
               <w:jc w:val="center"/>
             </w:pPr>
@@ -381,6 +382,7 @@
           </w:tcPr>
           <w:p>
             <w:pPr>
+              <w:keepNext/>
               <w:spacing w:after="0"/>
               <w:jc w:val="center"/>
             </w:pPr>
@@ -414,6 +416,7 @@
           </w:tcPr>
           <w:p>
             <w:pPr>
+              <w:keepNext/>
               <w:spacing w:after="0"/>
               <w:jc w:val="center"/>
             </w:pPr>
@@ -1673,7 +1676,7 @@
           <w:color w:val="1A1A1A"/>
           <w:sz w:val="21"/>
         </w:rPr>
-        <w:t xml:space="preserve">Warm-Up — On your own. Four minutes. No notes..  </w:t>
+        <w:t xml:space="preserve">Warm-Up — On your own. Four minutes. No notes.  </w:t>
       </w:r>
       <w:r>
         <w:rPr>
@@ -1744,7 +1747,7 @@
           <w:color w:val="1A1A1A"/>
           <w:sz w:val="21"/>
         </w:rPr>
-        <w:t xml:space="preserve">Warm-Up — Answers..  </w:t>
+        <w:t xml:space="preserve">Warm-Up — Answers.  </w:t>
       </w:r>
       <w:r>
         <w:rPr>
@@ -1830,7 +1833,7 @@
           <w:color w:val="1A1A1A"/>
           <w:sz w:val="21"/>
         </w:rPr>
-        <w:t xml:space="preserve">Notes — Copy both lines..  </w:t>
+        <w:t xml:space="preserve">Notes — Copy both lines.  </w:t>
       </w:r>
       <w:r>
         <w:rPr>
@@ -1967,7 +1970,7 @@
           <w:color w:val="1A1A1A"/>
           <w:sz w:val="21"/>
         </w:rPr>
-        <w:t xml:space="preserve">Example 1 — Multiplying two monomials..  </w:t>
+        <w:t xml:space="preserve">Example 1 — Multiplying two monomials.  </w:t>
       </w:r>
       <w:r>
         <w:rPr>
@@ -2000,7 +2003,7 @@
           <w:color w:val="1A1A1A"/>
           <w:sz w:val="21"/>
         </w:rPr>
-        <w:t xml:space="preserve">Example 1 — Worked..  </w:t>
+        <w:t xml:space="preserve">Example 1 — Worked.  </w:t>
       </w:r>
       <w:r>
         <w:rPr>
@@ -2033,7 +2036,7 @@
           <w:color w:val="1A1A1A"/>
           <w:sz w:val="21"/>
         </w:rPr>
-        <w:t xml:space="preserve">Your Turn — Same steps, your numbers. Boards up when done..  </w:t>
+        <w:t xml:space="preserve">Your Turn — Same steps, your numbers. Boards up when done.  </w:t>
       </w:r>
       <w:r>
         <w:rPr>
@@ -2104,7 +2107,7 @@
           <w:color w:val="1A1A1A"/>
           <w:sz w:val="21"/>
         </w:rPr>
-        <w:t xml:space="preserve">Your Turn — Answer..  </w:t>
+        <w:t xml:space="preserve">Your Turn — Answer.  </w:t>
       </w:r>
       <w:r>
         <w:rPr>
@@ -2137,7 +2140,7 @@
           <w:color w:val="1A1A1A"/>
           <w:sz w:val="21"/>
         </w:rPr>
-        <w:t xml:space="preserve">Example 2 — A power of a product, then a quotient..  </w:t>
+        <w:t xml:space="preserve">Example 2 — A power of a product, then a quotient.  </w:t>
       </w:r>
       <w:r>
         <w:rPr>
@@ -2170,7 +2173,7 @@
           <w:color w:val="1A1A1A"/>
           <w:sz w:val="21"/>
         </w:rPr>
-        <w:t xml:space="preserve">Example 2 — Worked..  </w:t>
+        <w:t xml:space="preserve">Example 2 — Worked.  </w:t>
       </w:r>
       <w:r>
         <w:rPr>
@@ -2298,7 +2301,7 @@
           <w:color w:val="1A1A1A"/>
           <w:sz w:val="21"/>
         </w:rPr>
-        <w:t xml:space="preserve">Your Turn — Same steps, your numbers. Boards up when done..  </w:t>
+        <w:t xml:space="preserve">Your Turn — Same steps, your numbers. Boards up when done.  </w:t>
       </w:r>
       <w:r>
         <w:rPr>
@@ -2426,7 +2429,7 @@
           <w:color w:val="1A1A1A"/>
           <w:sz w:val="21"/>
         </w:rPr>
-        <w:t xml:space="preserve">Your Turn — Answer..  </w:t>
+        <w:t xml:space="preserve">Your Turn — Answer.  </w:t>
       </w:r>
       <w:r>
         <w:rPr>
@@ -3931,7 +3934,7 @@
           <w:color w:val="1A1A1A"/>
           <w:sz w:val="21"/>
         </w:rPr>
-        <w:t xml:space="preserve">Independent Set — Six questions. On your own, in silence..  </w:t>
+        <w:t xml:space="preserve">Independent Set — Six questions. On your own, in silence.  </w:t>
       </w:r>
       <w:r>
         <w:rPr>
@@ -3964,7 +3967,7 @@
           <w:color w:val="1A1A1A"/>
           <w:sz w:val="21"/>
         </w:rPr>
-        <w:t xml:space="preserve">IXL — Last five minutes..  </w:t>
+        <w:t xml:space="preserve">IXL — Last five minutes.  </w:t>
       </w:r>
       <w:r>
         <w:rPr>

--- a/a7/packages/A7 Unit 3 - Exponents and Scientific Notation/Teacher Editions/A7 3.T1  Teacher Edition.docx
+++ b/a7/packages/A7 Unit 3 - Exponents and Scientific Notation/Teacher Editions/A7 3.T1  Teacher Edition.docx
@@ -3280,7 +3280,7 @@
           <w:color w:val="9E1B32"/>
           <w:sz w:val="21"/>
         </w:rPr>
-        <w:t>A — 4x</w:t>
+        <w:t>B — 4x</w:t>
       </w:r>
       <w:r>
         <w:rPr>
@@ -3299,7 +3299,7 @@
           <w:color w:val="6B6B6B"/>
           <w:sz w:val="19"/>
         </w:rPr>
-        <w:t xml:space="preserve">   (B) 8 ÷ 2 — the exponents were divided instead of subtracted [B1G-M 8.AR.1.1: misapplied quotient law]; (C) 12 − 3 — the coefficients were subtracted instead of divided [8.AR.1.1: coefficients are factors]; (D) 8 + 2 — added the exponents [quotient law confused with product law]</w:t>
+        <w:t xml:space="preserve">   (A) 8 + 2 — added the exponents [quotient law confused with product law]; (C) 12 − 3 — the coefficients were subtracted instead of divided [8.AR.1.1: coefficients are factors]; (D) 8 ÷ 2 — the exponents were divided instead of subtracted [B1G-M 8.AR.1.1: misapplied quotient law]</w:t>
       </w:r>
       <w:r>
         <w:rPr>
@@ -4252,7 +4252,7 @@
           <w:color w:val="1A1A1A"/>
           <w:sz w:val="20"/>
         </w:rPr>
-        <w:t>8 ÷ 2 — the exponents were divided instead of subtracted [B1G-M 8.AR.1.1: misapplied quotient law]</w:t>
+        <w:t>8 + 2 — added the exponents [quotient law confused with product law]</w:t>
       </w:r>
     </w:p>
     <w:p>

--- a/a7/packages/A7 Unit 3 - Exponents and Scientific Notation/Teacher Editions/A7 3.T1  Teacher Edition.docx
+++ b/a7/packages/A7 Unit 3 - Exponents and Scientific Notation/Teacher Editions/A7 3.T1  Teacher Edition.docx
@@ -2748,7 +2748,7 @@
           <w:color w:val="1A1A1A"/>
           <w:sz w:val="21"/>
         </w:rPr>
-        <w:t>A cube has edge 2x</w:t>
+        <w:t>A cube has edges 2x</w:t>
       </w:r>
       <w:r>
         <w:rPr>
@@ -2767,7 +2767,7 @@
           <w:color w:val="1A1A1A"/>
           <w:sz w:val="21"/>
         </w:rPr>
-        <w:t xml:space="preserve"> centimeters. Its surface area is 24x</w:t>
+        <w:t xml:space="preserve"> centimeters long. Its surface area is 24x</w:t>
       </w:r>
       <w:r>
         <w:rPr>
@@ -2786,7 +2786,7 @@
           <w:color w:val="1A1A1A"/>
           <w:sz w:val="21"/>
         </w:rPr>
-        <w:t xml:space="preserve"> square centimeters. Write the cube's volume as a single monomial.  →  </w:t>
+        <w:t xml:space="preserve"> square centimeters. Write its volume as a single monomial.  →  </w:t>
       </w:r>
       <w:r>
         <w:drawing>

--- a/a7/packages/A7 Unit 3 - Exponents and Scientific Notation/Teacher Editions/A7 3.T1  Teacher Edition.docx
+++ b/a7/packages/A7 Unit 3 - Exponents and Scientific Notation/Teacher Editions/A7 3.T1  Teacher Edition.docx
@@ -2786,7 +2786,7 @@
           <w:color w:val="1A1A1A"/>
           <w:sz w:val="21"/>
         </w:rPr>
-        <w:t xml:space="preserve"> square centimeters. Write its volume as a single monomial.  →  </w:t>
+        <w:t xml:space="preserve"> square centimeters. What is the volume of the cube, in cubic centimeters?  →  </w:t>
       </w:r>
       <w:r>
         <w:drawing>
